--- a/public/template-laporan.docx
+++ b/public/template-laporan.docx
@@ -7,6 +7,9 @@
         <w:spacing w:line="48" w:lineRule="auto"/>
         <w:jc w:val="center"/>
       </w:pPr>
+      <w:r>
+        <w:tab/>
+      </w:r>
     </w:p>
     <w:p>
       <w:pPr>
@@ -97,7 +100,7 @@
       </w:tr>
       <w:tr>
         <w:trPr>
-          <w:trHeight w:val="66"/>
+          <w:trHeight w:val="3024"/>
           <w:jc w:val="center"/>
         </w:trPr>
         <w:tc>
@@ -174,6 +177,67 @@
             </w:pPr>
             <w:r>
               <w:rPr>
+                <w:noProof/>
+              </w:rPr>
+              <w:drawing>
+                <wp:anchor distT="0" distB="0" distL="114300" distR="114300" simplePos="0" relativeHeight="251672576" behindDoc="0" locked="0" layoutInCell="1" allowOverlap="1" wp14:anchorId="7F5C5B49" wp14:editId="139A4AC2">
+                  <wp:simplePos x="0" y="0"/>
+                  <wp:positionH relativeFrom="column">
+                    <wp:posOffset>-5715</wp:posOffset>
+                  </wp:positionH>
+                  <wp:positionV relativeFrom="paragraph">
+                    <wp:posOffset>234315</wp:posOffset>
+                  </wp:positionV>
+                  <wp:extent cx="6879590" cy="3218815"/>
+                  <wp:effectExtent l="0" t="0" r="0" b="635"/>
+                  <wp:wrapNone/>
+                  <wp:docPr id="2022134145" name="Picture 1"/>
+                  <wp:cNvGraphicFramePr>
+                    <a:graphicFrameLocks xmlns:a="http://schemas.openxmlformats.org/drawingml/2006/main" noChangeAspect="1"/>
+                  </wp:cNvGraphicFramePr>
+                  <a:graphic xmlns:a="http://schemas.openxmlformats.org/drawingml/2006/main">
+                    <a:graphicData uri="http://schemas.openxmlformats.org/drawingml/2006/picture">
+                      <pic:pic xmlns:pic="http://schemas.openxmlformats.org/drawingml/2006/picture">
+                        <pic:nvPicPr>
+                          <pic:cNvPr id="153770951" name="Picture 153770951"/>
+                          <pic:cNvPicPr/>
+                        </pic:nvPicPr>
+                        <pic:blipFill>
+                          <a:blip r:embed="rId7">
+                            <a:alphaModFix amt="20000"/>
+                            <a:extLst>
+                              <a:ext uri="{28A0092B-C50C-407E-A947-70E740481C1C}">
+                                <a14:useLocalDpi xmlns:a14="http://schemas.microsoft.com/office/drawing/2010/main" val="0"/>
+                              </a:ext>
+                            </a:extLst>
+                          </a:blip>
+                          <a:stretch>
+                            <a:fillRect/>
+                          </a:stretch>
+                        </pic:blipFill>
+                        <pic:spPr>
+                          <a:xfrm>
+                            <a:off x="0" y="0"/>
+                            <a:ext cx="6879590" cy="3218815"/>
+                          </a:xfrm>
+                          <a:prstGeom prst="rect">
+                            <a:avLst/>
+                          </a:prstGeom>
+                        </pic:spPr>
+                      </pic:pic>
+                    </a:graphicData>
+                  </a:graphic>
+                  <wp14:sizeRelH relativeFrom="margin">
+                    <wp14:pctWidth>0</wp14:pctWidth>
+                  </wp14:sizeRelH>
+                  <wp14:sizeRelV relativeFrom="margin">
+                    <wp14:pctHeight>0</wp14:pctHeight>
+                  </wp14:sizeRelV>
+                </wp:anchor>
+              </w:drawing>
+            </w:r>
+            <w:r>
+              <w:rPr>
                 <w:b/>
                 <w:bCs/>
                 <w:sz w:val="20"/>
@@ -244,7 +308,7 @@
       </w:tr>
       <w:tr>
         <w:trPr>
-          <w:trHeight w:val="208"/>
+          <w:trHeight w:val="3024"/>
           <w:jc w:val="center"/>
         </w:trPr>
         <w:tc>
@@ -433,7 +497,7 @@
       </w:tr>
       <w:tr>
         <w:trPr>
-          <w:trHeight w:val="242"/>
+          <w:trHeight w:val="3024"/>
           <w:jc w:val="center"/>
         </w:trPr>
         <w:tc>
@@ -605,7 +669,7 @@
       </w:tr>
       <w:tr>
         <w:trPr>
-          <w:trHeight w:val="340"/>
+          <w:trHeight w:val="3024"/>
           <w:jc w:val="center"/>
         </w:trPr>
         <w:tc>
@@ -633,6 +697,7 @@
               </w:rPr>
             </w:pPr>
             <w:r>
+              <w:lastRenderedPageBreak/>
               <w:t>{%img_integration_network_terminal_mengwi}</w:t>
             </w:r>
           </w:p>
@@ -719,6 +784,67 @@
               <w:jc w:val="center"/>
             </w:pPr>
             <w:r>
+              <w:rPr>
+                <w:noProof/>
+              </w:rPr>
+              <w:drawing>
+                <wp:anchor distT="0" distB="0" distL="114300" distR="114300" simplePos="0" relativeHeight="251674624" behindDoc="0" locked="0" layoutInCell="1" allowOverlap="1" wp14:anchorId="64BE5C83" wp14:editId="0D0E1111">
+                  <wp:simplePos x="0" y="0"/>
+                  <wp:positionH relativeFrom="column">
+                    <wp:posOffset>10795</wp:posOffset>
+                  </wp:positionH>
+                  <wp:positionV relativeFrom="paragraph">
+                    <wp:posOffset>102870</wp:posOffset>
+                  </wp:positionV>
+                  <wp:extent cx="6879590" cy="3218815"/>
+                  <wp:effectExtent l="0" t="0" r="0" b="635"/>
+                  <wp:wrapNone/>
+                  <wp:docPr id="1943553030" name="Picture 1"/>
+                  <wp:cNvGraphicFramePr>
+                    <a:graphicFrameLocks xmlns:a="http://schemas.openxmlformats.org/drawingml/2006/main" noChangeAspect="1"/>
+                  </wp:cNvGraphicFramePr>
+                  <a:graphic xmlns:a="http://schemas.openxmlformats.org/drawingml/2006/main">
+                    <a:graphicData uri="http://schemas.openxmlformats.org/drawingml/2006/picture">
+                      <pic:pic xmlns:pic="http://schemas.openxmlformats.org/drawingml/2006/picture">
+                        <pic:nvPicPr>
+                          <pic:cNvPr id="153770951" name="Picture 153770951"/>
+                          <pic:cNvPicPr/>
+                        </pic:nvPicPr>
+                        <pic:blipFill>
+                          <a:blip r:embed="rId7">
+                            <a:alphaModFix amt="20000"/>
+                            <a:extLst>
+                              <a:ext uri="{28A0092B-C50C-407E-A947-70E740481C1C}">
+                                <a14:useLocalDpi xmlns:a14="http://schemas.microsoft.com/office/drawing/2010/main" val="0"/>
+                              </a:ext>
+                            </a:extLst>
+                          </a:blip>
+                          <a:stretch>
+                            <a:fillRect/>
+                          </a:stretch>
+                        </pic:blipFill>
+                        <pic:spPr>
+                          <a:xfrm>
+                            <a:off x="0" y="0"/>
+                            <a:ext cx="6879590" cy="3218815"/>
+                          </a:xfrm>
+                          <a:prstGeom prst="rect">
+                            <a:avLst/>
+                          </a:prstGeom>
+                        </pic:spPr>
+                      </pic:pic>
+                    </a:graphicData>
+                  </a:graphic>
+                  <wp14:sizeRelH relativeFrom="margin">
+                    <wp14:pctWidth>0</wp14:pctWidth>
+                  </wp14:sizeRelH>
+                  <wp14:sizeRelV relativeFrom="margin">
+                    <wp14:pctHeight>0</wp14:pctHeight>
+                  </wp14:sizeRelV>
+                </wp:anchor>
+              </w:drawing>
+            </w:r>
+            <w:r>
               <w:t>Integration network terminal Mengwi</w:t>
             </w:r>
           </w:p>
@@ -771,6 +897,70 @@
             </w:pPr>
             <w:r>
               <w:t>Integration network Toll Balimandara</w:t>
+            </w:r>
+          </w:p>
+        </w:tc>
+      </w:tr>
+      <w:tr>
+        <w:trPr>
+          <w:trHeight w:val="3024"/>
+          <w:jc w:val="center"/>
+        </w:trPr>
+        <w:tc>
+          <w:tcPr>
+            <w:tcW w:w="5519" w:type="dxa"/>
+            <w:tcMar>
+              <w:top w:w="100" w:type="dxa"/>
+              <w:left w:w="100" w:type="dxa"/>
+              <w:bottom w:w="100" w:type="dxa"/>
+              <w:right w:w="100" w:type="dxa"/>
+            </w:tcMar>
+            <w:vAlign w:val="center"/>
+          </w:tcPr>
+          <w:p>
+            <w:pPr>
+              <w:keepLines/>
+              <w:widowControl w:val="0"/>
+              <w:spacing w:line="240" w:lineRule="auto"/>
+              <w:jc w:val="center"/>
+              <w:rPr>
+                <w:b/>
+                <w:bCs/>
+                <w:sz w:val="20"/>
+                <w:szCs w:val="20"/>
+              </w:rPr>
+            </w:pPr>
+            <w:r>
+              <w:t>{%img_cctv_simpang_diponegoro}</w:t>
+            </w:r>
+          </w:p>
+        </w:tc>
+        <w:tc>
+          <w:tcPr>
+            <w:tcW w:w="5528" w:type="dxa"/>
+            <w:tcMar>
+              <w:top w:w="56" w:type="dxa"/>
+              <w:left w:w="56" w:type="dxa"/>
+              <w:bottom w:w="56" w:type="dxa"/>
+              <w:right w:w="56" w:type="dxa"/>
+            </w:tcMar>
+            <w:vAlign w:val="center"/>
+          </w:tcPr>
+          <w:p>
+            <w:pPr>
+              <w:keepLines/>
+              <w:widowControl w:val="0"/>
+              <w:spacing w:line="240" w:lineRule="auto"/>
+              <w:jc w:val="center"/>
+              <w:rPr>
+                <w:b/>
+                <w:bCs/>
+                <w:sz w:val="20"/>
+                <w:szCs w:val="20"/>
+              </w:rPr>
+            </w:pPr>
+            <w:r>
+              <w:t>{%img_cctv_puputan_badung}</w:t>
             </w:r>
           </w:p>
         </w:tc>
@@ -805,7 +995,41 @@
               </w:rPr>
             </w:pPr>
             <w:r>
-              <w:t>{%img_cctv_simpang_diponegoro}</w:t>
+              <w:rPr>
+                <w:b/>
+                <w:bCs/>
+                <w:sz w:val="20"/>
+                <w:szCs w:val="20"/>
+              </w:rPr>
+              <w:t>Mission Critical Network Monitoring (5 Mbps 35 node)</w:t>
+            </w:r>
+          </w:p>
+          <w:p>
+            <w:pPr>
+              <w:pStyle w:val="ListParagraph"/>
+              <w:keepLines/>
+              <w:widowControl w:val="0"/>
+              <w:numPr>
+                <w:ilvl w:val="0"/>
+                <w:numId w:val="5"/>
+              </w:numPr>
+              <w:spacing w:line="240" w:lineRule="auto"/>
+              <w:jc w:val="center"/>
+              <w:rPr>
+                <w:b/>
+                <w:bCs/>
+                <w:sz w:val="20"/>
+                <w:szCs w:val="20"/>
+              </w:rPr>
+            </w:pPr>
+            <w:r>
+              <w:rPr>
+                <w:b/>
+                <w:bCs/>
+                <w:sz w:val="20"/>
+                <w:szCs w:val="20"/>
+              </w:rPr>
+              <w:t>cctv simpang DIPONEGORO</w:t>
             </w:r>
           </w:p>
         </w:tc>
@@ -834,7 +1058,105 @@
               </w:rPr>
             </w:pPr>
             <w:r>
-              <w:t>{%img_cctv_puputan_badung}</w:t>
+              <w:rPr>
+                <w:b/>
+                <w:bCs/>
+                <w:sz w:val="20"/>
+                <w:szCs w:val="20"/>
+              </w:rPr>
+              <w:t>Mission Critical Network Monitoring (5 Mbps 35 node)</w:t>
+            </w:r>
+          </w:p>
+          <w:p>
+            <w:pPr>
+              <w:pStyle w:val="ListParagraph"/>
+              <w:keepLines/>
+              <w:widowControl w:val="0"/>
+              <w:numPr>
+                <w:ilvl w:val="0"/>
+                <w:numId w:val="5"/>
+              </w:numPr>
+              <w:spacing w:line="240" w:lineRule="auto"/>
+              <w:jc w:val="center"/>
+              <w:rPr>
+                <w:b/>
+                <w:bCs/>
+                <w:sz w:val="20"/>
+                <w:szCs w:val="20"/>
+              </w:rPr>
+            </w:pPr>
+            <w:r>
+              <w:rPr>
+                <w:b/>
+                <w:bCs/>
+                <w:sz w:val="20"/>
+                <w:szCs w:val="20"/>
+              </w:rPr>
+              <w:t>cctv PUPUTAN BADUNG</w:t>
+            </w:r>
+          </w:p>
+        </w:tc>
+      </w:tr>
+      <w:tr>
+        <w:trPr>
+          <w:trHeight w:val="3024"/>
+          <w:jc w:val="center"/>
+        </w:trPr>
+        <w:tc>
+          <w:tcPr>
+            <w:tcW w:w="5519" w:type="dxa"/>
+            <w:tcMar>
+              <w:top w:w="100" w:type="dxa"/>
+              <w:left w:w="100" w:type="dxa"/>
+              <w:bottom w:w="100" w:type="dxa"/>
+              <w:right w:w="100" w:type="dxa"/>
+            </w:tcMar>
+            <w:vAlign w:val="center"/>
+          </w:tcPr>
+          <w:p>
+            <w:pPr>
+              <w:keepLines/>
+              <w:widowControl w:val="0"/>
+              <w:spacing w:line="240" w:lineRule="auto"/>
+              <w:jc w:val="center"/>
+              <w:rPr>
+                <w:b/>
+                <w:bCs/>
+                <w:sz w:val="20"/>
+                <w:szCs w:val="20"/>
+              </w:rPr>
+            </w:pPr>
+            <w:r>
+              <w:t>{%img_cctv_simpang_pidada}</w:t>
+            </w:r>
+          </w:p>
+        </w:tc>
+        <w:tc>
+          <w:tcPr>
+            <w:tcW w:w="5528" w:type="dxa"/>
+            <w:tcMar>
+              <w:top w:w="56" w:type="dxa"/>
+              <w:left w:w="56" w:type="dxa"/>
+              <w:bottom w:w="56" w:type="dxa"/>
+              <w:right w:w="56" w:type="dxa"/>
+            </w:tcMar>
+            <w:vAlign w:val="center"/>
+          </w:tcPr>
+          <w:p>
+            <w:pPr>
+              <w:keepLines/>
+              <w:widowControl w:val="0"/>
+              <w:spacing w:line="240" w:lineRule="auto"/>
+              <w:jc w:val="center"/>
+              <w:rPr>
+                <w:b/>
+                <w:bCs/>
+                <w:sz w:val="20"/>
+                <w:szCs w:val="20"/>
+              </w:rPr>
+            </w:pPr>
+            <w:r>
+              <w:t>{%img_cctv_simpang_trengguli}</w:t>
             </w:r>
           </w:p>
         </w:tc>
@@ -903,7 +1225,7 @@
                 <w:sz w:val="20"/>
                 <w:szCs w:val="20"/>
               </w:rPr>
-              <w:t>cctv simpang DIPONEGORO</w:t>
+              <w:t>cctv simpang PIDADA</w:t>
             </w:r>
           </w:p>
         </w:tc>
@@ -966,7 +1288,72 @@
                 <w:sz w:val="20"/>
                 <w:szCs w:val="20"/>
               </w:rPr>
-              <w:t>cctv PUPUTAN BADUNG</w:t>
+              <w:t>cctv simpang TRENGGULI</w:t>
+            </w:r>
+          </w:p>
+        </w:tc>
+      </w:tr>
+      <w:tr>
+        <w:trPr>
+          <w:trHeight w:val="3024"/>
+          <w:jc w:val="center"/>
+        </w:trPr>
+        <w:tc>
+          <w:tcPr>
+            <w:tcW w:w="5519" w:type="dxa"/>
+            <w:tcMar>
+              <w:top w:w="100" w:type="dxa"/>
+              <w:left w:w="100" w:type="dxa"/>
+              <w:bottom w:w="100" w:type="dxa"/>
+              <w:right w:w="100" w:type="dxa"/>
+            </w:tcMar>
+            <w:vAlign w:val="center"/>
+          </w:tcPr>
+          <w:p>
+            <w:pPr>
+              <w:keepLines/>
+              <w:widowControl w:val="0"/>
+              <w:spacing w:line="240" w:lineRule="auto"/>
+              <w:jc w:val="center"/>
+              <w:rPr>
+                <w:b/>
+                <w:bCs/>
+                <w:sz w:val="20"/>
+                <w:szCs w:val="20"/>
+              </w:rPr>
+            </w:pPr>
+            <w:r>
+              <w:lastRenderedPageBreak/>
+              <w:t>{%img_cctv_simpang_noja}</w:t>
+            </w:r>
+          </w:p>
+        </w:tc>
+        <w:tc>
+          <w:tcPr>
+            <w:tcW w:w="5528" w:type="dxa"/>
+            <w:tcMar>
+              <w:top w:w="56" w:type="dxa"/>
+              <w:left w:w="56" w:type="dxa"/>
+              <w:bottom w:w="56" w:type="dxa"/>
+              <w:right w:w="56" w:type="dxa"/>
+            </w:tcMar>
+            <w:vAlign w:val="center"/>
+          </w:tcPr>
+          <w:p>
+            <w:pPr>
+              <w:keepLines/>
+              <w:widowControl w:val="0"/>
+              <w:spacing w:line="240" w:lineRule="auto"/>
+              <w:jc w:val="center"/>
+              <w:rPr>
+                <w:b/>
+                <w:bCs/>
+                <w:sz w:val="20"/>
+                <w:szCs w:val="20"/>
+              </w:rPr>
+            </w:pPr>
+            <w:r>
+              <w:t>{%img_cctv_simpang_kenyeri}</w:t>
             </w:r>
           </w:p>
         </w:tc>
@@ -1001,7 +1388,102 @@
               </w:rPr>
             </w:pPr>
             <w:r>
-              <w:t>{%img_cctv_simpang_pidada}</w:t>
+              <w:rPr>
+                <w:b/>
+                <w:bCs/>
+                <w:sz w:val="20"/>
+                <w:szCs w:val="20"/>
+              </w:rPr>
+              <w:t>Mission Critical Network Monitoring (5 Mbps 35 node)</w:t>
+            </w:r>
+          </w:p>
+          <w:p>
+            <w:pPr>
+              <w:pStyle w:val="ListParagraph"/>
+              <w:keepLines/>
+              <w:widowControl w:val="0"/>
+              <w:numPr>
+                <w:ilvl w:val="0"/>
+                <w:numId w:val="5"/>
+              </w:numPr>
+              <w:spacing w:line="240" w:lineRule="auto"/>
+              <w:jc w:val="center"/>
+              <w:rPr>
+                <w:b/>
+                <w:bCs/>
+                <w:sz w:val="20"/>
+                <w:szCs w:val="20"/>
+              </w:rPr>
+            </w:pPr>
+            <w:r>
+              <w:rPr>
+                <w:noProof/>
+              </w:rPr>
+              <w:drawing>
+                <wp:anchor distT="0" distB="0" distL="114300" distR="114300" simplePos="0" relativeHeight="251676672" behindDoc="0" locked="0" layoutInCell="1" allowOverlap="1" wp14:anchorId="6FF9B01C" wp14:editId="4AE2701E">
+                  <wp:simplePos x="0" y="0"/>
+                  <wp:positionH relativeFrom="column">
+                    <wp:posOffset>18415</wp:posOffset>
+                  </wp:positionH>
+                  <wp:positionV relativeFrom="paragraph">
+                    <wp:posOffset>99060</wp:posOffset>
+                  </wp:positionV>
+                  <wp:extent cx="6879590" cy="3218815"/>
+                  <wp:effectExtent l="0" t="0" r="0" b="635"/>
+                  <wp:wrapNone/>
+                  <wp:docPr id="2094835509" name="Picture 1"/>
+                  <wp:cNvGraphicFramePr>
+                    <a:graphicFrameLocks xmlns:a="http://schemas.openxmlformats.org/drawingml/2006/main" noChangeAspect="1"/>
+                  </wp:cNvGraphicFramePr>
+                  <a:graphic xmlns:a="http://schemas.openxmlformats.org/drawingml/2006/main">
+                    <a:graphicData uri="http://schemas.openxmlformats.org/drawingml/2006/picture">
+                      <pic:pic xmlns:pic="http://schemas.openxmlformats.org/drawingml/2006/picture">
+                        <pic:nvPicPr>
+                          <pic:cNvPr id="153770951" name="Picture 153770951"/>
+                          <pic:cNvPicPr/>
+                        </pic:nvPicPr>
+                        <pic:blipFill>
+                          <a:blip r:embed="rId7">
+                            <a:alphaModFix amt="20000"/>
+                            <a:extLst>
+                              <a:ext uri="{28A0092B-C50C-407E-A947-70E740481C1C}">
+                                <a14:useLocalDpi xmlns:a14="http://schemas.microsoft.com/office/drawing/2010/main" val="0"/>
+                              </a:ext>
+                            </a:extLst>
+                          </a:blip>
+                          <a:stretch>
+                            <a:fillRect/>
+                          </a:stretch>
+                        </pic:blipFill>
+                        <pic:spPr>
+                          <a:xfrm>
+                            <a:off x="0" y="0"/>
+                            <a:ext cx="6879590" cy="3218815"/>
+                          </a:xfrm>
+                          <a:prstGeom prst="rect">
+                            <a:avLst/>
+                          </a:prstGeom>
+                        </pic:spPr>
+                      </pic:pic>
+                    </a:graphicData>
+                  </a:graphic>
+                  <wp14:sizeRelH relativeFrom="margin">
+                    <wp14:pctWidth>0</wp14:pctWidth>
+                  </wp14:sizeRelH>
+                  <wp14:sizeRelV relativeFrom="margin">
+                    <wp14:pctHeight>0</wp14:pctHeight>
+                  </wp14:sizeRelV>
+                </wp:anchor>
+              </w:drawing>
+            </w:r>
+            <w:r>
+              <w:rPr>
+                <w:b/>
+                <w:bCs/>
+                <w:sz w:val="20"/>
+                <w:szCs w:val="20"/>
+              </w:rPr>
+              <w:t>cctv simpang NOJA</w:t>
             </w:r>
           </w:p>
         </w:tc>
@@ -1030,7 +1512,105 @@
               </w:rPr>
             </w:pPr>
             <w:r>
-              <w:t>{%img_cctv_simpang_trengguli}</w:t>
+              <w:rPr>
+                <w:b/>
+                <w:bCs/>
+                <w:sz w:val="20"/>
+                <w:szCs w:val="20"/>
+              </w:rPr>
+              <w:t>Mission Critical Network Monitoring (5 Mbps 35 node)</w:t>
+            </w:r>
+          </w:p>
+          <w:p>
+            <w:pPr>
+              <w:pStyle w:val="ListParagraph"/>
+              <w:keepLines/>
+              <w:widowControl w:val="0"/>
+              <w:numPr>
+                <w:ilvl w:val="0"/>
+                <w:numId w:val="5"/>
+              </w:numPr>
+              <w:spacing w:line="240" w:lineRule="auto"/>
+              <w:jc w:val="center"/>
+              <w:rPr>
+                <w:b/>
+                <w:bCs/>
+                <w:sz w:val="20"/>
+                <w:szCs w:val="20"/>
+              </w:rPr>
+            </w:pPr>
+            <w:r>
+              <w:rPr>
+                <w:b/>
+                <w:bCs/>
+                <w:sz w:val="20"/>
+                <w:szCs w:val="20"/>
+              </w:rPr>
+              <w:t>cctv simpang KENYERI</w:t>
+            </w:r>
+          </w:p>
+        </w:tc>
+      </w:tr>
+      <w:tr>
+        <w:trPr>
+          <w:trHeight w:val="3024"/>
+          <w:jc w:val="center"/>
+        </w:trPr>
+        <w:tc>
+          <w:tcPr>
+            <w:tcW w:w="5519" w:type="dxa"/>
+            <w:tcMar>
+              <w:top w:w="100" w:type="dxa"/>
+              <w:left w:w="100" w:type="dxa"/>
+              <w:bottom w:w="100" w:type="dxa"/>
+              <w:right w:w="100" w:type="dxa"/>
+            </w:tcMar>
+            <w:vAlign w:val="center"/>
+          </w:tcPr>
+          <w:p>
+            <w:pPr>
+              <w:keepLines/>
+              <w:widowControl w:val="0"/>
+              <w:spacing w:line="240" w:lineRule="auto"/>
+              <w:jc w:val="center"/>
+              <w:rPr>
+                <w:b/>
+                <w:bCs/>
+                <w:sz w:val="20"/>
+                <w:szCs w:val="20"/>
+              </w:rPr>
+            </w:pPr>
+            <w:r>
+              <w:t>{%img_cctv_simpang_tohpati}</w:t>
+            </w:r>
+          </w:p>
+        </w:tc>
+        <w:tc>
+          <w:tcPr>
+            <w:tcW w:w="5528" w:type="dxa"/>
+            <w:tcMar>
+              <w:top w:w="56" w:type="dxa"/>
+              <w:left w:w="56" w:type="dxa"/>
+              <w:bottom w:w="56" w:type="dxa"/>
+              <w:right w:w="56" w:type="dxa"/>
+            </w:tcMar>
+            <w:vAlign w:val="center"/>
+          </w:tcPr>
+          <w:p>
+            <w:pPr>
+              <w:keepLines/>
+              <w:widowControl w:val="0"/>
+              <w:spacing w:line="240" w:lineRule="auto"/>
+              <w:jc w:val="center"/>
+              <w:rPr>
+                <w:b/>
+                <w:bCs/>
+                <w:sz w:val="20"/>
+                <w:szCs w:val="20"/>
+              </w:rPr>
+            </w:pPr>
+            <w:r>
+              <w:t>{%img_cctv_simpang_padang_galak}</w:t>
             </w:r>
           </w:p>
         </w:tc>
@@ -1099,7 +1679,7 @@
                 <w:sz w:val="20"/>
                 <w:szCs w:val="20"/>
               </w:rPr>
-              <w:t>cctv simpang PIDADA</w:t>
+              <w:t>cctv simpang TOHPATI</w:t>
             </w:r>
           </w:p>
         </w:tc>
@@ -1162,7 +1742,71 @@
                 <w:sz w:val="20"/>
                 <w:szCs w:val="20"/>
               </w:rPr>
-              <w:t>cctv simpang TRENGGULI</w:t>
+              <w:t>cctv simpang PADANG GALAK</w:t>
+            </w:r>
+          </w:p>
+        </w:tc>
+      </w:tr>
+      <w:tr>
+        <w:trPr>
+          <w:trHeight w:val="3024"/>
+          <w:jc w:val="center"/>
+        </w:trPr>
+        <w:tc>
+          <w:tcPr>
+            <w:tcW w:w="5519" w:type="dxa"/>
+            <w:tcMar>
+              <w:top w:w="100" w:type="dxa"/>
+              <w:left w:w="100" w:type="dxa"/>
+              <w:bottom w:w="100" w:type="dxa"/>
+              <w:right w:w="100" w:type="dxa"/>
+            </w:tcMar>
+            <w:vAlign w:val="center"/>
+          </w:tcPr>
+          <w:p>
+            <w:pPr>
+              <w:keepLines/>
+              <w:widowControl w:val="0"/>
+              <w:spacing w:line="240" w:lineRule="auto"/>
+              <w:jc w:val="center"/>
+              <w:rPr>
+                <w:b/>
+                <w:bCs/>
+                <w:sz w:val="20"/>
+                <w:szCs w:val="20"/>
+              </w:rPr>
+            </w:pPr>
+            <w:r>
+              <w:t>{%img_cctv_simpang_gbb_sanur}</w:t>
+            </w:r>
+          </w:p>
+        </w:tc>
+        <w:tc>
+          <w:tcPr>
+            <w:tcW w:w="5528" w:type="dxa"/>
+            <w:tcMar>
+              <w:top w:w="56" w:type="dxa"/>
+              <w:left w:w="56" w:type="dxa"/>
+              <w:bottom w:w="56" w:type="dxa"/>
+              <w:right w:w="56" w:type="dxa"/>
+            </w:tcMar>
+            <w:vAlign w:val="center"/>
+          </w:tcPr>
+          <w:p>
+            <w:pPr>
+              <w:keepLines/>
+              <w:widowControl w:val="0"/>
+              <w:spacing w:line="240" w:lineRule="auto"/>
+              <w:jc w:val="center"/>
+              <w:rPr>
+                <w:b/>
+                <w:bCs/>
+                <w:sz w:val="20"/>
+                <w:szCs w:val="20"/>
+              </w:rPr>
+            </w:pPr>
+            <w:r>
+              <w:t>{%img_cctv_bundaran_renon}</w:t>
             </w:r>
           </w:p>
         </w:tc>
@@ -1188,16 +1832,49 @@
               <w:keepLines/>
               <w:widowControl w:val="0"/>
               <w:spacing w:line="240" w:lineRule="auto"/>
-              <w:jc w:val="center"/>
-              <w:rPr>
-                <w:b/>
-                <w:bCs/>
-                <w:sz w:val="20"/>
-                <w:szCs w:val="20"/>
-              </w:rPr>
-            </w:pPr>
-            <w:r>
-              <w:t>{%img_cctv_simpang_noja}</w:t>
+              <w:rPr>
+                <w:b/>
+                <w:bCs/>
+                <w:sz w:val="20"/>
+                <w:szCs w:val="20"/>
+              </w:rPr>
+            </w:pPr>
+            <w:r>
+              <w:rPr>
+                <w:b/>
+                <w:bCs/>
+                <w:sz w:val="20"/>
+                <w:szCs w:val="20"/>
+              </w:rPr>
+              <w:t>Mission Critical Network Monitoring (5 Mbps 35 node)</w:t>
+            </w:r>
+          </w:p>
+          <w:p>
+            <w:pPr>
+              <w:pStyle w:val="ListParagraph"/>
+              <w:keepLines/>
+              <w:widowControl w:val="0"/>
+              <w:numPr>
+                <w:ilvl w:val="0"/>
+                <w:numId w:val="5"/>
+              </w:numPr>
+              <w:spacing w:line="240" w:lineRule="auto"/>
+              <w:jc w:val="center"/>
+              <w:rPr>
+                <w:b/>
+                <w:bCs/>
+                <w:sz w:val="20"/>
+                <w:szCs w:val="20"/>
+              </w:rPr>
+            </w:pPr>
+            <w:r>
+              <w:rPr>
+                <w:b/>
+                <w:bCs/>
+                <w:sz w:val="20"/>
+                <w:szCs w:val="20"/>
+              </w:rPr>
+              <w:t>cctv simpang GBB SANUR</w:t>
             </w:r>
           </w:p>
         </w:tc>
@@ -1226,7 +1903,112 @@
               </w:rPr>
             </w:pPr>
             <w:r>
-              <w:t>{%img_cctv_simpang_kenyeri}</w:t>
+              <w:rPr>
+                <w:b/>
+                <w:bCs/>
+                <w:sz w:val="20"/>
+                <w:szCs w:val="20"/>
+              </w:rPr>
+              <w:t>Mission Critical Network Monitoring (5 Mbps 35 node)</w:t>
+            </w:r>
+          </w:p>
+          <w:p>
+            <w:pPr>
+              <w:pStyle w:val="ListParagraph"/>
+              <w:keepLines/>
+              <w:widowControl w:val="0"/>
+              <w:numPr>
+                <w:ilvl w:val="0"/>
+                <w:numId w:val="5"/>
+              </w:numPr>
+              <w:spacing w:line="240" w:lineRule="auto"/>
+              <w:jc w:val="center"/>
+              <w:rPr>
+                <w:b/>
+                <w:bCs/>
+                <w:sz w:val="20"/>
+                <w:szCs w:val="20"/>
+              </w:rPr>
+            </w:pPr>
+            <w:r>
+              <w:rPr>
+                <w:b/>
+                <w:bCs/>
+                <w:sz w:val="20"/>
+                <w:szCs w:val="20"/>
+              </w:rPr>
+              <w:t>cctv BUNDARAN RENON</w:t>
+            </w:r>
+          </w:p>
+        </w:tc>
+      </w:tr>
+      <w:tr>
+        <w:trPr>
+          <w:trHeight w:val="3024"/>
+          <w:jc w:val="center"/>
+        </w:trPr>
+        <w:tc>
+          <w:tcPr>
+            <w:tcW w:w="5519" w:type="dxa"/>
+            <w:tcMar>
+              <w:top w:w="100" w:type="dxa"/>
+              <w:left w:w="100" w:type="dxa"/>
+              <w:bottom w:w="100" w:type="dxa"/>
+              <w:right w:w="100" w:type="dxa"/>
+            </w:tcMar>
+            <w:vAlign w:val="center"/>
+          </w:tcPr>
+          <w:p>
+            <w:pPr>
+              <w:keepLines/>
+              <w:widowControl w:val="0"/>
+              <w:spacing w:line="240" w:lineRule="auto"/>
+              <w:jc w:val="center"/>
+              <w:rPr>
+                <w:b/>
+                <w:bCs/>
+                <w:sz w:val="20"/>
+                <w:szCs w:val="20"/>
+              </w:rPr>
+            </w:pPr>
+            <w:r>
+              <w:lastRenderedPageBreak/>
+              <w:t>{</w:t>
+            </w:r>
+            <w:r>
+              <w:t>%</w:t>
+            </w:r>
+            <w:r>
+              <w:t>img_cctv_konjen_jepang}</w:t>
+            </w:r>
+          </w:p>
+        </w:tc>
+        <w:tc>
+          <w:tcPr>
+            <w:tcW w:w="5528" w:type="dxa"/>
+            <w:tcMar>
+              <w:top w:w="56" w:type="dxa"/>
+              <w:left w:w="56" w:type="dxa"/>
+              <w:bottom w:w="56" w:type="dxa"/>
+              <w:right w:w="56" w:type="dxa"/>
+            </w:tcMar>
+            <w:vAlign w:val="center"/>
+          </w:tcPr>
+          <w:p>
+            <w:pPr>
+              <w:keepLines/>
+              <w:widowControl w:val="0"/>
+              <w:spacing w:line="240" w:lineRule="auto"/>
+              <w:jc w:val="center"/>
+              <w:rPr>
+                <w:b/>
+                <w:bCs/>
+                <w:sz w:val="20"/>
+                <w:szCs w:val="20"/>
+              </w:rPr>
+            </w:pPr>
+            <w:r>
+              <w:t>{%img_cctv_kantor_gubenur}</w:t>
             </w:r>
           </w:p>
         </w:tc>
@@ -1252,7 +2034,6 @@
               <w:keepLines/>
               <w:widowControl w:val="0"/>
               <w:spacing w:line="240" w:lineRule="auto"/>
-              <w:jc w:val="center"/>
               <w:rPr>
                 <w:b/>
                 <w:bCs/>
@@ -1290,12 +2071,73 @@
             </w:pPr>
             <w:r>
               <w:rPr>
-                <w:b/>
-                <w:bCs/>
-                <w:sz w:val="20"/>
-                <w:szCs w:val="20"/>
-              </w:rPr>
-              <w:t>cctv simpang NOJA</w:t>
+                <w:noProof/>
+              </w:rPr>
+              <w:drawing>
+                <wp:anchor distT="0" distB="0" distL="114300" distR="114300" simplePos="0" relativeHeight="251678720" behindDoc="0" locked="0" layoutInCell="1" allowOverlap="1" wp14:anchorId="2B3DA2CC" wp14:editId="7E7AE1D7">
+                  <wp:simplePos x="0" y="0"/>
+                  <wp:positionH relativeFrom="column">
+                    <wp:posOffset>18415</wp:posOffset>
+                  </wp:positionH>
+                  <wp:positionV relativeFrom="paragraph">
+                    <wp:posOffset>99060</wp:posOffset>
+                  </wp:positionV>
+                  <wp:extent cx="6879590" cy="3218815"/>
+                  <wp:effectExtent l="0" t="0" r="0" b="635"/>
+                  <wp:wrapNone/>
+                  <wp:docPr id="716887808" name="Picture 1"/>
+                  <wp:cNvGraphicFramePr>
+                    <a:graphicFrameLocks xmlns:a="http://schemas.openxmlformats.org/drawingml/2006/main" noChangeAspect="1"/>
+                  </wp:cNvGraphicFramePr>
+                  <a:graphic xmlns:a="http://schemas.openxmlformats.org/drawingml/2006/main">
+                    <a:graphicData uri="http://schemas.openxmlformats.org/drawingml/2006/picture">
+                      <pic:pic xmlns:pic="http://schemas.openxmlformats.org/drawingml/2006/picture">
+                        <pic:nvPicPr>
+                          <pic:cNvPr id="153770951" name="Picture 153770951"/>
+                          <pic:cNvPicPr/>
+                        </pic:nvPicPr>
+                        <pic:blipFill>
+                          <a:blip r:embed="rId7">
+                            <a:alphaModFix amt="20000"/>
+                            <a:extLst>
+                              <a:ext uri="{28A0092B-C50C-407E-A947-70E740481C1C}">
+                                <a14:useLocalDpi xmlns:a14="http://schemas.microsoft.com/office/drawing/2010/main" val="0"/>
+                              </a:ext>
+                            </a:extLst>
+                          </a:blip>
+                          <a:stretch>
+                            <a:fillRect/>
+                          </a:stretch>
+                        </pic:blipFill>
+                        <pic:spPr>
+                          <a:xfrm>
+                            <a:off x="0" y="0"/>
+                            <a:ext cx="6879590" cy="3218815"/>
+                          </a:xfrm>
+                          <a:prstGeom prst="rect">
+                            <a:avLst/>
+                          </a:prstGeom>
+                        </pic:spPr>
+                      </pic:pic>
+                    </a:graphicData>
+                  </a:graphic>
+                  <wp14:sizeRelH relativeFrom="margin">
+                    <wp14:pctWidth>0</wp14:pctWidth>
+                  </wp14:sizeRelH>
+                  <wp14:sizeRelV relativeFrom="margin">
+                    <wp14:pctHeight>0</wp14:pctHeight>
+                  </wp14:sizeRelV>
+                </wp:anchor>
+              </w:drawing>
+            </w:r>
+            <w:r>
+              <w:rPr>
+                <w:b/>
+                <w:bCs/>
+                <w:sz w:val="20"/>
+                <w:szCs w:val="20"/>
+              </w:rPr>
+              <w:t>cctv KONJEN JEPANG</w:t>
             </w:r>
           </w:p>
         </w:tc>
@@ -1358,7 +2200,71 @@
                 <w:sz w:val="20"/>
                 <w:szCs w:val="20"/>
               </w:rPr>
-              <w:t>cctv simpang KENYERI</w:t>
+              <w:t>cctv KANTOR GUBENUR</w:t>
+            </w:r>
+          </w:p>
+        </w:tc>
+      </w:tr>
+      <w:tr>
+        <w:trPr>
+          <w:trHeight w:val="3024"/>
+          <w:jc w:val="center"/>
+        </w:trPr>
+        <w:tc>
+          <w:tcPr>
+            <w:tcW w:w="5519" w:type="dxa"/>
+            <w:tcMar>
+              <w:top w:w="100" w:type="dxa"/>
+              <w:left w:w="100" w:type="dxa"/>
+              <w:bottom w:w="100" w:type="dxa"/>
+              <w:right w:w="100" w:type="dxa"/>
+            </w:tcMar>
+            <w:vAlign w:val="center"/>
+          </w:tcPr>
+          <w:p>
+            <w:pPr>
+              <w:keepLines/>
+              <w:widowControl w:val="0"/>
+              <w:spacing w:line="240" w:lineRule="auto"/>
+              <w:jc w:val="center"/>
+              <w:rPr>
+                <w:b/>
+                <w:bCs/>
+                <w:sz w:val="20"/>
+                <w:szCs w:val="20"/>
+              </w:rPr>
+            </w:pPr>
+            <w:r>
+              <w:t>{%img_cctv_lapangan_renon}</w:t>
+            </w:r>
+          </w:p>
+        </w:tc>
+        <w:tc>
+          <w:tcPr>
+            <w:tcW w:w="5528" w:type="dxa"/>
+            <w:tcMar>
+              <w:top w:w="56" w:type="dxa"/>
+              <w:left w:w="56" w:type="dxa"/>
+              <w:bottom w:w="56" w:type="dxa"/>
+              <w:right w:w="56" w:type="dxa"/>
+            </w:tcMar>
+            <w:vAlign w:val="center"/>
+          </w:tcPr>
+          <w:p>
+            <w:pPr>
+              <w:keepLines/>
+              <w:widowControl w:val="0"/>
+              <w:spacing w:line="240" w:lineRule="auto"/>
+              <w:jc w:val="center"/>
+              <w:rPr>
+                <w:b/>
+                <w:bCs/>
+                <w:sz w:val="20"/>
+                <w:szCs w:val="20"/>
+              </w:rPr>
+            </w:pPr>
+            <w:r>
+              <w:t>{%img_cctv_parkir_timur_renon}</w:t>
             </w:r>
           </w:p>
         </w:tc>
@@ -1384,16 +2290,49 @@
               <w:keepLines/>
               <w:widowControl w:val="0"/>
               <w:spacing w:line="240" w:lineRule="auto"/>
-              <w:jc w:val="center"/>
-              <w:rPr>
-                <w:b/>
-                <w:bCs/>
-                <w:sz w:val="20"/>
-                <w:szCs w:val="20"/>
-              </w:rPr>
-            </w:pPr>
-            <w:r>
-              <w:t>{%img_cctv_simpang_tohpati}</w:t>
+              <w:rPr>
+                <w:b/>
+                <w:bCs/>
+                <w:sz w:val="20"/>
+                <w:szCs w:val="20"/>
+              </w:rPr>
+            </w:pPr>
+            <w:r>
+              <w:rPr>
+                <w:b/>
+                <w:bCs/>
+                <w:sz w:val="20"/>
+                <w:szCs w:val="20"/>
+              </w:rPr>
+              <w:t>Mission Critical Network Monitoring (5 Mbps 35 node)</w:t>
+            </w:r>
+          </w:p>
+          <w:p>
+            <w:pPr>
+              <w:pStyle w:val="ListParagraph"/>
+              <w:keepLines/>
+              <w:widowControl w:val="0"/>
+              <w:numPr>
+                <w:ilvl w:val="0"/>
+                <w:numId w:val="5"/>
+              </w:numPr>
+              <w:spacing w:line="240" w:lineRule="auto"/>
+              <w:jc w:val="center"/>
+              <w:rPr>
+                <w:b/>
+                <w:bCs/>
+                <w:sz w:val="20"/>
+                <w:szCs w:val="20"/>
+              </w:rPr>
+            </w:pPr>
+            <w:r>
+              <w:rPr>
+                <w:b/>
+                <w:bCs/>
+                <w:sz w:val="20"/>
+                <w:szCs w:val="20"/>
+              </w:rPr>
+              <w:t>cctv LAPANGAN RENON</w:t>
             </w:r>
           </w:p>
         </w:tc>
@@ -1422,7 +2361,105 @@
               </w:rPr>
             </w:pPr>
             <w:r>
-              <w:t>{%img_cctv_simpang_padang_galak}</w:t>
+              <w:rPr>
+                <w:b/>
+                <w:bCs/>
+                <w:sz w:val="20"/>
+                <w:szCs w:val="20"/>
+              </w:rPr>
+              <w:t>Mission Critical Network Monitoring (5 Mbps 35 node)</w:t>
+            </w:r>
+          </w:p>
+          <w:p>
+            <w:pPr>
+              <w:pStyle w:val="ListParagraph"/>
+              <w:keepLines/>
+              <w:widowControl w:val="0"/>
+              <w:numPr>
+                <w:ilvl w:val="0"/>
+                <w:numId w:val="5"/>
+              </w:numPr>
+              <w:spacing w:line="240" w:lineRule="auto"/>
+              <w:jc w:val="center"/>
+              <w:rPr>
+                <w:b/>
+                <w:bCs/>
+                <w:sz w:val="20"/>
+                <w:szCs w:val="20"/>
+              </w:rPr>
+            </w:pPr>
+            <w:r>
+              <w:rPr>
+                <w:b/>
+                <w:bCs/>
+                <w:sz w:val="20"/>
+                <w:szCs w:val="20"/>
+              </w:rPr>
+              <w:t>cctv PARKIR TIMUR RENON</w:t>
+            </w:r>
+          </w:p>
+        </w:tc>
+      </w:tr>
+      <w:tr>
+        <w:trPr>
+          <w:trHeight w:val="3024"/>
+          <w:jc w:val="center"/>
+        </w:trPr>
+        <w:tc>
+          <w:tcPr>
+            <w:tcW w:w="5519" w:type="dxa"/>
+            <w:tcMar>
+              <w:top w:w="100" w:type="dxa"/>
+              <w:left w:w="100" w:type="dxa"/>
+              <w:bottom w:w="100" w:type="dxa"/>
+              <w:right w:w="100" w:type="dxa"/>
+            </w:tcMar>
+            <w:vAlign w:val="center"/>
+          </w:tcPr>
+          <w:p>
+            <w:pPr>
+              <w:keepLines/>
+              <w:widowControl w:val="0"/>
+              <w:spacing w:line="240" w:lineRule="auto"/>
+              <w:jc w:val="center"/>
+              <w:rPr>
+                <w:b/>
+                <w:bCs/>
+                <w:sz w:val="20"/>
+                <w:szCs w:val="20"/>
+              </w:rPr>
+            </w:pPr>
+            <w:r>
+              <w:t>{%img_cctv_bajrasandi_renon}</w:t>
+            </w:r>
+          </w:p>
+        </w:tc>
+        <w:tc>
+          <w:tcPr>
+            <w:tcW w:w="5528" w:type="dxa"/>
+            <w:tcMar>
+              <w:top w:w="56" w:type="dxa"/>
+              <w:left w:w="56" w:type="dxa"/>
+              <w:bottom w:w="56" w:type="dxa"/>
+              <w:right w:w="56" w:type="dxa"/>
+            </w:tcMar>
+            <w:vAlign w:val="center"/>
+          </w:tcPr>
+          <w:p>
+            <w:pPr>
+              <w:keepLines/>
+              <w:widowControl w:val="0"/>
+              <w:spacing w:line="240" w:lineRule="auto"/>
+              <w:jc w:val="center"/>
+              <w:rPr>
+                <w:b/>
+                <w:bCs/>
+                <w:sz w:val="20"/>
+                <w:szCs w:val="20"/>
+              </w:rPr>
+            </w:pPr>
+            <w:r>
+              <w:t>{%img_cctv_simpang_sudirman}</w:t>
             </w:r>
           </w:p>
         </w:tc>
@@ -1448,7 +2485,6 @@
               <w:keepLines/>
               <w:widowControl w:val="0"/>
               <w:spacing w:line="240" w:lineRule="auto"/>
-              <w:jc w:val="center"/>
               <w:rPr>
                 <w:b/>
                 <w:bCs/>
@@ -1491,7 +2527,7 @@
                 <w:sz w:val="20"/>
                 <w:szCs w:val="20"/>
               </w:rPr>
-              <w:t>cctv simpang TOHPATI</w:t>
+              <w:t>cctv BAJRASANDI RENON</w:t>
             </w:r>
           </w:p>
         </w:tc>
@@ -1554,7 +2590,72 @@
                 <w:sz w:val="20"/>
                 <w:szCs w:val="20"/>
               </w:rPr>
-              <w:t>cctv simpang PADANG GALAK</w:t>
+              <w:t>cctv simpang SUDIRMAN</w:t>
+            </w:r>
+          </w:p>
+        </w:tc>
+      </w:tr>
+      <w:tr>
+        <w:trPr>
+          <w:trHeight w:val="3024"/>
+          <w:jc w:val="center"/>
+        </w:trPr>
+        <w:tc>
+          <w:tcPr>
+            <w:tcW w:w="5519" w:type="dxa"/>
+            <w:tcMar>
+              <w:top w:w="100" w:type="dxa"/>
+              <w:left w:w="100" w:type="dxa"/>
+              <w:bottom w:w="100" w:type="dxa"/>
+              <w:right w:w="100" w:type="dxa"/>
+            </w:tcMar>
+            <w:vAlign w:val="center"/>
+          </w:tcPr>
+          <w:p>
+            <w:pPr>
+              <w:keepLines/>
+              <w:widowControl w:val="0"/>
+              <w:spacing w:line="240" w:lineRule="auto"/>
+              <w:jc w:val="center"/>
+              <w:rPr>
+                <w:b/>
+                <w:bCs/>
+                <w:sz w:val="20"/>
+                <w:szCs w:val="20"/>
+              </w:rPr>
+            </w:pPr>
+            <w:r>
+              <w:lastRenderedPageBreak/>
+              <w:t>{%img_cctv_konjen_australia}</w:t>
+            </w:r>
+          </w:p>
+        </w:tc>
+        <w:tc>
+          <w:tcPr>
+            <w:tcW w:w="5528" w:type="dxa"/>
+            <w:tcMar>
+              <w:top w:w="56" w:type="dxa"/>
+              <w:left w:w="56" w:type="dxa"/>
+              <w:bottom w:w="56" w:type="dxa"/>
+              <w:right w:w="56" w:type="dxa"/>
+            </w:tcMar>
+            <w:vAlign w:val="center"/>
+          </w:tcPr>
+          <w:p>
+            <w:pPr>
+              <w:keepLines/>
+              <w:widowControl w:val="0"/>
+              <w:spacing w:line="240" w:lineRule="auto"/>
+              <w:jc w:val="center"/>
+              <w:rPr>
+                <w:b/>
+                <w:bCs/>
+                <w:sz w:val="20"/>
+                <w:szCs w:val="20"/>
+              </w:rPr>
+            </w:pPr>
+            <w:r>
+              <w:t>{%img_cctv_perempatan_jl_diponegoro_lv21}</w:t>
             </w:r>
           </w:p>
         </w:tc>
@@ -1589,7 +2690,102 @@
               </w:rPr>
             </w:pPr>
             <w:r>
-              <w:t>{%img_cctv_simpang_gbb_sanur}</w:t>
+              <w:rPr>
+                <w:b/>
+                <w:bCs/>
+                <w:sz w:val="20"/>
+                <w:szCs w:val="20"/>
+              </w:rPr>
+              <w:t>Mission Critical Network Monitoring (5 Mbps 35 node)</w:t>
+            </w:r>
+          </w:p>
+          <w:p>
+            <w:pPr>
+              <w:pStyle w:val="ListParagraph"/>
+              <w:keepLines/>
+              <w:widowControl w:val="0"/>
+              <w:numPr>
+                <w:ilvl w:val="0"/>
+                <w:numId w:val="5"/>
+              </w:numPr>
+              <w:spacing w:line="240" w:lineRule="auto"/>
+              <w:jc w:val="center"/>
+              <w:rPr>
+                <w:b/>
+                <w:bCs/>
+                <w:sz w:val="20"/>
+                <w:szCs w:val="20"/>
+              </w:rPr>
+            </w:pPr>
+            <w:r>
+              <w:rPr>
+                <w:noProof/>
+              </w:rPr>
+              <w:drawing>
+                <wp:anchor distT="0" distB="0" distL="114300" distR="114300" simplePos="0" relativeHeight="251664384" behindDoc="0" locked="0" layoutInCell="1" allowOverlap="1" wp14:anchorId="491A08CE" wp14:editId="6ACDF892">
+                  <wp:simplePos x="0" y="0"/>
+                  <wp:positionH relativeFrom="column">
+                    <wp:posOffset>-6531</wp:posOffset>
+                  </wp:positionH>
+                  <wp:positionV relativeFrom="paragraph">
+                    <wp:posOffset>47716</wp:posOffset>
+                  </wp:positionV>
+                  <wp:extent cx="6879590" cy="3218815"/>
+                  <wp:effectExtent l="0" t="0" r="0" b="635"/>
+                  <wp:wrapNone/>
+                  <wp:docPr id="396320858" name="Picture 1"/>
+                  <wp:cNvGraphicFramePr>
+                    <a:graphicFrameLocks xmlns:a="http://schemas.openxmlformats.org/drawingml/2006/main" noChangeAspect="1"/>
+                  </wp:cNvGraphicFramePr>
+                  <a:graphic xmlns:a="http://schemas.openxmlformats.org/drawingml/2006/main">
+                    <a:graphicData uri="http://schemas.openxmlformats.org/drawingml/2006/picture">
+                      <pic:pic xmlns:pic="http://schemas.openxmlformats.org/drawingml/2006/picture">
+                        <pic:nvPicPr>
+                          <pic:cNvPr id="153770951" name="Picture 153770951"/>
+                          <pic:cNvPicPr/>
+                        </pic:nvPicPr>
+                        <pic:blipFill>
+                          <a:blip r:embed="rId7">
+                            <a:alphaModFix amt="20000"/>
+                            <a:extLst>
+                              <a:ext uri="{28A0092B-C50C-407E-A947-70E740481C1C}">
+                                <a14:useLocalDpi xmlns:a14="http://schemas.microsoft.com/office/drawing/2010/main" val="0"/>
+                              </a:ext>
+                            </a:extLst>
+                          </a:blip>
+                          <a:stretch>
+                            <a:fillRect/>
+                          </a:stretch>
+                        </pic:blipFill>
+                        <pic:spPr>
+                          <a:xfrm>
+                            <a:off x="0" y="0"/>
+                            <a:ext cx="6879590" cy="3218815"/>
+                          </a:xfrm>
+                          <a:prstGeom prst="rect">
+                            <a:avLst/>
+                          </a:prstGeom>
+                        </pic:spPr>
+                      </pic:pic>
+                    </a:graphicData>
+                  </a:graphic>
+                  <wp14:sizeRelH relativeFrom="margin">
+                    <wp14:pctWidth>0</wp14:pctWidth>
+                  </wp14:sizeRelH>
+                  <wp14:sizeRelV relativeFrom="margin">
+                    <wp14:pctHeight>0</wp14:pctHeight>
+                  </wp14:sizeRelV>
+                </wp:anchor>
+              </w:drawing>
+            </w:r>
+            <w:r>
+              <w:rPr>
+                <w:b/>
+                <w:bCs/>
+                <w:sz w:val="20"/>
+                <w:szCs w:val="20"/>
+              </w:rPr>
+              <w:t>cctv KONJEN AUSTRALIA</w:t>
             </w:r>
           </w:p>
         </w:tc>
@@ -1618,7 +2814,137 @@
               </w:rPr>
             </w:pPr>
             <w:r>
-              <w:t>{%img_cctv_bundaran_renon}</w:t>
+              <w:rPr>
+                <w:b/>
+                <w:bCs/>
+                <w:sz w:val="20"/>
+                <w:szCs w:val="20"/>
+              </w:rPr>
+              <w:t>Mission Critical Network Monitoring (5 Mbps 35 node)</w:t>
+            </w:r>
+          </w:p>
+          <w:p>
+            <w:pPr>
+              <w:pStyle w:val="ListParagraph"/>
+              <w:keepLines/>
+              <w:widowControl w:val="0"/>
+              <w:numPr>
+                <w:ilvl w:val="0"/>
+                <w:numId w:val="5"/>
+              </w:numPr>
+              <w:spacing w:line="240" w:lineRule="auto"/>
+              <w:jc w:val="center"/>
+              <w:rPr>
+                <w:b/>
+                <w:bCs/>
+                <w:sz w:val="20"/>
+                <w:szCs w:val="20"/>
+              </w:rPr>
+            </w:pPr>
+            <w:r>
+              <w:rPr>
+                <w:b/>
+                <w:bCs/>
+                <w:sz w:val="20"/>
+                <w:szCs w:val="20"/>
+              </w:rPr>
+              <w:t>cctv PEREMPATAN JL DIPONEGORO-LV21</w:t>
+            </w:r>
+          </w:p>
+        </w:tc>
+      </w:tr>
+      <w:tr>
+        <w:trPr>
+          <w:trHeight w:val="3024"/>
+          <w:jc w:val="center"/>
+        </w:trPr>
+        <w:tc>
+          <w:tcPr>
+            <w:tcW w:w="5519" w:type="dxa"/>
+            <w:tcMar>
+              <w:top w:w="100" w:type="dxa"/>
+              <w:left w:w="100" w:type="dxa"/>
+              <w:bottom w:w="100" w:type="dxa"/>
+              <w:right w:w="100" w:type="dxa"/>
+            </w:tcMar>
+            <w:vAlign w:val="center"/>
+          </w:tcPr>
+          <w:p>
+            <w:pPr>
+              <w:keepLines/>
+              <w:widowControl w:val="0"/>
+              <w:spacing w:line="240" w:lineRule="auto"/>
+              <w:jc w:val="center"/>
+              <w:rPr>
+                <w:sz w:val="20"/>
+                <w:szCs w:val="20"/>
+              </w:rPr>
+            </w:pPr>
+            <w:r>
+              <w:rPr>
+                <w:sz w:val="20"/>
+                <w:szCs w:val="20"/>
+              </w:rPr>
+              <w:t>{%img_cctv_</w:t>
+            </w:r>
+            <w:r>
+              <w:rPr>
+                <w:sz w:val="20"/>
+                <w:szCs w:val="20"/>
+              </w:rPr>
+              <w:t>hasanudin_depan_masjid</w:t>
+            </w:r>
+            <w:r>
+              <w:rPr>
+                <w:sz w:val="20"/>
+                <w:szCs w:val="20"/>
+              </w:rPr>
+              <w:t>}</w:t>
+            </w:r>
+          </w:p>
+        </w:tc>
+        <w:tc>
+          <w:tcPr>
+            <w:tcW w:w="5528" w:type="dxa"/>
+            <w:tcMar>
+              <w:top w:w="56" w:type="dxa"/>
+              <w:left w:w="56" w:type="dxa"/>
+              <w:bottom w:w="56" w:type="dxa"/>
+              <w:right w:w="56" w:type="dxa"/>
+            </w:tcMar>
+            <w:vAlign w:val="center"/>
+          </w:tcPr>
+          <w:p>
+            <w:pPr>
+              <w:keepLines/>
+              <w:widowControl w:val="0"/>
+              <w:spacing w:line="240" w:lineRule="auto"/>
+              <w:jc w:val="center"/>
+              <w:rPr>
+                <w:sz w:val="20"/>
+                <w:szCs w:val="20"/>
+              </w:rPr>
+            </w:pPr>
+            <w:r>
+              <w:rPr>
+                <w:sz w:val="20"/>
+                <w:szCs w:val="20"/>
+              </w:rPr>
+              <w:t>{%img_cctv_</w:t>
+            </w:r>
+            <w:r>
+              <w:rPr>
+                <w:sz w:val="20"/>
+                <w:szCs w:val="20"/>
+              </w:rPr>
+              <w:t>kampus_unud_sudirman</w:t>
+            </w:r>
+            <w:r>
+              <w:rPr>
+                <w:sz w:val="20"/>
+                <w:szCs w:val="20"/>
+              </w:rPr>
+              <w:t>}</w:t>
             </w:r>
           </w:p>
         </w:tc>
@@ -1644,6 +2970,7 @@
               <w:keepLines/>
               <w:widowControl w:val="0"/>
               <w:spacing w:line="240" w:lineRule="auto"/>
+              <w:jc w:val="center"/>
               <w:rPr>
                 <w:b/>
                 <w:bCs/>
@@ -1686,7 +3013,7 @@
                 <w:sz w:val="20"/>
                 <w:szCs w:val="20"/>
               </w:rPr>
-              <w:t>cctv simpang GBB SANUR</w:t>
+              <w:t>cctv HASANUDIN DEPAN MASJID</w:t>
             </w:r>
           </w:p>
         </w:tc>
@@ -1749,7 +3076,75 @@
                 <w:sz w:val="20"/>
                 <w:szCs w:val="20"/>
               </w:rPr>
-              <w:t>cctv BUNDARAN RENON</w:t>
+              <w:t>cctv KAMPUS UNUD SUDIRMAN</w:t>
+            </w:r>
+          </w:p>
+        </w:tc>
+      </w:tr>
+      <w:tr>
+        <w:trPr>
+          <w:trHeight w:val="3024"/>
+          <w:jc w:val="center"/>
+        </w:trPr>
+        <w:tc>
+          <w:tcPr>
+            <w:tcW w:w="5519" w:type="dxa"/>
+            <w:tcMar>
+              <w:top w:w="100" w:type="dxa"/>
+              <w:left w:w="100" w:type="dxa"/>
+              <w:bottom w:w="100" w:type="dxa"/>
+              <w:right w:w="100" w:type="dxa"/>
+            </w:tcMar>
+            <w:vAlign w:val="center"/>
+          </w:tcPr>
+          <w:p>
+            <w:pPr>
+              <w:keepLines/>
+              <w:widowControl w:val="0"/>
+              <w:spacing w:line="240" w:lineRule="auto"/>
+              <w:jc w:val="center"/>
+              <w:rPr>
+                <w:sz w:val="20"/>
+                <w:szCs w:val="20"/>
+              </w:rPr>
+            </w:pPr>
+            <w:r>
+              <w:rPr>
+                <w:sz w:val="20"/>
+                <w:szCs w:val="20"/>
+              </w:rPr>
+              <w:t>{%img_cctv_simpang_gatsu_dalung}</w:t>
+            </w:r>
+          </w:p>
+        </w:tc>
+        <w:tc>
+          <w:tcPr>
+            <w:tcW w:w="5528" w:type="dxa"/>
+            <w:tcMar>
+              <w:top w:w="56" w:type="dxa"/>
+              <w:left w:w="56" w:type="dxa"/>
+              <w:bottom w:w="56" w:type="dxa"/>
+              <w:right w:w="56" w:type="dxa"/>
+            </w:tcMar>
+            <w:vAlign w:val="center"/>
+          </w:tcPr>
+          <w:p>
+            <w:pPr>
+              <w:keepLines/>
+              <w:widowControl w:val="0"/>
+              <w:spacing w:line="240" w:lineRule="auto"/>
+              <w:jc w:val="center"/>
+              <w:rPr>
+                <w:sz w:val="20"/>
+                <w:szCs w:val="20"/>
+              </w:rPr>
+            </w:pPr>
+            <w:r>
+              <w:rPr>
+                <w:sz w:val="20"/>
+                <w:szCs w:val="20"/>
+              </w:rPr>
+              <w:t>{%img_cctv_simpang_kebo_iwa}</w:t>
             </w:r>
           </w:p>
         </w:tc>
@@ -1784,13 +3179,41 @@
               </w:rPr>
             </w:pPr>
             <w:r>
-              <w:t>{</w:t>
-            </w:r>
-            <w:r>
-              <w:t>%</w:t>
-            </w:r>
-            <w:r>
-              <w:t>img_cctv_konjen_jepang}</w:t>
+              <w:rPr>
+                <w:b/>
+                <w:bCs/>
+                <w:sz w:val="20"/>
+                <w:szCs w:val="20"/>
+              </w:rPr>
+              <w:t>Mission Critical Network Monitoring (5 Mbps 35 node)</w:t>
+            </w:r>
+          </w:p>
+          <w:p>
+            <w:pPr>
+              <w:pStyle w:val="ListParagraph"/>
+              <w:keepLines/>
+              <w:widowControl w:val="0"/>
+              <w:numPr>
+                <w:ilvl w:val="0"/>
+                <w:numId w:val="5"/>
+              </w:numPr>
+              <w:spacing w:line="240" w:lineRule="auto"/>
+              <w:jc w:val="center"/>
+              <w:rPr>
+                <w:b/>
+                <w:bCs/>
+                <w:sz w:val="20"/>
+                <w:szCs w:val="20"/>
+              </w:rPr>
+            </w:pPr>
+            <w:r>
+              <w:rPr>
+                <w:b/>
+                <w:bCs/>
+                <w:sz w:val="20"/>
+                <w:szCs w:val="20"/>
+              </w:rPr>
+              <w:t>cctv simpang GATSU DALUNG</w:t>
             </w:r>
           </w:p>
         </w:tc>
@@ -1819,7 +3242,110 @@
               </w:rPr>
             </w:pPr>
             <w:r>
-              <w:t>{%img_cctv_kantor_gubenur}</w:t>
+              <w:rPr>
+                <w:b/>
+                <w:bCs/>
+                <w:sz w:val="20"/>
+                <w:szCs w:val="20"/>
+              </w:rPr>
+              <w:t>Mission Critical Network Monitoring (5 Mbps 35 node)</w:t>
+            </w:r>
+          </w:p>
+          <w:p>
+            <w:pPr>
+              <w:pStyle w:val="ListParagraph"/>
+              <w:keepLines/>
+              <w:widowControl w:val="0"/>
+              <w:numPr>
+                <w:ilvl w:val="0"/>
+                <w:numId w:val="5"/>
+              </w:numPr>
+              <w:spacing w:line="240" w:lineRule="auto"/>
+              <w:jc w:val="center"/>
+              <w:rPr>
+                <w:b/>
+                <w:bCs/>
+                <w:sz w:val="20"/>
+                <w:szCs w:val="20"/>
+              </w:rPr>
+            </w:pPr>
+            <w:r>
+              <w:rPr>
+                <w:b/>
+                <w:bCs/>
+                <w:sz w:val="20"/>
+                <w:szCs w:val="20"/>
+              </w:rPr>
+              <w:t>cctv simpang KEBO IWA</w:t>
+            </w:r>
+          </w:p>
+        </w:tc>
+      </w:tr>
+      <w:tr>
+        <w:trPr>
+          <w:trHeight w:val="3024"/>
+          <w:jc w:val="center"/>
+        </w:trPr>
+        <w:tc>
+          <w:tcPr>
+            <w:tcW w:w="5519" w:type="dxa"/>
+            <w:tcMar>
+              <w:top w:w="100" w:type="dxa"/>
+              <w:left w:w="100" w:type="dxa"/>
+              <w:bottom w:w="100" w:type="dxa"/>
+              <w:right w:w="100" w:type="dxa"/>
+            </w:tcMar>
+            <w:vAlign w:val="center"/>
+          </w:tcPr>
+          <w:p>
+            <w:pPr>
+              <w:keepLines/>
+              <w:widowControl w:val="0"/>
+              <w:spacing w:line="240" w:lineRule="auto"/>
+              <w:jc w:val="center"/>
+              <w:rPr>
+                <w:sz w:val="20"/>
+                <w:szCs w:val="20"/>
+              </w:rPr>
+            </w:pPr>
+            <w:r>
+              <w:rPr>
+                <w:sz w:val="20"/>
+                <w:szCs w:val="20"/>
+              </w:rPr>
+              <w:lastRenderedPageBreak/>
+              <w:t>{%img_cctv_simpang_buluh_indah}</w:t>
+            </w:r>
+          </w:p>
+        </w:tc>
+        <w:tc>
+          <w:tcPr>
+            <w:tcW w:w="5528" w:type="dxa"/>
+            <w:tcMar>
+              <w:top w:w="56" w:type="dxa"/>
+              <w:left w:w="56" w:type="dxa"/>
+              <w:bottom w:w="56" w:type="dxa"/>
+              <w:right w:w="56" w:type="dxa"/>
+            </w:tcMar>
+            <w:vAlign w:val="center"/>
+          </w:tcPr>
+          <w:p>
+            <w:pPr>
+              <w:keepLines/>
+              <w:widowControl w:val="0"/>
+              <w:spacing w:line="240" w:lineRule="auto"/>
+              <w:jc w:val="center"/>
+              <w:rPr>
+                <w:sz w:val="20"/>
+                <w:szCs w:val="20"/>
+              </w:rPr>
+            </w:pPr>
+            <w:r>
+              <w:rPr>
+                <w:sz w:val="20"/>
+                <w:szCs w:val="20"/>
+              </w:rPr>
+              <w:t>{%img_cctv_simpang_cokro_ubung}</w:t>
             </w:r>
           </w:p>
         </w:tc>
@@ -1845,6 +3371,7 @@
               <w:keepLines/>
               <w:widowControl w:val="0"/>
               <w:spacing w:line="240" w:lineRule="auto"/>
+              <w:jc w:val="center"/>
               <w:rPr>
                 <w:b/>
                 <w:bCs/>
@@ -1882,12 +3409,73 @@
             </w:pPr>
             <w:r>
               <w:rPr>
-                <w:b/>
-                <w:bCs/>
-                <w:sz w:val="20"/>
-                <w:szCs w:val="20"/>
-              </w:rPr>
-              <w:t>cctv KONJEN JEPANG</w:t>
+                <w:noProof/>
+              </w:rPr>
+              <w:drawing>
+                <wp:anchor distT="0" distB="0" distL="114300" distR="114300" simplePos="0" relativeHeight="251666432" behindDoc="0" locked="0" layoutInCell="1" allowOverlap="1" wp14:anchorId="2EEF5FB6" wp14:editId="593436AC">
+                  <wp:simplePos x="0" y="0"/>
+                  <wp:positionH relativeFrom="column">
+                    <wp:posOffset>4354</wp:posOffset>
+                  </wp:positionH>
+                  <wp:positionV relativeFrom="paragraph">
+                    <wp:posOffset>91259</wp:posOffset>
+                  </wp:positionV>
+                  <wp:extent cx="6879590" cy="3218815"/>
+                  <wp:effectExtent l="0" t="0" r="0" b="635"/>
+                  <wp:wrapNone/>
+                  <wp:docPr id="790195986" name="Picture 1"/>
+                  <wp:cNvGraphicFramePr>
+                    <a:graphicFrameLocks xmlns:a="http://schemas.openxmlformats.org/drawingml/2006/main" noChangeAspect="1"/>
+                  </wp:cNvGraphicFramePr>
+                  <a:graphic xmlns:a="http://schemas.openxmlformats.org/drawingml/2006/main">
+                    <a:graphicData uri="http://schemas.openxmlformats.org/drawingml/2006/picture">
+                      <pic:pic xmlns:pic="http://schemas.openxmlformats.org/drawingml/2006/picture">
+                        <pic:nvPicPr>
+                          <pic:cNvPr id="153770951" name="Picture 153770951"/>
+                          <pic:cNvPicPr/>
+                        </pic:nvPicPr>
+                        <pic:blipFill>
+                          <a:blip r:embed="rId7">
+                            <a:alphaModFix amt="20000"/>
+                            <a:extLst>
+                              <a:ext uri="{28A0092B-C50C-407E-A947-70E740481C1C}">
+                                <a14:useLocalDpi xmlns:a14="http://schemas.microsoft.com/office/drawing/2010/main" val="0"/>
+                              </a:ext>
+                            </a:extLst>
+                          </a:blip>
+                          <a:stretch>
+                            <a:fillRect/>
+                          </a:stretch>
+                        </pic:blipFill>
+                        <pic:spPr>
+                          <a:xfrm>
+                            <a:off x="0" y="0"/>
+                            <a:ext cx="6879590" cy="3218815"/>
+                          </a:xfrm>
+                          <a:prstGeom prst="rect">
+                            <a:avLst/>
+                          </a:prstGeom>
+                        </pic:spPr>
+                      </pic:pic>
+                    </a:graphicData>
+                  </a:graphic>
+                  <wp14:sizeRelH relativeFrom="margin">
+                    <wp14:pctWidth>0</wp14:pctWidth>
+                  </wp14:sizeRelH>
+                  <wp14:sizeRelV relativeFrom="margin">
+                    <wp14:pctHeight>0</wp14:pctHeight>
+                  </wp14:sizeRelV>
+                </wp:anchor>
+              </w:drawing>
+            </w:r>
+            <w:r>
+              <w:rPr>
+                <w:b/>
+                <w:bCs/>
+                <w:sz w:val="20"/>
+                <w:szCs w:val="20"/>
+              </w:rPr>
+              <w:t>cctv simpang BULUH INDAH</w:t>
             </w:r>
           </w:p>
         </w:tc>
@@ -1950,7 +3538,75 @@
                 <w:sz w:val="20"/>
                 <w:szCs w:val="20"/>
               </w:rPr>
-              <w:t>cctv KANTOR GUBENUR</w:t>
+              <w:t>cctv simpang COKRO UBUNG</w:t>
+            </w:r>
+          </w:p>
+        </w:tc>
+      </w:tr>
+      <w:tr>
+        <w:trPr>
+          <w:trHeight w:val="3024"/>
+          <w:jc w:val="center"/>
+        </w:trPr>
+        <w:tc>
+          <w:tcPr>
+            <w:tcW w:w="5519" w:type="dxa"/>
+            <w:tcMar>
+              <w:top w:w="100" w:type="dxa"/>
+              <w:left w:w="100" w:type="dxa"/>
+              <w:bottom w:w="100" w:type="dxa"/>
+              <w:right w:w="100" w:type="dxa"/>
+            </w:tcMar>
+            <w:vAlign w:val="center"/>
+          </w:tcPr>
+          <w:p>
+            <w:pPr>
+              <w:keepLines/>
+              <w:widowControl w:val="0"/>
+              <w:spacing w:line="240" w:lineRule="auto"/>
+              <w:jc w:val="center"/>
+              <w:rPr>
+                <w:sz w:val="20"/>
+                <w:szCs w:val="20"/>
+              </w:rPr>
+            </w:pPr>
+            <w:r>
+              <w:rPr>
+                <w:sz w:val="20"/>
+                <w:szCs w:val="20"/>
+              </w:rPr>
+              <w:t>{%img_cctv_simpang_a_yani}</w:t>
+            </w:r>
+          </w:p>
+        </w:tc>
+        <w:tc>
+          <w:tcPr>
+            <w:tcW w:w="5528" w:type="dxa"/>
+            <w:tcMar>
+              <w:top w:w="56" w:type="dxa"/>
+              <w:left w:w="56" w:type="dxa"/>
+              <w:bottom w:w="56" w:type="dxa"/>
+              <w:right w:w="56" w:type="dxa"/>
+            </w:tcMar>
+            <w:vAlign w:val="center"/>
+          </w:tcPr>
+          <w:p>
+            <w:pPr>
+              <w:keepLines/>
+              <w:widowControl w:val="0"/>
+              <w:spacing w:line="240" w:lineRule="auto"/>
+              <w:jc w:val="center"/>
+              <w:rPr>
+                <w:sz w:val="20"/>
+                <w:szCs w:val="20"/>
+              </w:rPr>
+            </w:pPr>
+            <w:r>
+              <w:rPr>
+                <w:sz w:val="20"/>
+                <w:szCs w:val="20"/>
+              </w:rPr>
+              <w:t>{%img_cctv_simpang_nangka}</w:t>
             </w:r>
           </w:p>
         </w:tc>
@@ -1985,7 +3641,41 @@
               </w:rPr>
             </w:pPr>
             <w:r>
-              <w:t>{%img_cctv_lapangan_renon}</w:t>
+              <w:rPr>
+                <w:b/>
+                <w:bCs/>
+                <w:sz w:val="20"/>
+                <w:szCs w:val="20"/>
+              </w:rPr>
+              <w:t>Mission Critical Network Monitoring (5 Mbps 35 node)</w:t>
+            </w:r>
+          </w:p>
+          <w:p>
+            <w:pPr>
+              <w:pStyle w:val="ListParagraph"/>
+              <w:keepLines/>
+              <w:widowControl w:val="0"/>
+              <w:numPr>
+                <w:ilvl w:val="0"/>
+                <w:numId w:val="5"/>
+              </w:numPr>
+              <w:spacing w:line="240" w:lineRule="auto"/>
+              <w:jc w:val="center"/>
+              <w:rPr>
+                <w:b/>
+                <w:bCs/>
+                <w:sz w:val="20"/>
+                <w:szCs w:val="20"/>
+              </w:rPr>
+            </w:pPr>
+            <w:r>
+              <w:rPr>
+                <w:b/>
+                <w:bCs/>
+                <w:sz w:val="20"/>
+                <w:szCs w:val="20"/>
+              </w:rPr>
+              <w:t>cctv simpang A YANI</w:t>
             </w:r>
           </w:p>
         </w:tc>
@@ -2014,7 +3704,109 @@
               </w:rPr>
             </w:pPr>
             <w:r>
-              <w:t>{%img_cctv_parkir_timur_renon}</w:t>
+              <w:rPr>
+                <w:b/>
+                <w:bCs/>
+                <w:sz w:val="20"/>
+                <w:szCs w:val="20"/>
+              </w:rPr>
+              <w:t>Mission Critical Network Monitoring (5 Mbps 35 node)</w:t>
+            </w:r>
+          </w:p>
+          <w:p>
+            <w:pPr>
+              <w:pStyle w:val="ListParagraph"/>
+              <w:keepLines/>
+              <w:widowControl w:val="0"/>
+              <w:numPr>
+                <w:ilvl w:val="0"/>
+                <w:numId w:val="5"/>
+              </w:numPr>
+              <w:spacing w:line="240" w:lineRule="auto"/>
+              <w:jc w:val="center"/>
+              <w:rPr>
+                <w:b/>
+                <w:bCs/>
+                <w:sz w:val="20"/>
+                <w:szCs w:val="20"/>
+              </w:rPr>
+            </w:pPr>
+            <w:r>
+              <w:rPr>
+                <w:b/>
+                <w:bCs/>
+                <w:sz w:val="20"/>
+                <w:szCs w:val="20"/>
+              </w:rPr>
+              <w:t>cctv simpang NANGKA</w:t>
+            </w:r>
+          </w:p>
+        </w:tc>
+      </w:tr>
+      <w:tr>
+        <w:trPr>
+          <w:trHeight w:val="3024"/>
+          <w:jc w:val="center"/>
+        </w:trPr>
+        <w:tc>
+          <w:tcPr>
+            <w:tcW w:w="5519" w:type="dxa"/>
+            <w:tcMar>
+              <w:top w:w="100" w:type="dxa"/>
+              <w:left w:w="100" w:type="dxa"/>
+              <w:bottom w:w="100" w:type="dxa"/>
+              <w:right w:w="100" w:type="dxa"/>
+            </w:tcMar>
+            <w:vAlign w:val="center"/>
+          </w:tcPr>
+          <w:p>
+            <w:pPr>
+              <w:keepLines/>
+              <w:widowControl w:val="0"/>
+              <w:spacing w:line="240" w:lineRule="auto"/>
+              <w:jc w:val="center"/>
+              <w:rPr>
+                <w:sz w:val="20"/>
+                <w:szCs w:val="20"/>
+              </w:rPr>
+            </w:pPr>
+            <w:r>
+              <w:rPr>
+                <w:sz w:val="20"/>
+                <w:szCs w:val="20"/>
+              </w:rPr>
+              <w:t>{%img_cctv_simpang_titi_banda}</w:t>
+            </w:r>
+          </w:p>
+        </w:tc>
+        <w:tc>
+          <w:tcPr>
+            <w:tcW w:w="5528" w:type="dxa"/>
+            <w:tcMar>
+              <w:top w:w="56" w:type="dxa"/>
+              <w:left w:w="56" w:type="dxa"/>
+              <w:bottom w:w="56" w:type="dxa"/>
+              <w:right w:w="56" w:type="dxa"/>
+            </w:tcMar>
+            <w:vAlign w:val="center"/>
+          </w:tcPr>
+          <w:p>
+            <w:pPr>
+              <w:keepLines/>
+              <w:widowControl w:val="0"/>
+              <w:spacing w:line="240" w:lineRule="auto"/>
+              <w:jc w:val="center"/>
+              <w:rPr>
+                <w:sz w:val="20"/>
+                <w:szCs w:val="20"/>
+              </w:rPr>
+            </w:pPr>
+            <w:r>
+              <w:rPr>
+                <w:sz w:val="20"/>
+                <w:szCs w:val="20"/>
+              </w:rPr>
+              <w:t>{%img_cctv_simpang_6_teuku_umar}</w:t>
             </w:r>
           </w:p>
         </w:tc>
@@ -2040,6 +3832,7 @@
               <w:keepLines/>
               <w:widowControl w:val="0"/>
               <w:spacing w:line="240" w:lineRule="auto"/>
+              <w:jc w:val="center"/>
               <w:rPr>
                 <w:b/>
                 <w:bCs/>
@@ -2082,7 +3875,7 @@
                 <w:sz w:val="20"/>
                 <w:szCs w:val="20"/>
               </w:rPr>
-              <w:t>cctv LAPANGAN RENON</w:t>
+              <w:t>cctv simpang TITI BANDA</w:t>
             </w:r>
           </w:p>
         </w:tc>
@@ -2145,7 +3938,76 @@
                 <w:sz w:val="20"/>
                 <w:szCs w:val="20"/>
               </w:rPr>
-              <w:t>cctv PARKIR TIMUR RENON</w:t>
+              <w:t>cctv simpang 6 TEUKU UMAR</w:t>
+            </w:r>
+          </w:p>
+        </w:tc>
+      </w:tr>
+      <w:tr>
+        <w:trPr>
+          <w:trHeight w:val="3024"/>
+          <w:jc w:val="center"/>
+        </w:trPr>
+        <w:tc>
+          <w:tcPr>
+            <w:tcW w:w="5519" w:type="dxa"/>
+            <w:tcMar>
+              <w:top w:w="100" w:type="dxa"/>
+              <w:left w:w="100" w:type="dxa"/>
+              <w:bottom w:w="100" w:type="dxa"/>
+              <w:right w:w="100" w:type="dxa"/>
+            </w:tcMar>
+            <w:vAlign w:val="center"/>
+          </w:tcPr>
+          <w:p>
+            <w:pPr>
+              <w:keepLines/>
+              <w:widowControl w:val="0"/>
+              <w:spacing w:line="240" w:lineRule="auto"/>
+              <w:jc w:val="center"/>
+              <w:rPr>
+                <w:sz w:val="20"/>
+                <w:szCs w:val="20"/>
+              </w:rPr>
+            </w:pPr>
+            <w:r>
+              <w:rPr>
+                <w:sz w:val="20"/>
+                <w:szCs w:val="20"/>
+              </w:rPr>
+              <w:lastRenderedPageBreak/>
+              <w:t>{%img_cctv_simpang_simpang_buagan}</w:t>
+            </w:r>
+          </w:p>
+        </w:tc>
+        <w:tc>
+          <w:tcPr>
+            <w:tcW w:w="5528" w:type="dxa"/>
+            <w:tcMar>
+              <w:top w:w="56" w:type="dxa"/>
+              <w:left w:w="56" w:type="dxa"/>
+              <w:bottom w:w="56" w:type="dxa"/>
+              <w:right w:w="56" w:type="dxa"/>
+            </w:tcMar>
+            <w:vAlign w:val="center"/>
+          </w:tcPr>
+          <w:p>
+            <w:pPr>
+              <w:keepLines/>
+              <w:widowControl w:val="0"/>
+              <w:spacing w:line="240" w:lineRule="auto"/>
+              <w:jc w:val="center"/>
+              <w:rPr>
+                <w:sz w:val="20"/>
+                <w:szCs w:val="20"/>
+              </w:rPr>
+            </w:pPr>
+            <w:r>
+              <w:rPr>
+                <w:sz w:val="20"/>
+                <w:szCs w:val="20"/>
+              </w:rPr>
+              <w:t>{%img_cctv_kantor_kpu_provinsi_bali}</w:t>
             </w:r>
           </w:p>
         </w:tc>
@@ -2180,7 +4042,102 @@
               </w:rPr>
             </w:pPr>
             <w:r>
-              <w:t>{%img_cctv_bajrasandi_renon}</w:t>
+              <w:rPr>
+                <w:noProof/>
+              </w:rPr>
+              <w:drawing>
+                <wp:anchor distT="0" distB="0" distL="114300" distR="114300" simplePos="0" relativeHeight="251668480" behindDoc="0" locked="0" layoutInCell="1" allowOverlap="1" wp14:anchorId="481E4A77" wp14:editId="71133E5C">
+                  <wp:simplePos x="0" y="0"/>
+                  <wp:positionH relativeFrom="column">
+                    <wp:posOffset>-6531</wp:posOffset>
+                  </wp:positionH>
+                  <wp:positionV relativeFrom="paragraph">
+                    <wp:posOffset>139337</wp:posOffset>
+                  </wp:positionV>
+                  <wp:extent cx="6879590" cy="3218815"/>
+                  <wp:effectExtent l="0" t="0" r="0" b="635"/>
+                  <wp:wrapNone/>
+                  <wp:docPr id="1699636548" name="Picture 1"/>
+                  <wp:cNvGraphicFramePr>
+                    <a:graphicFrameLocks xmlns:a="http://schemas.openxmlformats.org/drawingml/2006/main" noChangeAspect="1"/>
+                  </wp:cNvGraphicFramePr>
+                  <a:graphic xmlns:a="http://schemas.openxmlformats.org/drawingml/2006/main">
+                    <a:graphicData uri="http://schemas.openxmlformats.org/drawingml/2006/picture">
+                      <pic:pic xmlns:pic="http://schemas.openxmlformats.org/drawingml/2006/picture">
+                        <pic:nvPicPr>
+                          <pic:cNvPr id="153770951" name="Picture 153770951"/>
+                          <pic:cNvPicPr/>
+                        </pic:nvPicPr>
+                        <pic:blipFill>
+                          <a:blip r:embed="rId7">
+                            <a:alphaModFix amt="20000"/>
+                            <a:extLst>
+                              <a:ext uri="{28A0092B-C50C-407E-A947-70E740481C1C}">
+                                <a14:useLocalDpi xmlns:a14="http://schemas.microsoft.com/office/drawing/2010/main" val="0"/>
+                              </a:ext>
+                            </a:extLst>
+                          </a:blip>
+                          <a:stretch>
+                            <a:fillRect/>
+                          </a:stretch>
+                        </pic:blipFill>
+                        <pic:spPr>
+                          <a:xfrm>
+                            <a:off x="0" y="0"/>
+                            <a:ext cx="6879590" cy="3218815"/>
+                          </a:xfrm>
+                          <a:prstGeom prst="rect">
+                            <a:avLst/>
+                          </a:prstGeom>
+                        </pic:spPr>
+                      </pic:pic>
+                    </a:graphicData>
+                  </a:graphic>
+                  <wp14:sizeRelH relativeFrom="margin">
+                    <wp14:pctWidth>0</wp14:pctWidth>
+                  </wp14:sizeRelH>
+                  <wp14:sizeRelV relativeFrom="margin">
+                    <wp14:pctHeight>0</wp14:pctHeight>
+                  </wp14:sizeRelV>
+                </wp:anchor>
+              </w:drawing>
+            </w:r>
+            <w:r>
+              <w:rPr>
+                <w:b/>
+                <w:bCs/>
+                <w:sz w:val="20"/>
+                <w:szCs w:val="20"/>
+              </w:rPr>
+              <w:t>Mission Critical Network Monitoring (5 Mbps 35 node)</w:t>
+            </w:r>
+          </w:p>
+          <w:p>
+            <w:pPr>
+              <w:pStyle w:val="ListParagraph"/>
+              <w:keepLines/>
+              <w:widowControl w:val="0"/>
+              <w:numPr>
+                <w:ilvl w:val="0"/>
+                <w:numId w:val="5"/>
+              </w:numPr>
+              <w:spacing w:line="240" w:lineRule="auto"/>
+              <w:jc w:val="center"/>
+              <w:rPr>
+                <w:b/>
+                <w:bCs/>
+                <w:sz w:val="20"/>
+                <w:szCs w:val="20"/>
+              </w:rPr>
+            </w:pPr>
+            <w:r>
+              <w:rPr>
+                <w:b/>
+                <w:bCs/>
+                <w:sz w:val="20"/>
+                <w:szCs w:val="20"/>
+              </w:rPr>
+              <w:t>cctv simpang SIMPANG BUAGAN</w:t>
             </w:r>
           </w:p>
         </w:tc>
@@ -2209,7 +4166,109 @@
               </w:rPr>
             </w:pPr>
             <w:r>
-              <w:t>{%img_cctv_simpang_sudirman}</w:t>
+              <w:rPr>
+                <w:b/>
+                <w:bCs/>
+                <w:sz w:val="20"/>
+                <w:szCs w:val="20"/>
+              </w:rPr>
+              <w:t>Mission Critical Network Monitoring (5 Mbps 35 node)</w:t>
+            </w:r>
+          </w:p>
+          <w:p>
+            <w:pPr>
+              <w:pStyle w:val="ListParagraph"/>
+              <w:keepLines/>
+              <w:widowControl w:val="0"/>
+              <w:numPr>
+                <w:ilvl w:val="0"/>
+                <w:numId w:val="5"/>
+              </w:numPr>
+              <w:spacing w:line="240" w:lineRule="auto"/>
+              <w:jc w:val="center"/>
+              <w:rPr>
+                <w:b/>
+                <w:bCs/>
+                <w:sz w:val="20"/>
+                <w:szCs w:val="20"/>
+              </w:rPr>
+            </w:pPr>
+            <w:r>
+              <w:rPr>
+                <w:b/>
+                <w:bCs/>
+                <w:sz w:val="20"/>
+                <w:szCs w:val="20"/>
+              </w:rPr>
+              <w:t>cctv kantor KPU PROVINSI BALI</w:t>
+            </w:r>
+          </w:p>
+        </w:tc>
+      </w:tr>
+      <w:tr>
+        <w:trPr>
+          <w:trHeight w:val="3024"/>
+          <w:jc w:val="center"/>
+        </w:trPr>
+        <w:tc>
+          <w:tcPr>
+            <w:tcW w:w="5519" w:type="dxa"/>
+            <w:tcMar>
+              <w:top w:w="100" w:type="dxa"/>
+              <w:left w:w="100" w:type="dxa"/>
+              <w:bottom w:w="100" w:type="dxa"/>
+              <w:right w:w="100" w:type="dxa"/>
+            </w:tcMar>
+            <w:vAlign w:val="center"/>
+          </w:tcPr>
+          <w:p>
+            <w:pPr>
+              <w:keepLines/>
+              <w:widowControl w:val="0"/>
+              <w:spacing w:line="240" w:lineRule="auto"/>
+              <w:jc w:val="center"/>
+              <w:rPr>
+                <w:sz w:val="20"/>
+                <w:szCs w:val="20"/>
+              </w:rPr>
+            </w:pPr>
+            <w:r>
+              <w:rPr>
+                <w:sz w:val="20"/>
+                <w:szCs w:val="20"/>
+              </w:rPr>
+              <w:t>{%img_cctv_puja_mandala}</w:t>
+            </w:r>
+          </w:p>
+        </w:tc>
+        <w:tc>
+          <w:tcPr>
+            <w:tcW w:w="5528" w:type="dxa"/>
+            <w:tcMar>
+              <w:top w:w="56" w:type="dxa"/>
+              <w:left w:w="56" w:type="dxa"/>
+              <w:bottom w:w="56" w:type="dxa"/>
+              <w:right w:w="56" w:type="dxa"/>
+            </w:tcMar>
+            <w:vAlign w:val="center"/>
+          </w:tcPr>
+          <w:p>
+            <w:pPr>
+              <w:keepLines/>
+              <w:widowControl w:val="0"/>
+              <w:spacing w:line="240" w:lineRule="auto"/>
+              <w:jc w:val="center"/>
+              <w:rPr>
+                <w:sz w:val="20"/>
+                <w:szCs w:val="20"/>
+              </w:rPr>
+            </w:pPr>
+            <w:r>
+              <w:rPr>
+                <w:sz w:val="20"/>
+                <w:szCs w:val="20"/>
+              </w:rPr>
+              <w:t>{%img_cctv_simpang_glael}</w:t>
             </w:r>
           </w:p>
         </w:tc>
@@ -2235,6 +4294,7 @@
               <w:keepLines/>
               <w:widowControl w:val="0"/>
               <w:spacing w:line="240" w:lineRule="auto"/>
+              <w:jc w:val="center"/>
               <w:rPr>
                 <w:b/>
                 <w:bCs/>
@@ -2277,7 +4337,7 @@
                 <w:sz w:val="20"/>
                 <w:szCs w:val="20"/>
               </w:rPr>
-              <w:t>cctv BAJRASANDI RENON</w:t>
+              <w:t>cctv PUJA MANDALA</w:t>
             </w:r>
           </w:p>
         </w:tc>
@@ -2340,7 +4400,75 @@
                 <w:sz w:val="20"/>
                 <w:szCs w:val="20"/>
               </w:rPr>
-              <w:t>cctv simpang SUDIRMAN</w:t>
+              <w:t>cctv simpang GLAEL</w:t>
+            </w:r>
+          </w:p>
+        </w:tc>
+      </w:tr>
+      <w:tr>
+        <w:trPr>
+          <w:trHeight w:val="3024"/>
+          <w:jc w:val="center"/>
+        </w:trPr>
+        <w:tc>
+          <w:tcPr>
+            <w:tcW w:w="5519" w:type="dxa"/>
+            <w:tcMar>
+              <w:top w:w="100" w:type="dxa"/>
+              <w:left w:w="100" w:type="dxa"/>
+              <w:bottom w:w="100" w:type="dxa"/>
+              <w:right w:w="100" w:type="dxa"/>
+            </w:tcMar>
+            <w:vAlign w:val="center"/>
+          </w:tcPr>
+          <w:p>
+            <w:pPr>
+              <w:keepLines/>
+              <w:widowControl w:val="0"/>
+              <w:spacing w:line="240" w:lineRule="auto"/>
+              <w:jc w:val="center"/>
+              <w:rPr>
+                <w:sz w:val="20"/>
+                <w:szCs w:val="20"/>
+              </w:rPr>
+            </w:pPr>
+            <w:r>
+              <w:rPr>
+                <w:sz w:val="20"/>
+                <w:szCs w:val="20"/>
+              </w:rPr>
+              <w:t>{%img_cctv_simpang_sunset_road_imam_bonjol}</w:t>
+            </w:r>
+          </w:p>
+        </w:tc>
+        <w:tc>
+          <w:tcPr>
+            <w:tcW w:w="5528" w:type="dxa"/>
+            <w:tcMar>
+              <w:top w:w="56" w:type="dxa"/>
+              <w:left w:w="56" w:type="dxa"/>
+              <w:bottom w:w="56" w:type="dxa"/>
+              <w:right w:w="56" w:type="dxa"/>
+            </w:tcMar>
+            <w:vAlign w:val="center"/>
+          </w:tcPr>
+          <w:p>
+            <w:pPr>
+              <w:keepLines/>
+              <w:widowControl w:val="0"/>
+              <w:spacing w:line="240" w:lineRule="auto"/>
+              <w:jc w:val="center"/>
+              <w:rPr>
+                <w:sz w:val="20"/>
+                <w:szCs w:val="20"/>
+              </w:rPr>
+            </w:pPr>
+            <w:r>
+              <w:rPr>
+                <w:sz w:val="20"/>
+                <w:szCs w:val="20"/>
+              </w:rPr>
+              <w:t>{%img_cctv_simpang_nakula}</w:t>
             </w:r>
           </w:p>
         </w:tc>
@@ -2375,8 +4503,41 @@
               </w:rPr>
             </w:pPr>
             <w:r>
-              <w:lastRenderedPageBreak/>
-              <w:t>{%img_cctv_konjen_australia}</w:t>
+              <w:rPr>
+                <w:b/>
+                <w:bCs/>
+                <w:sz w:val="20"/>
+                <w:szCs w:val="20"/>
+              </w:rPr>
+              <w:t>Mission Critical Network Monitoring (5 Mbps 35 node)</w:t>
+            </w:r>
+          </w:p>
+          <w:p>
+            <w:pPr>
+              <w:pStyle w:val="ListParagraph"/>
+              <w:keepLines/>
+              <w:widowControl w:val="0"/>
+              <w:numPr>
+                <w:ilvl w:val="0"/>
+                <w:numId w:val="5"/>
+              </w:numPr>
+              <w:spacing w:line="240" w:lineRule="auto"/>
+              <w:jc w:val="center"/>
+              <w:rPr>
+                <w:b/>
+                <w:bCs/>
+                <w:sz w:val="20"/>
+                <w:szCs w:val="20"/>
+              </w:rPr>
+            </w:pPr>
+            <w:r>
+              <w:rPr>
+                <w:b/>
+                <w:bCs/>
+                <w:sz w:val="20"/>
+                <w:szCs w:val="20"/>
+              </w:rPr>
+              <w:t>cctv simpang SUNSET ROAD IMAM BONJOL</w:t>
             </w:r>
           </w:p>
         </w:tc>
@@ -2405,7 +4566,85 @@
               </w:rPr>
             </w:pPr>
             <w:r>
-              <w:t>{%img_cctv_perempatan_jl_diponegoro_lv21}</w:t>
+              <w:rPr>
+                <w:b/>
+                <w:bCs/>
+                <w:sz w:val="20"/>
+                <w:szCs w:val="20"/>
+              </w:rPr>
+              <w:t>Mission Critical Network Monitoring (5 Mbps 35 node)</w:t>
+            </w:r>
+          </w:p>
+          <w:p>
+            <w:pPr>
+              <w:pStyle w:val="ListParagraph"/>
+              <w:keepLines/>
+              <w:widowControl w:val="0"/>
+              <w:numPr>
+                <w:ilvl w:val="0"/>
+                <w:numId w:val="5"/>
+              </w:numPr>
+              <w:spacing w:line="240" w:lineRule="auto"/>
+              <w:jc w:val="center"/>
+              <w:rPr>
+                <w:b/>
+                <w:bCs/>
+                <w:sz w:val="20"/>
+                <w:szCs w:val="20"/>
+              </w:rPr>
+            </w:pPr>
+            <w:r>
+              <w:rPr>
+                <w:b/>
+                <w:bCs/>
+                <w:sz w:val="20"/>
+                <w:szCs w:val="20"/>
+              </w:rPr>
+              <w:t>cctv simpang NAKULA</w:t>
+            </w:r>
+          </w:p>
+        </w:tc>
+      </w:tr>
+      <w:tr>
+        <w:trPr>
+          <w:trHeight w:val="3024"/>
+          <w:jc w:val="center"/>
+        </w:trPr>
+        <w:tc>
+          <w:tcPr>
+            <w:tcW w:w="11047" w:type="dxa"/>
+            <w:gridSpan w:val="2"/>
+            <w:tcBorders>
+              <w:bottom w:val="single" w:sz="8" w:space="0" w:color="000000"/>
+            </w:tcBorders>
+            <w:tcMar>
+              <w:top w:w="100" w:type="dxa"/>
+              <w:left w:w="100" w:type="dxa"/>
+              <w:bottom w:w="100" w:type="dxa"/>
+              <w:right w:w="100" w:type="dxa"/>
+            </w:tcMar>
+            <w:vAlign w:val="center"/>
+          </w:tcPr>
+          <w:p>
+            <w:pPr>
+              <w:keepLines/>
+              <w:widowControl w:val="0"/>
+              <w:spacing w:line="240" w:lineRule="auto"/>
+              <w:jc w:val="center"/>
+              <w:rPr>
+                <w:b/>
+                <w:bCs/>
+                <w:sz w:val="20"/>
+                <w:szCs w:val="20"/>
+              </w:rPr>
+            </w:pPr>
+            <w:r>
+              <w:rPr>
+                <w:sz w:val="20"/>
+                <w:szCs w:val="20"/>
+              </w:rPr>
+              <w:lastRenderedPageBreak/>
+              <w:t>{%img_cctv_simpang_spkunti}</w:t>
             </w:r>
           </w:p>
         </w:tc>
@@ -2417,7 +4656,11 @@
         </w:trPr>
         <w:tc>
           <w:tcPr>
-            <w:tcW w:w="5519" w:type="dxa"/>
+            <w:tcW w:w="11047" w:type="dxa"/>
+            <w:gridSpan w:val="2"/>
+            <w:tcBorders>
+              <w:bottom w:val="single" w:sz="4" w:space="0" w:color="auto"/>
+            </w:tcBorders>
             <w:tcMar>
               <w:top w:w="100" w:type="dxa"/>
               <w:left w:w="100" w:type="dxa"/>
@@ -2474,71 +4717,22 @@
                 <w:sz w:val="20"/>
                 <w:szCs w:val="20"/>
               </w:rPr>
-              <w:t>cctv KONJEN AUSTRALIA</w:t>
-            </w:r>
-          </w:p>
-        </w:tc>
-        <w:tc>
-          <w:tcPr>
-            <w:tcW w:w="5528" w:type="dxa"/>
-            <w:tcMar>
-              <w:top w:w="56" w:type="dxa"/>
-              <w:left w:w="56" w:type="dxa"/>
-              <w:bottom w:w="56" w:type="dxa"/>
-              <w:right w:w="56" w:type="dxa"/>
-            </w:tcMar>
-            <w:vAlign w:val="center"/>
-          </w:tcPr>
-          <w:p>
-            <w:pPr>
-              <w:keepLines/>
-              <w:widowControl w:val="0"/>
-              <w:spacing w:line="240" w:lineRule="auto"/>
-              <w:jc w:val="center"/>
-              <w:rPr>
-                <w:b/>
-                <w:bCs/>
-                <w:sz w:val="20"/>
-                <w:szCs w:val="20"/>
-              </w:rPr>
-            </w:pPr>
-            <w:r>
-              <w:rPr>
-                <w:b/>
-                <w:bCs/>
-                <w:sz w:val="20"/>
-                <w:szCs w:val="20"/>
-              </w:rPr>
-              <w:t>Mission Critical Network Monitoring (5 Mbps 35 node)</w:t>
-            </w:r>
-          </w:p>
-          <w:p>
-            <w:pPr>
-              <w:pStyle w:val="ListParagraph"/>
-              <w:keepLines/>
-              <w:widowControl w:val="0"/>
-              <w:numPr>
-                <w:ilvl w:val="0"/>
-                <w:numId w:val="5"/>
-              </w:numPr>
-              <w:spacing w:line="240" w:lineRule="auto"/>
-              <w:jc w:val="center"/>
-              <w:rPr>
-                <w:b/>
-                <w:bCs/>
-                <w:sz w:val="20"/>
-                <w:szCs w:val="20"/>
-              </w:rPr>
-            </w:pPr>
-            <w:r>
-              <w:rPr>
-                <w:b/>
-                <w:bCs/>
-                <w:sz w:val="20"/>
-                <w:szCs w:val="20"/>
-              </w:rPr>
-              <w:t>cctv PEREMPATAN JL DIPONEGORO-LV21</w:t>
-            </w:r>
+              <w:t>cctv simpang SPKUNTI</w:t>
+            </w:r>
+          </w:p>
+          <w:p>
+            <w:pPr>
+              <w:keepLines/>
+              <w:widowControl w:val="0"/>
+              <w:spacing w:line="240" w:lineRule="auto"/>
+              <w:jc w:val="center"/>
+              <w:rPr>
+                <w:b/>
+                <w:bCs/>
+                <w:sz w:val="20"/>
+                <w:szCs w:val="20"/>
+              </w:rPr>
+            </w:pPr>
           </w:p>
         </w:tc>
       </w:tr>
@@ -2549,7 +4743,14 @@
         </w:trPr>
         <w:tc>
           <w:tcPr>
-            <w:tcW w:w="5519" w:type="dxa"/>
+            <w:tcW w:w="11047" w:type="dxa"/>
+            <w:gridSpan w:val="2"/>
+            <w:tcBorders>
+              <w:top w:val="single" w:sz="4" w:space="0" w:color="auto"/>
+              <w:left w:val="nil"/>
+              <w:bottom w:val="nil"/>
+              <w:right w:val="nil"/>
+            </w:tcBorders>
             <w:tcMar>
               <w:top w:w="100" w:type="dxa"/>
               <w:left w:w="100" w:type="dxa"/>
@@ -2563,1799 +4764,21 @@
               <w:keepLines/>
               <w:widowControl w:val="0"/>
               <w:spacing w:line="240" w:lineRule="auto"/>
-              <w:jc w:val="center"/>
-              <w:rPr>
-                <w:sz w:val="20"/>
-                <w:szCs w:val="20"/>
-              </w:rPr>
-            </w:pPr>
-            <w:r>
-              <w:rPr>
-                <w:sz w:val="20"/>
-                <w:szCs w:val="20"/>
-              </w:rPr>
-              <w:t>{%img_cctv_</w:t>
-            </w:r>
-            <w:r>
-              <w:rPr>
-                <w:sz w:val="20"/>
-                <w:szCs w:val="20"/>
-              </w:rPr>
-              <w:t>hasanudin_depan_masjid</w:t>
-            </w:r>
-            <w:r>
-              <w:rPr>
-                <w:sz w:val="20"/>
-                <w:szCs w:val="20"/>
-              </w:rPr>
-              <w:t>}</w:t>
-            </w:r>
-          </w:p>
-        </w:tc>
-        <w:tc>
-          <w:tcPr>
-            <w:tcW w:w="5528" w:type="dxa"/>
-            <w:tcMar>
-              <w:top w:w="56" w:type="dxa"/>
-              <w:left w:w="56" w:type="dxa"/>
-              <w:bottom w:w="56" w:type="dxa"/>
-              <w:right w:w="56" w:type="dxa"/>
-            </w:tcMar>
-            <w:vAlign w:val="center"/>
-          </w:tcPr>
-          <w:p>
-            <w:pPr>
-              <w:keepLines/>
-              <w:widowControl w:val="0"/>
-              <w:spacing w:line="240" w:lineRule="auto"/>
-              <w:jc w:val="center"/>
-              <w:rPr>
-                <w:sz w:val="20"/>
-                <w:szCs w:val="20"/>
-              </w:rPr>
-            </w:pPr>
-            <w:r>
-              <w:rPr>
-                <w:sz w:val="20"/>
-                <w:szCs w:val="20"/>
-              </w:rPr>
-              <w:t>{%img_cctv_</w:t>
-            </w:r>
-            <w:r>
-              <w:rPr>
-                <w:sz w:val="20"/>
-                <w:szCs w:val="20"/>
-              </w:rPr>
-              <w:t>kampus_unud_sudirman</w:t>
-            </w:r>
-            <w:r>
-              <w:rPr>
-                <w:sz w:val="20"/>
-                <w:szCs w:val="20"/>
-              </w:rPr>
-              <w:t>}</w:t>
-            </w:r>
-          </w:p>
-        </w:tc>
-      </w:tr>
-      <w:tr>
-        <w:trPr>
-          <w:trHeight w:val="56"/>
-          <w:jc w:val="center"/>
-        </w:trPr>
-        <w:tc>
-          <w:tcPr>
-            <w:tcW w:w="5519" w:type="dxa"/>
-            <w:tcMar>
-              <w:top w:w="100" w:type="dxa"/>
-              <w:left w:w="100" w:type="dxa"/>
-              <w:bottom w:w="100" w:type="dxa"/>
-              <w:right w:w="100" w:type="dxa"/>
-            </w:tcMar>
-            <w:vAlign w:val="center"/>
-          </w:tcPr>
-          <w:p>
-            <w:pPr>
-              <w:keepLines/>
-              <w:widowControl w:val="0"/>
-              <w:spacing w:line="240" w:lineRule="auto"/>
-              <w:jc w:val="center"/>
-              <w:rPr>
-                <w:b/>
-                <w:bCs/>
-                <w:sz w:val="20"/>
-                <w:szCs w:val="20"/>
-              </w:rPr>
-            </w:pPr>
-            <w:r>
-              <w:rPr>
-                <w:b/>
-                <w:bCs/>
-                <w:sz w:val="20"/>
-                <w:szCs w:val="20"/>
-              </w:rPr>
-              <w:t>Mission Critical Network Monitoring (5 Mbps 35 node)</w:t>
-            </w:r>
-          </w:p>
-          <w:p>
-            <w:pPr>
-              <w:pStyle w:val="ListParagraph"/>
-              <w:keepLines/>
-              <w:widowControl w:val="0"/>
-              <w:numPr>
-                <w:ilvl w:val="0"/>
-                <w:numId w:val="5"/>
-              </w:numPr>
-              <w:spacing w:line="240" w:lineRule="auto"/>
-              <w:jc w:val="center"/>
-              <w:rPr>
-                <w:b/>
-                <w:bCs/>
-                <w:sz w:val="20"/>
-                <w:szCs w:val="20"/>
-              </w:rPr>
-            </w:pPr>
-            <w:r>
-              <w:rPr>
-                <w:b/>
-                <w:bCs/>
-                <w:sz w:val="20"/>
-                <w:szCs w:val="20"/>
-              </w:rPr>
-              <w:t>cctv HASANUDIN DEPAN MASJID</w:t>
-            </w:r>
-          </w:p>
-        </w:tc>
-        <w:tc>
-          <w:tcPr>
-            <w:tcW w:w="5528" w:type="dxa"/>
-            <w:tcMar>
-              <w:top w:w="56" w:type="dxa"/>
-              <w:left w:w="56" w:type="dxa"/>
-              <w:bottom w:w="56" w:type="dxa"/>
-              <w:right w:w="56" w:type="dxa"/>
-            </w:tcMar>
-            <w:vAlign w:val="center"/>
-          </w:tcPr>
-          <w:p>
-            <w:pPr>
-              <w:keepLines/>
-              <w:widowControl w:val="0"/>
-              <w:spacing w:line="240" w:lineRule="auto"/>
-              <w:jc w:val="center"/>
-              <w:rPr>
-                <w:b/>
-                <w:bCs/>
-                <w:sz w:val="20"/>
-                <w:szCs w:val="20"/>
-              </w:rPr>
-            </w:pPr>
-            <w:r>
-              <w:rPr>
-                <w:b/>
-                <w:bCs/>
-                <w:sz w:val="20"/>
-                <w:szCs w:val="20"/>
-              </w:rPr>
-              <w:t>Mission Critical Network Monitoring (5 Mbps 35 node)</w:t>
-            </w:r>
-          </w:p>
-          <w:p>
-            <w:pPr>
-              <w:pStyle w:val="ListParagraph"/>
-              <w:keepLines/>
-              <w:widowControl w:val="0"/>
-              <w:numPr>
-                <w:ilvl w:val="0"/>
-                <w:numId w:val="5"/>
-              </w:numPr>
-              <w:spacing w:line="240" w:lineRule="auto"/>
-              <w:jc w:val="center"/>
-              <w:rPr>
-                <w:b/>
-                <w:bCs/>
-                <w:sz w:val="20"/>
-                <w:szCs w:val="20"/>
-              </w:rPr>
-            </w:pPr>
-            <w:r>
-              <w:rPr>
-                <w:b/>
-                <w:bCs/>
-                <w:sz w:val="20"/>
-                <w:szCs w:val="20"/>
-              </w:rPr>
-              <w:t>cctv KAMPUS UNUD SUDIRMAN</w:t>
-            </w:r>
-          </w:p>
-        </w:tc>
-      </w:tr>
-      <w:tr>
-        <w:trPr>
-          <w:trHeight w:val="56"/>
-          <w:jc w:val="center"/>
-        </w:trPr>
-        <w:tc>
-          <w:tcPr>
-            <w:tcW w:w="5519" w:type="dxa"/>
-            <w:tcMar>
-              <w:top w:w="100" w:type="dxa"/>
-              <w:left w:w="100" w:type="dxa"/>
-              <w:bottom w:w="100" w:type="dxa"/>
-              <w:right w:w="100" w:type="dxa"/>
-            </w:tcMar>
-            <w:vAlign w:val="center"/>
-          </w:tcPr>
-          <w:p>
-            <w:pPr>
-              <w:keepLines/>
-              <w:widowControl w:val="0"/>
-              <w:spacing w:line="240" w:lineRule="auto"/>
-              <w:jc w:val="center"/>
-              <w:rPr>
-                <w:sz w:val="20"/>
-                <w:szCs w:val="20"/>
-              </w:rPr>
-            </w:pPr>
-            <w:r>
-              <w:rPr>
-                <w:sz w:val="20"/>
-                <w:szCs w:val="20"/>
-              </w:rPr>
-              <w:t>{%img_cctv_simpang_gatsu_dalung}</w:t>
-            </w:r>
-          </w:p>
-        </w:tc>
-        <w:tc>
-          <w:tcPr>
-            <w:tcW w:w="5528" w:type="dxa"/>
-            <w:tcMar>
-              <w:top w:w="56" w:type="dxa"/>
-              <w:left w:w="56" w:type="dxa"/>
-              <w:bottom w:w="56" w:type="dxa"/>
-              <w:right w:w="56" w:type="dxa"/>
-            </w:tcMar>
-            <w:vAlign w:val="center"/>
-          </w:tcPr>
-          <w:p>
-            <w:pPr>
-              <w:keepLines/>
-              <w:widowControl w:val="0"/>
-              <w:spacing w:line="240" w:lineRule="auto"/>
-              <w:jc w:val="center"/>
-              <w:rPr>
-                <w:sz w:val="20"/>
-                <w:szCs w:val="20"/>
-              </w:rPr>
-            </w:pPr>
-            <w:r>
-              <w:rPr>
-                <w:sz w:val="20"/>
-                <w:szCs w:val="20"/>
-              </w:rPr>
-              <w:t>{%img_cctv_simpang_kebo_iwa}</w:t>
-            </w:r>
-          </w:p>
-        </w:tc>
-      </w:tr>
-      <w:tr>
-        <w:trPr>
-          <w:trHeight w:val="56"/>
-          <w:jc w:val="center"/>
-        </w:trPr>
-        <w:tc>
-          <w:tcPr>
-            <w:tcW w:w="5519" w:type="dxa"/>
-            <w:tcMar>
-              <w:top w:w="100" w:type="dxa"/>
-              <w:left w:w="100" w:type="dxa"/>
-              <w:bottom w:w="100" w:type="dxa"/>
-              <w:right w:w="100" w:type="dxa"/>
-            </w:tcMar>
-            <w:vAlign w:val="center"/>
-          </w:tcPr>
-          <w:p>
-            <w:pPr>
-              <w:keepLines/>
-              <w:widowControl w:val="0"/>
-              <w:spacing w:line="240" w:lineRule="auto"/>
-              <w:jc w:val="center"/>
-              <w:rPr>
-                <w:b/>
-                <w:bCs/>
-                <w:sz w:val="20"/>
-                <w:szCs w:val="20"/>
-              </w:rPr>
-            </w:pPr>
-            <w:r>
-              <w:rPr>
-                <w:b/>
-                <w:bCs/>
-                <w:sz w:val="20"/>
-                <w:szCs w:val="20"/>
-              </w:rPr>
-              <w:t>Mission Critical Network Monitoring (5 Mbps 35 node)</w:t>
-            </w:r>
-          </w:p>
-          <w:p>
-            <w:pPr>
-              <w:pStyle w:val="ListParagraph"/>
-              <w:keepLines/>
-              <w:widowControl w:val="0"/>
-              <w:numPr>
-                <w:ilvl w:val="0"/>
-                <w:numId w:val="5"/>
-              </w:numPr>
-              <w:spacing w:line="240" w:lineRule="auto"/>
-              <w:jc w:val="center"/>
-              <w:rPr>
-                <w:b/>
-                <w:bCs/>
-                <w:sz w:val="20"/>
-                <w:szCs w:val="20"/>
-              </w:rPr>
-            </w:pPr>
-            <w:r>
-              <w:rPr>
-                <w:b/>
-                <w:bCs/>
-                <w:sz w:val="20"/>
-                <w:szCs w:val="20"/>
-              </w:rPr>
-              <w:t>cctv simpang GATSU DALUNG</w:t>
-            </w:r>
-          </w:p>
-        </w:tc>
-        <w:tc>
-          <w:tcPr>
-            <w:tcW w:w="5528" w:type="dxa"/>
-            <w:tcMar>
-              <w:top w:w="56" w:type="dxa"/>
-              <w:left w:w="56" w:type="dxa"/>
-              <w:bottom w:w="56" w:type="dxa"/>
-              <w:right w:w="56" w:type="dxa"/>
-            </w:tcMar>
-            <w:vAlign w:val="center"/>
-          </w:tcPr>
-          <w:p>
-            <w:pPr>
-              <w:keepLines/>
-              <w:widowControl w:val="0"/>
-              <w:spacing w:line="240" w:lineRule="auto"/>
-              <w:jc w:val="center"/>
-              <w:rPr>
-                <w:b/>
-                <w:bCs/>
-                <w:sz w:val="20"/>
-                <w:szCs w:val="20"/>
-              </w:rPr>
-            </w:pPr>
-            <w:r>
-              <w:rPr>
-                <w:b/>
-                <w:bCs/>
-                <w:sz w:val="20"/>
-                <w:szCs w:val="20"/>
-              </w:rPr>
-              <w:t>Mission Critical Network Monitoring (5 Mbps 35 node)</w:t>
-            </w:r>
-          </w:p>
-          <w:p>
-            <w:pPr>
-              <w:pStyle w:val="ListParagraph"/>
-              <w:keepLines/>
-              <w:widowControl w:val="0"/>
-              <w:numPr>
-                <w:ilvl w:val="0"/>
-                <w:numId w:val="5"/>
-              </w:numPr>
-              <w:spacing w:line="240" w:lineRule="auto"/>
-              <w:jc w:val="center"/>
-              <w:rPr>
-                <w:b/>
-                <w:bCs/>
-                <w:sz w:val="20"/>
-                <w:szCs w:val="20"/>
-              </w:rPr>
-            </w:pPr>
-            <w:r>
-              <w:rPr>
-                <w:b/>
-                <w:bCs/>
-                <w:sz w:val="20"/>
-                <w:szCs w:val="20"/>
-              </w:rPr>
-              <w:t>cctv simpang KEBO IWA</w:t>
-            </w:r>
-          </w:p>
-        </w:tc>
-      </w:tr>
-      <w:tr>
-        <w:trPr>
-          <w:trHeight w:val="56"/>
-          <w:jc w:val="center"/>
-        </w:trPr>
-        <w:tc>
-          <w:tcPr>
-            <w:tcW w:w="5519" w:type="dxa"/>
-            <w:tcMar>
-              <w:top w:w="100" w:type="dxa"/>
-              <w:left w:w="100" w:type="dxa"/>
-              <w:bottom w:w="100" w:type="dxa"/>
-              <w:right w:w="100" w:type="dxa"/>
-            </w:tcMar>
-            <w:vAlign w:val="center"/>
-          </w:tcPr>
-          <w:p>
-            <w:pPr>
-              <w:keepLines/>
-              <w:widowControl w:val="0"/>
-              <w:spacing w:line="240" w:lineRule="auto"/>
-              <w:jc w:val="center"/>
-              <w:rPr>
-                <w:sz w:val="20"/>
-                <w:szCs w:val="20"/>
-              </w:rPr>
-            </w:pPr>
-            <w:r>
-              <w:rPr>
-                <w:sz w:val="20"/>
-                <w:szCs w:val="20"/>
-              </w:rPr>
-              <w:t>{%img_cctv_simpang_buluh_indah}</w:t>
-            </w:r>
-          </w:p>
-        </w:tc>
-        <w:tc>
-          <w:tcPr>
-            <w:tcW w:w="5528" w:type="dxa"/>
-            <w:tcMar>
-              <w:top w:w="56" w:type="dxa"/>
-              <w:left w:w="56" w:type="dxa"/>
-              <w:bottom w:w="56" w:type="dxa"/>
-              <w:right w:w="56" w:type="dxa"/>
-            </w:tcMar>
-            <w:vAlign w:val="center"/>
-          </w:tcPr>
-          <w:p>
-            <w:pPr>
-              <w:keepLines/>
-              <w:widowControl w:val="0"/>
-              <w:spacing w:line="240" w:lineRule="auto"/>
-              <w:jc w:val="center"/>
-              <w:rPr>
-                <w:sz w:val="20"/>
-                <w:szCs w:val="20"/>
-              </w:rPr>
-            </w:pPr>
-            <w:r>
-              <w:rPr>
-                <w:sz w:val="20"/>
-                <w:szCs w:val="20"/>
-              </w:rPr>
-              <w:t>{%img_cctv_simpang_cokro_ubung}</w:t>
-            </w:r>
-          </w:p>
-        </w:tc>
-      </w:tr>
-      <w:tr>
-        <w:trPr>
-          <w:trHeight w:val="56"/>
-          <w:jc w:val="center"/>
-        </w:trPr>
-        <w:tc>
-          <w:tcPr>
-            <w:tcW w:w="5519" w:type="dxa"/>
-            <w:tcMar>
-              <w:top w:w="100" w:type="dxa"/>
-              <w:left w:w="100" w:type="dxa"/>
-              <w:bottom w:w="100" w:type="dxa"/>
-              <w:right w:w="100" w:type="dxa"/>
-            </w:tcMar>
-            <w:vAlign w:val="center"/>
-          </w:tcPr>
-          <w:p>
-            <w:pPr>
-              <w:keepLines/>
-              <w:widowControl w:val="0"/>
-              <w:spacing w:line="240" w:lineRule="auto"/>
-              <w:jc w:val="center"/>
-              <w:rPr>
-                <w:b/>
-                <w:bCs/>
-                <w:sz w:val="20"/>
-                <w:szCs w:val="20"/>
-              </w:rPr>
-            </w:pPr>
-            <w:r>
-              <w:rPr>
-                <w:b/>
-                <w:bCs/>
-                <w:sz w:val="20"/>
-                <w:szCs w:val="20"/>
-              </w:rPr>
-              <w:t>Mission Critical Network Monitoring (5 Mbps 35 node)</w:t>
-            </w:r>
-          </w:p>
-          <w:p>
-            <w:pPr>
-              <w:pStyle w:val="ListParagraph"/>
-              <w:keepLines/>
-              <w:widowControl w:val="0"/>
-              <w:numPr>
-                <w:ilvl w:val="0"/>
-                <w:numId w:val="5"/>
-              </w:numPr>
-              <w:spacing w:line="240" w:lineRule="auto"/>
-              <w:jc w:val="center"/>
-              <w:rPr>
-                <w:b/>
-                <w:bCs/>
-                <w:sz w:val="20"/>
-                <w:szCs w:val="20"/>
-              </w:rPr>
-            </w:pPr>
-            <w:r>
-              <w:rPr>
-                <w:b/>
-                <w:bCs/>
-                <w:sz w:val="20"/>
-                <w:szCs w:val="20"/>
-              </w:rPr>
-              <w:t>cctv simpang BULUH INDAH</w:t>
-            </w:r>
-          </w:p>
-        </w:tc>
-        <w:tc>
-          <w:tcPr>
-            <w:tcW w:w="5528" w:type="dxa"/>
-            <w:tcMar>
-              <w:top w:w="56" w:type="dxa"/>
-              <w:left w:w="56" w:type="dxa"/>
-              <w:bottom w:w="56" w:type="dxa"/>
-              <w:right w:w="56" w:type="dxa"/>
-            </w:tcMar>
-            <w:vAlign w:val="center"/>
-          </w:tcPr>
-          <w:p>
-            <w:pPr>
-              <w:keepLines/>
-              <w:widowControl w:val="0"/>
-              <w:spacing w:line="240" w:lineRule="auto"/>
-              <w:jc w:val="center"/>
-              <w:rPr>
-                <w:b/>
-                <w:bCs/>
-                <w:sz w:val="20"/>
-                <w:szCs w:val="20"/>
-              </w:rPr>
-            </w:pPr>
-            <w:r>
-              <w:rPr>
-                <w:b/>
-                <w:bCs/>
-                <w:sz w:val="20"/>
-                <w:szCs w:val="20"/>
-              </w:rPr>
-              <w:t>Mission Critical Network Monitoring (5 Mbps 35 node)</w:t>
-            </w:r>
-          </w:p>
-          <w:p>
-            <w:pPr>
-              <w:pStyle w:val="ListParagraph"/>
-              <w:keepLines/>
-              <w:widowControl w:val="0"/>
-              <w:numPr>
-                <w:ilvl w:val="0"/>
-                <w:numId w:val="5"/>
-              </w:numPr>
-              <w:spacing w:line="240" w:lineRule="auto"/>
-              <w:jc w:val="center"/>
-              <w:rPr>
-                <w:b/>
-                <w:bCs/>
-                <w:sz w:val="20"/>
-                <w:szCs w:val="20"/>
-              </w:rPr>
-            </w:pPr>
-            <w:r>
-              <w:rPr>
-                <w:b/>
-                <w:bCs/>
-                <w:sz w:val="20"/>
-                <w:szCs w:val="20"/>
-              </w:rPr>
-              <w:t>cctv simpang COKRO UBUNG</w:t>
-            </w:r>
-          </w:p>
-        </w:tc>
-      </w:tr>
-      <w:tr>
-        <w:trPr>
-          <w:trHeight w:val="56"/>
-          <w:jc w:val="center"/>
-        </w:trPr>
-        <w:tc>
-          <w:tcPr>
-            <w:tcW w:w="5519" w:type="dxa"/>
-            <w:tcMar>
-              <w:top w:w="100" w:type="dxa"/>
-              <w:left w:w="100" w:type="dxa"/>
-              <w:bottom w:w="100" w:type="dxa"/>
-              <w:right w:w="100" w:type="dxa"/>
-            </w:tcMar>
-            <w:vAlign w:val="center"/>
-          </w:tcPr>
-          <w:p>
-            <w:pPr>
-              <w:keepLines/>
-              <w:widowControl w:val="0"/>
-              <w:spacing w:line="240" w:lineRule="auto"/>
-              <w:jc w:val="center"/>
-              <w:rPr>
-                <w:sz w:val="20"/>
-                <w:szCs w:val="20"/>
-              </w:rPr>
-            </w:pPr>
-            <w:r>
-              <w:rPr>
-                <w:sz w:val="20"/>
-                <w:szCs w:val="20"/>
-              </w:rPr>
-              <w:t>{%img_cctv_simpang_a_yani}</w:t>
-            </w:r>
-          </w:p>
-        </w:tc>
-        <w:tc>
-          <w:tcPr>
-            <w:tcW w:w="5528" w:type="dxa"/>
-            <w:tcMar>
-              <w:top w:w="56" w:type="dxa"/>
-              <w:left w:w="56" w:type="dxa"/>
-              <w:bottom w:w="56" w:type="dxa"/>
-              <w:right w:w="56" w:type="dxa"/>
-            </w:tcMar>
-            <w:vAlign w:val="center"/>
-          </w:tcPr>
-          <w:p>
-            <w:pPr>
-              <w:keepLines/>
-              <w:widowControl w:val="0"/>
-              <w:spacing w:line="240" w:lineRule="auto"/>
-              <w:jc w:val="center"/>
-              <w:rPr>
-                <w:sz w:val="20"/>
-                <w:szCs w:val="20"/>
-              </w:rPr>
-            </w:pPr>
-            <w:r>
-              <w:rPr>
-                <w:sz w:val="20"/>
-                <w:szCs w:val="20"/>
-              </w:rPr>
-              <w:t>{%img_cctv_simpang_nangka}</w:t>
-            </w:r>
-          </w:p>
-        </w:tc>
-      </w:tr>
-      <w:tr>
-        <w:trPr>
-          <w:trHeight w:val="56"/>
-          <w:jc w:val="center"/>
-        </w:trPr>
-        <w:tc>
-          <w:tcPr>
-            <w:tcW w:w="5519" w:type="dxa"/>
-            <w:tcMar>
-              <w:top w:w="100" w:type="dxa"/>
-              <w:left w:w="100" w:type="dxa"/>
-              <w:bottom w:w="100" w:type="dxa"/>
-              <w:right w:w="100" w:type="dxa"/>
-            </w:tcMar>
-            <w:vAlign w:val="center"/>
-          </w:tcPr>
-          <w:p>
-            <w:pPr>
-              <w:keepLines/>
-              <w:widowControl w:val="0"/>
-              <w:spacing w:line="240" w:lineRule="auto"/>
-              <w:jc w:val="center"/>
-              <w:rPr>
-                <w:b/>
-                <w:bCs/>
-                <w:sz w:val="20"/>
-                <w:szCs w:val="20"/>
-              </w:rPr>
-            </w:pPr>
-            <w:r>
-              <w:rPr>
-                <w:b/>
-                <w:bCs/>
-                <w:sz w:val="20"/>
-                <w:szCs w:val="20"/>
-              </w:rPr>
-              <w:t>Mission Critical Network Monitoring (5 Mbps 35 node)</w:t>
-            </w:r>
-          </w:p>
-          <w:p>
-            <w:pPr>
-              <w:pStyle w:val="ListParagraph"/>
-              <w:keepLines/>
-              <w:widowControl w:val="0"/>
-              <w:numPr>
-                <w:ilvl w:val="0"/>
-                <w:numId w:val="5"/>
-              </w:numPr>
-              <w:spacing w:line="240" w:lineRule="auto"/>
-              <w:jc w:val="center"/>
-              <w:rPr>
-                <w:b/>
-                <w:bCs/>
-                <w:sz w:val="20"/>
-                <w:szCs w:val="20"/>
-              </w:rPr>
-            </w:pPr>
-            <w:r>
-              <w:rPr>
-                <w:b/>
-                <w:bCs/>
-                <w:sz w:val="20"/>
-                <w:szCs w:val="20"/>
-              </w:rPr>
-              <w:t>cctv simpang A YANI</w:t>
-            </w:r>
-          </w:p>
-        </w:tc>
-        <w:tc>
-          <w:tcPr>
-            <w:tcW w:w="5528" w:type="dxa"/>
-            <w:tcMar>
-              <w:top w:w="56" w:type="dxa"/>
-              <w:left w:w="56" w:type="dxa"/>
-              <w:bottom w:w="56" w:type="dxa"/>
-              <w:right w:w="56" w:type="dxa"/>
-            </w:tcMar>
-            <w:vAlign w:val="center"/>
-          </w:tcPr>
-          <w:p>
-            <w:pPr>
-              <w:keepLines/>
-              <w:widowControl w:val="0"/>
-              <w:spacing w:line="240" w:lineRule="auto"/>
-              <w:jc w:val="center"/>
-              <w:rPr>
-                <w:b/>
-                <w:bCs/>
-                <w:sz w:val="20"/>
-                <w:szCs w:val="20"/>
-              </w:rPr>
-            </w:pPr>
-            <w:r>
-              <w:rPr>
-                <w:b/>
-                <w:bCs/>
-                <w:sz w:val="20"/>
-                <w:szCs w:val="20"/>
-              </w:rPr>
-              <w:t>Mission Critical Network Monitoring (5 Mbps 35 node)</w:t>
-            </w:r>
-          </w:p>
-          <w:p>
-            <w:pPr>
-              <w:pStyle w:val="ListParagraph"/>
-              <w:keepLines/>
-              <w:widowControl w:val="0"/>
-              <w:numPr>
-                <w:ilvl w:val="0"/>
-                <w:numId w:val="5"/>
-              </w:numPr>
-              <w:spacing w:line="240" w:lineRule="auto"/>
-              <w:jc w:val="center"/>
-              <w:rPr>
-                <w:b/>
-                <w:bCs/>
-                <w:sz w:val="20"/>
-                <w:szCs w:val="20"/>
-              </w:rPr>
-            </w:pPr>
-            <w:r>
-              <w:rPr>
-                <w:b/>
-                <w:bCs/>
-                <w:sz w:val="20"/>
-                <w:szCs w:val="20"/>
-              </w:rPr>
-              <w:t>cctv simpang NANGKA</w:t>
-            </w:r>
-          </w:p>
-        </w:tc>
-      </w:tr>
-      <w:tr>
-        <w:trPr>
-          <w:trHeight w:val="56"/>
-          <w:jc w:val="center"/>
-        </w:trPr>
-        <w:tc>
-          <w:tcPr>
-            <w:tcW w:w="5519" w:type="dxa"/>
-            <w:tcMar>
-              <w:top w:w="100" w:type="dxa"/>
-              <w:left w:w="100" w:type="dxa"/>
-              <w:bottom w:w="100" w:type="dxa"/>
-              <w:right w:w="100" w:type="dxa"/>
-            </w:tcMar>
-            <w:vAlign w:val="center"/>
-          </w:tcPr>
-          <w:p>
-            <w:pPr>
-              <w:keepLines/>
-              <w:widowControl w:val="0"/>
-              <w:spacing w:line="240" w:lineRule="auto"/>
-              <w:jc w:val="center"/>
-              <w:rPr>
-                <w:sz w:val="20"/>
-                <w:szCs w:val="20"/>
-              </w:rPr>
-            </w:pPr>
-            <w:r>
-              <w:rPr>
-                <w:sz w:val="20"/>
-                <w:szCs w:val="20"/>
-              </w:rPr>
-              <w:t>{%img_cctv_simpang_titi_banda}</w:t>
-            </w:r>
-          </w:p>
-        </w:tc>
-        <w:tc>
-          <w:tcPr>
-            <w:tcW w:w="5528" w:type="dxa"/>
-            <w:tcMar>
-              <w:top w:w="56" w:type="dxa"/>
-              <w:left w:w="56" w:type="dxa"/>
-              <w:bottom w:w="56" w:type="dxa"/>
-              <w:right w:w="56" w:type="dxa"/>
-            </w:tcMar>
-            <w:vAlign w:val="center"/>
-          </w:tcPr>
-          <w:p>
-            <w:pPr>
-              <w:keepLines/>
-              <w:widowControl w:val="0"/>
-              <w:spacing w:line="240" w:lineRule="auto"/>
-              <w:jc w:val="center"/>
-              <w:rPr>
-                <w:sz w:val="20"/>
-                <w:szCs w:val="20"/>
-              </w:rPr>
-            </w:pPr>
-            <w:r>
-              <w:rPr>
-                <w:sz w:val="20"/>
-                <w:szCs w:val="20"/>
-              </w:rPr>
-              <w:t>{%img_cctv_simpang_6_teuku_umar}</w:t>
-            </w:r>
-          </w:p>
-        </w:tc>
-      </w:tr>
-      <w:tr>
-        <w:trPr>
-          <w:trHeight w:val="56"/>
-          <w:jc w:val="center"/>
-        </w:trPr>
-        <w:tc>
-          <w:tcPr>
-            <w:tcW w:w="5519" w:type="dxa"/>
-            <w:tcMar>
-              <w:top w:w="100" w:type="dxa"/>
-              <w:left w:w="100" w:type="dxa"/>
-              <w:bottom w:w="100" w:type="dxa"/>
-              <w:right w:w="100" w:type="dxa"/>
-            </w:tcMar>
-            <w:vAlign w:val="center"/>
-          </w:tcPr>
-          <w:p>
-            <w:pPr>
-              <w:keepLines/>
-              <w:widowControl w:val="0"/>
-              <w:spacing w:line="240" w:lineRule="auto"/>
-              <w:jc w:val="center"/>
-              <w:rPr>
-                <w:b/>
-                <w:bCs/>
-                <w:sz w:val="20"/>
-                <w:szCs w:val="20"/>
-              </w:rPr>
-            </w:pPr>
-            <w:r>
-              <w:rPr>
-                <w:b/>
-                <w:bCs/>
-                <w:sz w:val="20"/>
-                <w:szCs w:val="20"/>
-              </w:rPr>
-              <w:t>Mission Critical Network Monitoring (5 Mbps 35 node)</w:t>
-            </w:r>
-          </w:p>
-          <w:p>
-            <w:pPr>
-              <w:pStyle w:val="ListParagraph"/>
-              <w:keepLines/>
-              <w:widowControl w:val="0"/>
-              <w:numPr>
-                <w:ilvl w:val="0"/>
-                <w:numId w:val="5"/>
-              </w:numPr>
-              <w:spacing w:line="240" w:lineRule="auto"/>
-              <w:jc w:val="center"/>
-              <w:rPr>
-                <w:b/>
-                <w:bCs/>
-                <w:sz w:val="20"/>
-                <w:szCs w:val="20"/>
-              </w:rPr>
-            </w:pPr>
-            <w:r>
-              <w:rPr>
-                <w:b/>
-                <w:bCs/>
-                <w:sz w:val="20"/>
-                <w:szCs w:val="20"/>
-              </w:rPr>
-              <w:t>cctv simpang TITI BANDA</w:t>
-            </w:r>
-          </w:p>
-        </w:tc>
-        <w:tc>
-          <w:tcPr>
-            <w:tcW w:w="5528" w:type="dxa"/>
-            <w:tcMar>
-              <w:top w:w="56" w:type="dxa"/>
-              <w:left w:w="56" w:type="dxa"/>
-              <w:bottom w:w="56" w:type="dxa"/>
-              <w:right w:w="56" w:type="dxa"/>
-            </w:tcMar>
-            <w:vAlign w:val="center"/>
-          </w:tcPr>
-          <w:p>
-            <w:pPr>
-              <w:keepLines/>
-              <w:widowControl w:val="0"/>
-              <w:spacing w:line="240" w:lineRule="auto"/>
-              <w:jc w:val="center"/>
-              <w:rPr>
-                <w:b/>
-                <w:bCs/>
-                <w:sz w:val="20"/>
-                <w:szCs w:val="20"/>
-              </w:rPr>
-            </w:pPr>
-            <w:r>
-              <w:rPr>
-                <w:b/>
-                <w:bCs/>
-                <w:sz w:val="20"/>
-                <w:szCs w:val="20"/>
-              </w:rPr>
-              <w:t>Mission Critical Network Monitoring (5 Mbps 35 node)</w:t>
-            </w:r>
-          </w:p>
-          <w:p>
-            <w:pPr>
-              <w:pStyle w:val="ListParagraph"/>
-              <w:keepLines/>
-              <w:widowControl w:val="0"/>
-              <w:numPr>
-                <w:ilvl w:val="0"/>
-                <w:numId w:val="5"/>
-              </w:numPr>
-              <w:spacing w:line="240" w:lineRule="auto"/>
-              <w:jc w:val="center"/>
-              <w:rPr>
-                <w:b/>
-                <w:bCs/>
-                <w:sz w:val="20"/>
-                <w:szCs w:val="20"/>
-              </w:rPr>
-            </w:pPr>
-            <w:r>
-              <w:rPr>
-                <w:b/>
-                <w:bCs/>
-                <w:sz w:val="20"/>
-                <w:szCs w:val="20"/>
-              </w:rPr>
-              <w:t>cctv simpang 6 TEUKU UMAR</w:t>
-            </w:r>
-          </w:p>
-        </w:tc>
-      </w:tr>
-      <w:tr>
-        <w:trPr>
-          <w:trHeight w:val="56"/>
-          <w:jc w:val="center"/>
-        </w:trPr>
-        <w:tc>
-          <w:tcPr>
-            <w:tcW w:w="5519" w:type="dxa"/>
-            <w:tcMar>
-              <w:top w:w="100" w:type="dxa"/>
-              <w:left w:w="100" w:type="dxa"/>
-              <w:bottom w:w="100" w:type="dxa"/>
-              <w:right w:w="100" w:type="dxa"/>
-            </w:tcMar>
-            <w:vAlign w:val="center"/>
-          </w:tcPr>
-          <w:p>
-            <w:pPr>
-              <w:keepLines/>
-              <w:widowControl w:val="0"/>
-              <w:spacing w:line="240" w:lineRule="auto"/>
-              <w:jc w:val="center"/>
-              <w:rPr>
-                <w:sz w:val="20"/>
-                <w:szCs w:val="20"/>
-              </w:rPr>
-            </w:pPr>
-            <w:r>
-              <w:rPr>
-                <w:sz w:val="20"/>
-                <w:szCs w:val="20"/>
-              </w:rPr>
-              <w:t>{%img_cctv_simpang_simpang_buagan}</w:t>
-            </w:r>
-          </w:p>
-        </w:tc>
-        <w:tc>
-          <w:tcPr>
-            <w:tcW w:w="5528" w:type="dxa"/>
-            <w:tcMar>
-              <w:top w:w="56" w:type="dxa"/>
-              <w:left w:w="56" w:type="dxa"/>
-              <w:bottom w:w="56" w:type="dxa"/>
-              <w:right w:w="56" w:type="dxa"/>
-            </w:tcMar>
-            <w:vAlign w:val="center"/>
-          </w:tcPr>
-          <w:p>
-            <w:pPr>
-              <w:keepLines/>
-              <w:widowControl w:val="0"/>
-              <w:spacing w:line="240" w:lineRule="auto"/>
-              <w:jc w:val="center"/>
-              <w:rPr>
-                <w:sz w:val="20"/>
-                <w:szCs w:val="20"/>
-              </w:rPr>
-            </w:pPr>
-            <w:r>
-              <w:rPr>
-                <w:sz w:val="20"/>
-                <w:szCs w:val="20"/>
-              </w:rPr>
-              <w:t>{%img_cctv_kantor_kpu_provinsi_bali}</w:t>
-            </w:r>
-          </w:p>
-        </w:tc>
-      </w:tr>
-      <w:tr>
-        <w:trPr>
-          <w:trHeight w:val="56"/>
-          <w:jc w:val="center"/>
-        </w:trPr>
-        <w:tc>
-          <w:tcPr>
-            <w:tcW w:w="5519" w:type="dxa"/>
-            <w:tcMar>
-              <w:top w:w="100" w:type="dxa"/>
-              <w:left w:w="100" w:type="dxa"/>
-              <w:bottom w:w="100" w:type="dxa"/>
-              <w:right w:w="100" w:type="dxa"/>
-            </w:tcMar>
-            <w:vAlign w:val="center"/>
-          </w:tcPr>
-          <w:p>
-            <w:pPr>
-              <w:keepLines/>
-              <w:widowControl w:val="0"/>
-              <w:spacing w:line="240" w:lineRule="auto"/>
-              <w:jc w:val="center"/>
-              <w:rPr>
-                <w:b/>
-                <w:bCs/>
-                <w:sz w:val="20"/>
-                <w:szCs w:val="20"/>
-              </w:rPr>
-            </w:pPr>
-            <w:r>
-              <w:rPr>
-                <w:b/>
-                <w:bCs/>
-                <w:sz w:val="20"/>
-                <w:szCs w:val="20"/>
-              </w:rPr>
-              <w:t>Mission Critical Network Monitoring (5 Mbps 35 node)</w:t>
-            </w:r>
-          </w:p>
-          <w:p>
-            <w:pPr>
-              <w:pStyle w:val="ListParagraph"/>
-              <w:keepLines/>
-              <w:widowControl w:val="0"/>
-              <w:numPr>
-                <w:ilvl w:val="0"/>
-                <w:numId w:val="5"/>
-              </w:numPr>
-              <w:spacing w:line="240" w:lineRule="auto"/>
-              <w:jc w:val="center"/>
-              <w:rPr>
-                <w:b/>
-                <w:bCs/>
-                <w:sz w:val="20"/>
-                <w:szCs w:val="20"/>
-              </w:rPr>
-            </w:pPr>
-            <w:r>
-              <w:rPr>
-                <w:b/>
-                <w:bCs/>
-                <w:sz w:val="20"/>
-                <w:szCs w:val="20"/>
-              </w:rPr>
-              <w:t>cctv simpang SIMPANG BUAGAN</w:t>
-            </w:r>
-          </w:p>
-        </w:tc>
-        <w:tc>
-          <w:tcPr>
-            <w:tcW w:w="5528" w:type="dxa"/>
-            <w:tcMar>
-              <w:top w:w="56" w:type="dxa"/>
-              <w:left w:w="56" w:type="dxa"/>
-              <w:bottom w:w="56" w:type="dxa"/>
-              <w:right w:w="56" w:type="dxa"/>
-            </w:tcMar>
-            <w:vAlign w:val="center"/>
-          </w:tcPr>
-          <w:p>
-            <w:pPr>
-              <w:keepLines/>
-              <w:widowControl w:val="0"/>
-              <w:spacing w:line="240" w:lineRule="auto"/>
-              <w:jc w:val="center"/>
-              <w:rPr>
-                <w:b/>
-                <w:bCs/>
-                <w:sz w:val="20"/>
-                <w:szCs w:val="20"/>
-              </w:rPr>
-            </w:pPr>
-            <w:r>
-              <w:rPr>
-                <w:b/>
-                <w:bCs/>
-                <w:sz w:val="20"/>
-                <w:szCs w:val="20"/>
-              </w:rPr>
-              <w:t>Mission Critical Network Monitoring (5 Mbps 35 node)</w:t>
-            </w:r>
-          </w:p>
-          <w:p>
-            <w:pPr>
-              <w:pStyle w:val="ListParagraph"/>
-              <w:keepLines/>
-              <w:widowControl w:val="0"/>
-              <w:numPr>
-                <w:ilvl w:val="0"/>
-                <w:numId w:val="5"/>
-              </w:numPr>
-              <w:spacing w:line="240" w:lineRule="auto"/>
-              <w:jc w:val="center"/>
-              <w:rPr>
-                <w:b/>
-                <w:bCs/>
-                <w:sz w:val="20"/>
-                <w:szCs w:val="20"/>
-              </w:rPr>
-            </w:pPr>
-            <w:r>
-              <w:rPr>
-                <w:b/>
-                <w:bCs/>
-                <w:sz w:val="20"/>
-                <w:szCs w:val="20"/>
-              </w:rPr>
-              <w:t>cctv kantor KPU PROVINSI BALI</w:t>
-            </w:r>
-          </w:p>
-        </w:tc>
-      </w:tr>
-      <w:tr>
-        <w:trPr>
-          <w:trHeight w:val="56"/>
-          <w:jc w:val="center"/>
-        </w:trPr>
-        <w:tc>
-          <w:tcPr>
-            <w:tcW w:w="5519" w:type="dxa"/>
-            <w:tcMar>
-              <w:top w:w="100" w:type="dxa"/>
-              <w:left w:w="100" w:type="dxa"/>
-              <w:bottom w:w="100" w:type="dxa"/>
-              <w:right w:w="100" w:type="dxa"/>
-            </w:tcMar>
-            <w:vAlign w:val="center"/>
-          </w:tcPr>
-          <w:p>
-            <w:pPr>
-              <w:keepLines/>
-              <w:widowControl w:val="0"/>
-              <w:spacing w:line="240" w:lineRule="auto"/>
-              <w:jc w:val="center"/>
-              <w:rPr>
-                <w:sz w:val="20"/>
-                <w:szCs w:val="20"/>
-              </w:rPr>
-            </w:pPr>
-            <w:r>
-              <w:rPr>
-                <w:sz w:val="20"/>
-                <w:szCs w:val="20"/>
-              </w:rPr>
-              <w:t>{%img_cctv_puja_mandala}</w:t>
-            </w:r>
-          </w:p>
-        </w:tc>
-        <w:tc>
-          <w:tcPr>
-            <w:tcW w:w="5528" w:type="dxa"/>
-            <w:tcMar>
-              <w:top w:w="56" w:type="dxa"/>
-              <w:left w:w="56" w:type="dxa"/>
-              <w:bottom w:w="56" w:type="dxa"/>
-              <w:right w:w="56" w:type="dxa"/>
-            </w:tcMar>
-            <w:vAlign w:val="center"/>
-          </w:tcPr>
-          <w:p>
-            <w:pPr>
-              <w:keepLines/>
-              <w:widowControl w:val="0"/>
-              <w:spacing w:line="240" w:lineRule="auto"/>
-              <w:jc w:val="center"/>
-              <w:rPr>
-                <w:sz w:val="20"/>
-                <w:szCs w:val="20"/>
-              </w:rPr>
-            </w:pPr>
-            <w:r>
-              <w:rPr>
-                <w:sz w:val="20"/>
-                <w:szCs w:val="20"/>
-              </w:rPr>
-              <w:t>{%img_cctv_simpang_glael}</w:t>
-            </w:r>
-          </w:p>
-        </w:tc>
-      </w:tr>
-      <w:tr>
-        <w:trPr>
-          <w:trHeight w:val="56"/>
-          <w:jc w:val="center"/>
-        </w:trPr>
-        <w:tc>
-          <w:tcPr>
-            <w:tcW w:w="5519" w:type="dxa"/>
-            <w:tcMar>
-              <w:top w:w="100" w:type="dxa"/>
-              <w:left w:w="100" w:type="dxa"/>
-              <w:bottom w:w="100" w:type="dxa"/>
-              <w:right w:w="100" w:type="dxa"/>
-            </w:tcMar>
-            <w:vAlign w:val="center"/>
-          </w:tcPr>
-          <w:p>
-            <w:pPr>
-              <w:keepLines/>
-              <w:widowControl w:val="0"/>
-              <w:spacing w:line="240" w:lineRule="auto"/>
-              <w:jc w:val="center"/>
-              <w:rPr>
-                <w:b/>
-                <w:bCs/>
-                <w:sz w:val="20"/>
-                <w:szCs w:val="20"/>
-              </w:rPr>
-            </w:pPr>
-            <w:r>
-              <w:rPr>
-                <w:b/>
-                <w:bCs/>
-                <w:sz w:val="20"/>
-                <w:szCs w:val="20"/>
-              </w:rPr>
-              <w:t>Mission Critical Network Monitoring (5 Mbps 35 node)</w:t>
-            </w:r>
-          </w:p>
-          <w:p>
-            <w:pPr>
-              <w:pStyle w:val="ListParagraph"/>
-              <w:keepLines/>
-              <w:widowControl w:val="0"/>
-              <w:numPr>
-                <w:ilvl w:val="0"/>
-                <w:numId w:val="5"/>
-              </w:numPr>
-              <w:spacing w:line="240" w:lineRule="auto"/>
-              <w:jc w:val="center"/>
-              <w:rPr>
-                <w:b/>
-                <w:bCs/>
-                <w:sz w:val="20"/>
-                <w:szCs w:val="20"/>
-              </w:rPr>
-            </w:pPr>
-            <w:r>
-              <w:rPr>
-                <w:b/>
-                <w:bCs/>
-                <w:sz w:val="20"/>
-                <w:szCs w:val="20"/>
-              </w:rPr>
-              <w:t>cctv PUJA MANDALA</w:t>
-            </w:r>
-          </w:p>
-        </w:tc>
-        <w:tc>
-          <w:tcPr>
-            <w:tcW w:w="5528" w:type="dxa"/>
-            <w:tcMar>
-              <w:top w:w="56" w:type="dxa"/>
-              <w:left w:w="56" w:type="dxa"/>
-              <w:bottom w:w="56" w:type="dxa"/>
-              <w:right w:w="56" w:type="dxa"/>
-            </w:tcMar>
-            <w:vAlign w:val="center"/>
-          </w:tcPr>
-          <w:p>
-            <w:pPr>
-              <w:keepLines/>
-              <w:widowControl w:val="0"/>
-              <w:spacing w:line="240" w:lineRule="auto"/>
-              <w:jc w:val="center"/>
-              <w:rPr>
-                <w:b/>
-                <w:bCs/>
-                <w:sz w:val="20"/>
-                <w:szCs w:val="20"/>
-              </w:rPr>
-            </w:pPr>
-            <w:r>
-              <w:rPr>
-                <w:b/>
-                <w:bCs/>
-                <w:sz w:val="20"/>
-                <w:szCs w:val="20"/>
-              </w:rPr>
-              <w:t>Mission Critical Network Monitoring (5 Mbps 35 node)</w:t>
-            </w:r>
-          </w:p>
-          <w:p>
-            <w:pPr>
-              <w:pStyle w:val="ListParagraph"/>
-              <w:keepLines/>
-              <w:widowControl w:val="0"/>
-              <w:numPr>
-                <w:ilvl w:val="0"/>
-                <w:numId w:val="5"/>
-              </w:numPr>
-              <w:spacing w:line="240" w:lineRule="auto"/>
-              <w:jc w:val="center"/>
-              <w:rPr>
-                <w:b/>
-                <w:bCs/>
-                <w:sz w:val="20"/>
-                <w:szCs w:val="20"/>
-              </w:rPr>
-            </w:pPr>
-            <w:r>
-              <w:rPr>
-                <w:b/>
-                <w:bCs/>
-                <w:sz w:val="20"/>
-                <w:szCs w:val="20"/>
-              </w:rPr>
-              <w:t>cctv simpang GLAEL</w:t>
-            </w:r>
-          </w:p>
-        </w:tc>
-      </w:tr>
-      <w:tr>
-        <w:trPr>
-          <w:trHeight w:val="56"/>
-          <w:jc w:val="center"/>
-        </w:trPr>
-        <w:tc>
-          <w:tcPr>
-            <w:tcW w:w="5519" w:type="dxa"/>
-            <w:tcMar>
-              <w:top w:w="100" w:type="dxa"/>
-              <w:left w:w="100" w:type="dxa"/>
-              <w:bottom w:w="100" w:type="dxa"/>
-              <w:right w:w="100" w:type="dxa"/>
-            </w:tcMar>
-            <w:vAlign w:val="center"/>
-          </w:tcPr>
-          <w:p>
-            <w:pPr>
-              <w:keepLines/>
-              <w:widowControl w:val="0"/>
-              <w:spacing w:line="240" w:lineRule="auto"/>
-              <w:jc w:val="center"/>
-              <w:rPr>
-                <w:sz w:val="20"/>
-                <w:szCs w:val="20"/>
-              </w:rPr>
-            </w:pPr>
-            <w:r>
-              <w:rPr>
-                <w:sz w:val="20"/>
-                <w:szCs w:val="20"/>
-              </w:rPr>
-              <w:t>{%img_cctv_simpang_sunset_road_imam_bonjol}</w:t>
-            </w:r>
-          </w:p>
-        </w:tc>
-        <w:tc>
-          <w:tcPr>
-            <w:tcW w:w="5528" w:type="dxa"/>
-            <w:tcMar>
-              <w:top w:w="56" w:type="dxa"/>
-              <w:left w:w="56" w:type="dxa"/>
-              <w:bottom w:w="56" w:type="dxa"/>
-              <w:right w:w="56" w:type="dxa"/>
-            </w:tcMar>
-            <w:vAlign w:val="center"/>
-          </w:tcPr>
-          <w:p>
-            <w:pPr>
-              <w:keepLines/>
-              <w:widowControl w:val="0"/>
-              <w:spacing w:line="240" w:lineRule="auto"/>
-              <w:jc w:val="center"/>
-              <w:rPr>
-                <w:sz w:val="20"/>
-                <w:szCs w:val="20"/>
-              </w:rPr>
-            </w:pPr>
-            <w:r>
-              <w:rPr>
-                <w:sz w:val="20"/>
-                <w:szCs w:val="20"/>
-              </w:rPr>
-              <w:t>{%img_cctv_simpang_nakula}</w:t>
-            </w:r>
-          </w:p>
-        </w:tc>
-      </w:tr>
-      <w:tr>
-        <w:trPr>
-          <w:trHeight w:val="56"/>
-          <w:jc w:val="center"/>
-        </w:trPr>
-        <w:tc>
-          <w:tcPr>
-            <w:tcW w:w="5519" w:type="dxa"/>
-            <w:tcMar>
-              <w:top w:w="100" w:type="dxa"/>
-              <w:left w:w="100" w:type="dxa"/>
-              <w:bottom w:w="100" w:type="dxa"/>
-              <w:right w:w="100" w:type="dxa"/>
-            </w:tcMar>
-            <w:vAlign w:val="center"/>
-          </w:tcPr>
-          <w:p>
-            <w:pPr>
-              <w:keepLines/>
-              <w:widowControl w:val="0"/>
-              <w:spacing w:line="240" w:lineRule="auto"/>
-              <w:jc w:val="center"/>
-              <w:rPr>
-                <w:b/>
-                <w:bCs/>
-                <w:sz w:val="20"/>
-                <w:szCs w:val="20"/>
-              </w:rPr>
-            </w:pPr>
-            <w:r>
-              <w:rPr>
-                <w:b/>
-                <w:bCs/>
-                <w:sz w:val="20"/>
-                <w:szCs w:val="20"/>
-              </w:rPr>
-              <w:t>Mission Critical Network Monitoring (5 Mbps 35 node)</w:t>
-            </w:r>
-          </w:p>
-          <w:p>
-            <w:pPr>
-              <w:pStyle w:val="ListParagraph"/>
-              <w:keepLines/>
-              <w:widowControl w:val="0"/>
-              <w:numPr>
-                <w:ilvl w:val="0"/>
-                <w:numId w:val="5"/>
-              </w:numPr>
-              <w:spacing w:line="240" w:lineRule="auto"/>
-              <w:jc w:val="center"/>
-              <w:rPr>
-                <w:b/>
-                <w:bCs/>
-                <w:sz w:val="20"/>
-                <w:szCs w:val="20"/>
-              </w:rPr>
-            </w:pPr>
-            <w:r>
-              <w:rPr>
-                <w:b/>
-                <w:bCs/>
-                <w:sz w:val="20"/>
-                <w:szCs w:val="20"/>
-              </w:rPr>
-              <w:t>cctv simpang SUNSET ROAD IMAM BONJOL</w:t>
-            </w:r>
-          </w:p>
-        </w:tc>
-        <w:tc>
-          <w:tcPr>
-            <w:tcW w:w="5528" w:type="dxa"/>
-            <w:tcMar>
-              <w:top w:w="56" w:type="dxa"/>
-              <w:left w:w="56" w:type="dxa"/>
-              <w:bottom w:w="56" w:type="dxa"/>
-              <w:right w:w="56" w:type="dxa"/>
-            </w:tcMar>
-            <w:vAlign w:val="center"/>
-          </w:tcPr>
-          <w:p>
-            <w:pPr>
-              <w:keepLines/>
-              <w:widowControl w:val="0"/>
-              <w:spacing w:line="240" w:lineRule="auto"/>
-              <w:jc w:val="center"/>
-              <w:rPr>
-                <w:b/>
-                <w:bCs/>
-                <w:sz w:val="20"/>
-                <w:szCs w:val="20"/>
-              </w:rPr>
-            </w:pPr>
-            <w:r>
-              <w:rPr>
-                <w:b/>
-                <w:bCs/>
-                <w:sz w:val="20"/>
-                <w:szCs w:val="20"/>
-              </w:rPr>
-              <w:t>Mission Critical Network Monitoring (5 Mbps 35 node)</w:t>
-            </w:r>
-          </w:p>
-          <w:p>
-            <w:pPr>
-              <w:pStyle w:val="ListParagraph"/>
-              <w:keepLines/>
-              <w:widowControl w:val="0"/>
-              <w:numPr>
-                <w:ilvl w:val="0"/>
-                <w:numId w:val="5"/>
-              </w:numPr>
-              <w:spacing w:line="240" w:lineRule="auto"/>
-              <w:jc w:val="center"/>
-              <w:rPr>
-                <w:b/>
-                <w:bCs/>
-                <w:sz w:val="20"/>
-                <w:szCs w:val="20"/>
-              </w:rPr>
-            </w:pPr>
-            <w:r>
-              <w:rPr>
-                <w:b/>
-                <w:bCs/>
-                <w:sz w:val="20"/>
-                <w:szCs w:val="20"/>
-              </w:rPr>
-              <w:t>cctv simpang NAKULA</w:t>
-            </w:r>
-          </w:p>
-        </w:tc>
-      </w:tr>
-      <w:tr>
-        <w:trPr>
-          <w:trHeight w:val="56"/>
-          <w:jc w:val="center"/>
-        </w:trPr>
-        <w:tc>
-          <w:tcPr>
-            <w:tcW w:w="5519" w:type="dxa"/>
-            <w:tcMar>
-              <w:top w:w="100" w:type="dxa"/>
-              <w:left w:w="100" w:type="dxa"/>
-              <w:bottom w:w="100" w:type="dxa"/>
-              <w:right w:w="100" w:type="dxa"/>
-            </w:tcMar>
-            <w:vAlign w:val="center"/>
-          </w:tcPr>
-          <w:p>
-            <w:pPr>
-              <w:keepLines/>
-              <w:widowControl w:val="0"/>
-              <w:spacing w:line="240" w:lineRule="auto"/>
-              <w:jc w:val="center"/>
-              <w:rPr>
-                <w:sz w:val="20"/>
-                <w:szCs w:val="20"/>
-              </w:rPr>
-            </w:pPr>
-            <w:r>
-              <w:rPr>
-                <w:sz w:val="20"/>
-                <w:szCs w:val="20"/>
-              </w:rPr>
-              <w:t>{%img_cctv_simpang_spkunti}</w:t>
-            </w:r>
-          </w:p>
-        </w:tc>
-        <w:tc>
-          <w:tcPr>
-            <w:tcW w:w="5528" w:type="dxa"/>
-            <w:tcMar>
-              <w:top w:w="56" w:type="dxa"/>
-              <w:left w:w="56" w:type="dxa"/>
-              <w:bottom w:w="56" w:type="dxa"/>
-              <w:right w:w="56" w:type="dxa"/>
-            </w:tcMar>
-            <w:vAlign w:val="center"/>
-          </w:tcPr>
-          <w:p>
-            <w:pPr>
-              <w:keepLines/>
-              <w:widowControl w:val="0"/>
-              <w:spacing w:line="240" w:lineRule="auto"/>
-              <w:jc w:val="center"/>
-              <w:rPr>
-                <w:b/>
-                <w:bCs/>
-                <w:sz w:val="20"/>
-                <w:szCs w:val="20"/>
-              </w:rPr>
-            </w:pPr>
-          </w:p>
-        </w:tc>
-      </w:tr>
-      <w:tr>
-        <w:trPr>
-          <w:trHeight w:val="56"/>
-          <w:jc w:val="center"/>
-        </w:trPr>
-        <w:tc>
-          <w:tcPr>
-            <w:tcW w:w="5519" w:type="dxa"/>
-            <w:tcMar>
-              <w:top w:w="100" w:type="dxa"/>
-              <w:left w:w="100" w:type="dxa"/>
-              <w:bottom w:w="100" w:type="dxa"/>
-              <w:right w:w="100" w:type="dxa"/>
-            </w:tcMar>
-            <w:vAlign w:val="center"/>
-          </w:tcPr>
-          <w:p>
-            <w:pPr>
-              <w:keepLines/>
-              <w:widowControl w:val="0"/>
-              <w:spacing w:line="240" w:lineRule="auto"/>
-              <w:jc w:val="center"/>
-              <w:rPr>
-                <w:b/>
-                <w:bCs/>
-                <w:sz w:val="20"/>
-                <w:szCs w:val="20"/>
-              </w:rPr>
-            </w:pPr>
-            <w:r>
-              <w:rPr>
-                <w:b/>
-                <w:bCs/>
-                <w:sz w:val="20"/>
-                <w:szCs w:val="20"/>
-              </w:rPr>
-              <w:t>Mission Critical Network Monitoring (5 Mbps 35 node)</w:t>
-            </w:r>
-          </w:p>
-          <w:p>
-            <w:pPr>
-              <w:pStyle w:val="ListParagraph"/>
-              <w:keepLines/>
-              <w:widowControl w:val="0"/>
-              <w:numPr>
-                <w:ilvl w:val="0"/>
-                <w:numId w:val="5"/>
-              </w:numPr>
-              <w:spacing w:line="240" w:lineRule="auto"/>
-              <w:jc w:val="center"/>
-              <w:rPr>
-                <w:b/>
-                <w:bCs/>
-                <w:sz w:val="20"/>
-                <w:szCs w:val="20"/>
-              </w:rPr>
-            </w:pPr>
-            <w:r>
-              <w:rPr>
-                <w:b/>
-                <w:bCs/>
-                <w:sz w:val="20"/>
-                <w:szCs w:val="20"/>
-              </w:rPr>
-              <w:t>cctv simpang SPKUNTI</w:t>
-            </w:r>
-          </w:p>
-        </w:tc>
-        <w:tc>
-          <w:tcPr>
-            <w:tcW w:w="5528" w:type="dxa"/>
-            <w:tcMar>
-              <w:top w:w="56" w:type="dxa"/>
-              <w:left w:w="56" w:type="dxa"/>
-              <w:bottom w:w="56" w:type="dxa"/>
-              <w:right w:w="56" w:type="dxa"/>
-            </w:tcMar>
-            <w:vAlign w:val="center"/>
-          </w:tcPr>
-          <w:p>
-            <w:pPr>
-              <w:keepLines/>
-              <w:widowControl w:val="0"/>
-              <w:spacing w:line="240" w:lineRule="auto"/>
-              <w:jc w:val="center"/>
-              <w:rPr>
-                <w:sz w:val="20"/>
-                <w:szCs w:val="20"/>
-              </w:rPr>
-            </w:pPr>
-            <w:r>
-              <w:rPr>
-                <w:b/>
-                <w:bCs/>
-                <w:sz w:val="20"/>
-                <w:szCs w:val="20"/>
-              </w:rPr>
-              <w:t>Note :</w:t>
-            </w:r>
-            <w:r>
-              <w:rPr>
-                <w:b/>
-                <w:bCs/>
-                <w:sz w:val="20"/>
-                <w:szCs w:val="20"/>
-              </w:rPr>
-              <w:t xml:space="preserve"> </w:t>
-            </w:r>
-            <w:r>
-              <w:rPr>
-                <w:sz w:val="20"/>
-                <w:szCs w:val="20"/>
-              </w:rPr>
-              <w:t xml:space="preserve">Laporan jaringan periode </w:t>
-            </w:r>
-            <w:r>
-              <w:rPr>
-                <w:b/>
-                <w:bCs/>
-                <w:sz w:val="20"/>
-                <w:szCs w:val="20"/>
-              </w:rPr>
-              <w:t>{periode_laporan}</w:t>
+              <w:rPr>
+                <w:b/>
+                <w:bCs/>
+                <w:i/>
+                <w:iCs/>
+              </w:rPr>
+            </w:pPr>
+            <w:r>
+              <w:rPr>
+                <w:b/>
+                <w:bCs/>
+                <w:i/>
+                <w:iCs/>
+              </w:rPr>
+              <w:t>Note : Laporan jaringan periode {periode_laporan}</w:t>
             </w:r>
           </w:p>
         </w:tc>
@@ -4366,6 +4789,67 @@
         <w:keepLines/>
         <w:spacing w:line="48" w:lineRule="auto"/>
       </w:pPr>
+      <w:r>
+        <w:rPr>
+          <w:noProof/>
+        </w:rPr>
+        <w:drawing>
+          <wp:anchor distT="0" distB="0" distL="114300" distR="114300" simplePos="0" relativeHeight="251670528" behindDoc="0" locked="0" layoutInCell="1" allowOverlap="1" wp14:anchorId="0D6D8F3E" wp14:editId="743724B6">
+            <wp:simplePos x="0" y="0"/>
+            <wp:positionH relativeFrom="margin">
+              <wp:align>right</wp:align>
+            </wp:positionH>
+            <wp:positionV relativeFrom="margin">
+              <wp:posOffset>2394948</wp:posOffset>
+            </wp:positionV>
+            <wp:extent cx="6879590" cy="3218815"/>
+            <wp:effectExtent l="0" t="0" r="0" b="635"/>
+            <wp:wrapNone/>
+            <wp:docPr id="702192015" name="Picture 1"/>
+            <wp:cNvGraphicFramePr>
+              <a:graphicFrameLocks xmlns:a="http://schemas.openxmlformats.org/drawingml/2006/main" noChangeAspect="1"/>
+            </wp:cNvGraphicFramePr>
+            <a:graphic xmlns:a="http://schemas.openxmlformats.org/drawingml/2006/main">
+              <a:graphicData uri="http://schemas.openxmlformats.org/drawingml/2006/picture">
+                <pic:pic xmlns:pic="http://schemas.openxmlformats.org/drawingml/2006/picture">
+                  <pic:nvPicPr>
+                    <pic:cNvPr id="153770951" name="Picture 153770951"/>
+                    <pic:cNvPicPr/>
+                  </pic:nvPicPr>
+                  <pic:blipFill>
+                    <a:blip r:embed="rId7">
+                      <a:alphaModFix amt="20000"/>
+                      <a:extLst>
+                        <a:ext uri="{28A0092B-C50C-407E-A947-70E740481C1C}">
+                          <a14:useLocalDpi xmlns:a14="http://schemas.microsoft.com/office/drawing/2010/main" val="0"/>
+                        </a:ext>
+                      </a:extLst>
+                    </a:blip>
+                    <a:stretch>
+                      <a:fillRect/>
+                    </a:stretch>
+                  </pic:blipFill>
+                  <pic:spPr>
+                    <a:xfrm>
+                      <a:off x="0" y="0"/>
+                      <a:ext cx="6879590" cy="3218815"/>
+                    </a:xfrm>
+                    <a:prstGeom prst="rect">
+                      <a:avLst/>
+                    </a:prstGeom>
+                  </pic:spPr>
+                </pic:pic>
+              </a:graphicData>
+            </a:graphic>
+            <wp14:sizeRelH relativeFrom="margin">
+              <wp14:pctWidth>0</wp14:pctWidth>
+            </wp14:sizeRelH>
+            <wp14:sizeRelV relativeFrom="margin">
+              <wp14:pctHeight>0</wp14:pctHeight>
+            </wp14:sizeRelV>
+          </wp:anchor>
+        </w:drawing>
+      </w:r>
       <w:r>
         <w:t xml:space="preserve"> </w:t>
       </w:r>
@@ -4382,1050 +4866,6 @@
       </w:pPr>
       <w:bookmarkStart w:id="3" w:name="_56vg98q340xy" w:colFirst="0" w:colLast="0"/>
       <w:bookmarkEnd w:id="3"/>
-    </w:p>
-    <w:p>
-      <w:pPr>
-        <w:keepNext/>
-        <w:keepLines/>
-        <w:spacing w:line="48" w:lineRule="auto"/>
-        <w:ind w:right="340"/>
-      </w:pPr>
-    </w:p>
-    <w:p>
-      <w:pPr>
-        <w:keepNext/>
-        <w:keepLines/>
-        <w:spacing w:line="48" w:lineRule="auto"/>
-        <w:ind w:right="340"/>
-      </w:pPr>
-    </w:p>
-    <w:p>
-      <w:pPr>
-        <w:keepNext/>
-        <w:keepLines/>
-        <w:spacing w:line="48" w:lineRule="auto"/>
-        <w:ind w:right="340"/>
-      </w:pPr>
-    </w:p>
-    <w:p>
-      <w:pPr>
-        <w:keepNext/>
-        <w:keepLines/>
-        <w:spacing w:line="48" w:lineRule="auto"/>
-        <w:ind w:right="340"/>
-      </w:pPr>
-    </w:p>
-    <w:p>
-      <w:pPr>
-        <w:keepNext/>
-        <w:keepLines/>
-        <w:spacing w:line="48" w:lineRule="auto"/>
-        <w:ind w:right="340"/>
-      </w:pPr>
-    </w:p>
-    <w:p>
-      <w:pPr>
-        <w:keepNext/>
-        <w:keepLines/>
-        <w:spacing w:line="48" w:lineRule="auto"/>
-        <w:ind w:right="340"/>
-      </w:pPr>
-    </w:p>
-    <w:p>
-      <w:pPr>
-        <w:keepNext/>
-        <w:keepLines/>
-        <w:spacing w:line="48" w:lineRule="auto"/>
-        <w:ind w:right="340"/>
-      </w:pPr>
-    </w:p>
-    <w:p>
-      <w:pPr>
-        <w:keepNext/>
-        <w:keepLines/>
-        <w:spacing w:line="48" w:lineRule="auto"/>
-        <w:ind w:right="340"/>
-      </w:pPr>
-    </w:p>
-    <w:p>
-      <w:pPr>
-        <w:keepNext/>
-        <w:keepLines/>
-        <w:spacing w:line="48" w:lineRule="auto"/>
-        <w:ind w:right="340"/>
-      </w:pPr>
-    </w:p>
-    <w:tbl>
-      <w:tblPr>
-        <w:tblStyle w:val="a1"/>
-        <w:tblW w:w="11330" w:type="dxa"/>
-        <w:jc w:val="center"/>
-        <w:tblInd w:w="0" w:type="dxa"/>
-        <w:tblBorders>
-          <w:top w:val="single" w:sz="8" w:space="0" w:color="000000"/>
-          <w:left w:val="single" w:sz="8" w:space="0" w:color="000000"/>
-          <w:bottom w:val="single" w:sz="8" w:space="0" w:color="000000"/>
-          <w:right w:val="single" w:sz="8" w:space="0" w:color="000000"/>
-          <w:insideH w:val="single" w:sz="8" w:space="0" w:color="000000"/>
-          <w:insideV w:val="single" w:sz="8" w:space="0" w:color="000000"/>
-        </w:tblBorders>
-        <w:tblLayout w:type="fixed"/>
-        <w:tblLook w:val="0600" w:firstRow="0" w:lastRow="0" w:firstColumn="0" w:lastColumn="0" w:noHBand="1" w:noVBand="1"/>
-      </w:tblPr>
-      <w:tblGrid>
-        <w:gridCol w:w="5792"/>
-        <w:gridCol w:w="5538"/>
-      </w:tblGrid>
-      <w:tr>
-        <w:trPr>
-          <w:trHeight w:val="56"/>
-          <w:jc w:val="center"/>
-        </w:trPr>
-        <w:tc>
-          <w:tcPr>
-            <w:tcW w:w="11330" w:type="dxa"/>
-            <w:gridSpan w:val="2"/>
-            <w:tcMar>
-              <w:top w:w="100" w:type="dxa"/>
-              <w:left w:w="100" w:type="dxa"/>
-              <w:bottom w:w="100" w:type="dxa"/>
-              <w:right w:w="100" w:type="dxa"/>
-            </w:tcMar>
-            <w:vAlign w:val="center"/>
-          </w:tcPr>
-          <w:p>
-            <w:pPr>
-              <w:keepNext/>
-              <w:keepLines/>
-              <w:spacing w:line="240" w:lineRule="auto"/>
-              <w:ind w:right="340"/>
-              <w:jc w:val="center"/>
-              <w:rPr>
-                <w:b/>
-                <w:bCs/>
-                <w:sz w:val="24"/>
-                <w:szCs w:val="24"/>
-              </w:rPr>
-            </w:pPr>
-            <w:r>
-              <w:rPr>
-                <w:b/>
-                <w:bCs/>
-              </w:rPr>
-              <w:t>Mission Critical Network Local Access</w:t>
-            </w:r>
-          </w:p>
-        </w:tc>
-      </w:tr>
-      <w:tr>
-        <w:trPr>
-          <w:trHeight w:val="56"/>
-          <w:jc w:val="center"/>
-        </w:trPr>
-        <w:tc>
-          <w:tcPr>
-            <w:tcW w:w="5792" w:type="dxa"/>
-            <w:tcMar>
-              <w:top w:w="100" w:type="dxa"/>
-              <w:left w:w="100" w:type="dxa"/>
-              <w:bottom w:w="100" w:type="dxa"/>
-              <w:right w:w="100" w:type="dxa"/>
-            </w:tcMar>
-            <w:vAlign w:val="center"/>
-          </w:tcPr>
-          <w:p>
-            <w:pPr>
-              <w:pStyle w:val="ListParagraph"/>
-              <w:keepNext/>
-              <w:keepLines/>
-              <w:spacing w:line="240" w:lineRule="auto"/>
-              <w:ind w:right="340"/>
-              <w:rPr>
-                <w:b/>
-                <w:bCs/>
-              </w:rPr>
-            </w:pPr>
-          </w:p>
-        </w:tc>
-        <w:tc>
-          <w:tcPr>
-            <w:tcW w:w="5538" w:type="dxa"/>
-            <w:tcMar>
-              <w:top w:w="56" w:type="dxa"/>
-              <w:left w:w="56" w:type="dxa"/>
-              <w:bottom w:w="56" w:type="dxa"/>
-              <w:right w:w="56" w:type="dxa"/>
-            </w:tcMar>
-            <w:vAlign w:val="center"/>
-          </w:tcPr>
-          <w:p>
-            <w:pPr>
-              <w:pStyle w:val="ListParagraph"/>
-              <w:keepNext/>
-              <w:keepLines/>
-              <w:spacing w:line="240" w:lineRule="auto"/>
-              <w:ind w:right="340"/>
-              <w:rPr>
-                <w:b/>
-                <w:bCs/>
-              </w:rPr>
-            </w:pPr>
-          </w:p>
-        </w:tc>
-      </w:tr>
-      <w:tr>
-        <w:trPr>
-          <w:trHeight w:val="56"/>
-          <w:jc w:val="center"/>
-        </w:trPr>
-        <w:tc>
-          <w:tcPr>
-            <w:tcW w:w="5792" w:type="dxa"/>
-            <w:tcMar>
-              <w:top w:w="100" w:type="dxa"/>
-              <w:left w:w="100" w:type="dxa"/>
-              <w:bottom w:w="100" w:type="dxa"/>
-              <w:right w:w="100" w:type="dxa"/>
-            </w:tcMar>
-            <w:vAlign w:val="center"/>
-          </w:tcPr>
-          <w:p>
-            <w:pPr>
-              <w:pStyle w:val="ListParagraph"/>
-              <w:keepNext/>
-              <w:keepLines/>
-              <w:numPr>
-                <w:ilvl w:val="0"/>
-                <w:numId w:val="7"/>
-              </w:numPr>
-              <w:spacing w:line="240" w:lineRule="auto"/>
-              <w:ind w:right="340"/>
-              <w:jc w:val="center"/>
-              <w:rPr>
-                <w:b/>
-                <w:bCs/>
-              </w:rPr>
-            </w:pPr>
-            <w:r>
-              <w:rPr>
-                <w:b/>
-                <w:bCs/>
-                <w:sz w:val="20"/>
-                <w:szCs w:val="20"/>
-                <w:lang w:val="en-ID"/>
-              </w:rPr>
-              <w:t>SWITCH MANAGEMENT</w:t>
-            </w:r>
-            <w:r>
-              <w:rPr>
-                <w:b/>
-                <w:bCs/>
-                <w:sz w:val="20"/>
-                <w:szCs w:val="20"/>
-                <w:lang w:val="en-ID"/>
-              </w:rPr>
-              <w:t xml:space="preserve"> DEVICE</w:t>
-            </w:r>
-          </w:p>
-          <w:p>
-            <w:pPr>
-              <w:pStyle w:val="ListParagraph"/>
-              <w:keepNext/>
-              <w:keepLines/>
-              <w:spacing w:line="240" w:lineRule="auto"/>
-              <w:ind w:right="340"/>
-              <w:jc w:val="center"/>
-              <w:rPr>
-                <w:b/>
-                <w:bCs/>
-                <w:sz w:val="20"/>
-                <w:szCs w:val="20"/>
-                <w:lang w:val="en-ID"/>
-              </w:rPr>
-            </w:pPr>
-            <w:r>
-              <w:rPr>
-                <w:lang w:val="en-ID"/>
-              </w:rPr>
-              <w:t>Pengecekan koneksi lan</w:t>
-            </w:r>
-          </w:p>
-        </w:tc>
-        <w:tc>
-          <w:tcPr>
-            <w:tcW w:w="5538" w:type="dxa"/>
-            <w:tcMar>
-              <w:top w:w="56" w:type="dxa"/>
-              <w:left w:w="56" w:type="dxa"/>
-              <w:bottom w:w="56" w:type="dxa"/>
-              <w:right w:w="56" w:type="dxa"/>
-            </w:tcMar>
-            <w:vAlign w:val="center"/>
-          </w:tcPr>
-          <w:p>
-            <w:pPr>
-              <w:pStyle w:val="ListParagraph"/>
-              <w:keepNext/>
-              <w:keepLines/>
-              <w:numPr>
-                <w:ilvl w:val="0"/>
-                <w:numId w:val="8"/>
-              </w:numPr>
-              <w:spacing w:line="240" w:lineRule="auto"/>
-              <w:ind w:right="340"/>
-              <w:jc w:val="center"/>
-              <w:rPr>
-                <w:b/>
-                <w:bCs/>
-              </w:rPr>
-            </w:pPr>
-            <w:r>
-              <w:rPr>
-                <w:b/>
-                <w:bCs/>
-                <w:sz w:val="20"/>
-                <w:szCs w:val="20"/>
-                <w:lang w:val="en-ID"/>
-              </w:rPr>
-              <w:t>SWITCH MANAGEMENT</w:t>
-            </w:r>
-            <w:r>
-              <w:rPr>
-                <w:b/>
-                <w:bCs/>
-                <w:sz w:val="20"/>
-                <w:szCs w:val="20"/>
-                <w:lang w:val="en-ID"/>
-              </w:rPr>
-              <w:t xml:space="preserve"> DEVICE</w:t>
-            </w:r>
-          </w:p>
-          <w:p>
-            <w:pPr>
-              <w:pStyle w:val="ListParagraph"/>
-              <w:keepNext/>
-              <w:keepLines/>
-              <w:spacing w:line="240" w:lineRule="auto"/>
-              <w:ind w:right="340"/>
-              <w:jc w:val="center"/>
-              <w:rPr>
-                <w:b/>
-                <w:bCs/>
-                <w:sz w:val="20"/>
-                <w:szCs w:val="20"/>
-                <w:lang w:val="en-ID"/>
-              </w:rPr>
-            </w:pPr>
-            <w:r>
-              <w:rPr>
-                <w:lang w:val="en-ID"/>
-              </w:rPr>
-              <w:t>Pengecekan / Perapian UTP c</w:t>
-            </w:r>
-            <w:r>
-              <w:rPr>
-                <w:lang w:val="en-ID"/>
-              </w:rPr>
-              <w:t>able</w:t>
-            </w:r>
-          </w:p>
-        </w:tc>
-      </w:tr>
-      <w:tr>
-        <w:trPr>
-          <w:trHeight w:val="56"/>
-          <w:jc w:val="center"/>
-        </w:trPr>
-        <w:tc>
-          <w:tcPr>
-            <w:tcW w:w="5792" w:type="dxa"/>
-            <w:tcMar>
-              <w:top w:w="100" w:type="dxa"/>
-              <w:left w:w="100" w:type="dxa"/>
-              <w:bottom w:w="100" w:type="dxa"/>
-              <w:right w:w="100" w:type="dxa"/>
-            </w:tcMar>
-            <w:vAlign w:val="center"/>
-          </w:tcPr>
-          <w:p>
-            <w:pPr>
-              <w:pStyle w:val="ListParagraph"/>
-              <w:keepNext/>
-              <w:keepLines/>
-              <w:spacing w:line="240" w:lineRule="auto"/>
-              <w:ind w:right="340"/>
-              <w:jc w:val="center"/>
-              <w:rPr>
-                <w:b/>
-                <w:bCs/>
-                <w:sz w:val="20"/>
-                <w:szCs w:val="20"/>
-                <w:lang w:val="en-ID"/>
-              </w:rPr>
-            </w:pPr>
-          </w:p>
-        </w:tc>
-        <w:tc>
-          <w:tcPr>
-            <w:tcW w:w="5538" w:type="dxa"/>
-            <w:tcMar>
-              <w:top w:w="56" w:type="dxa"/>
-              <w:left w:w="56" w:type="dxa"/>
-              <w:bottom w:w="56" w:type="dxa"/>
-              <w:right w:w="56" w:type="dxa"/>
-            </w:tcMar>
-            <w:vAlign w:val="center"/>
-          </w:tcPr>
-          <w:p>
-            <w:pPr>
-              <w:pStyle w:val="ListParagraph"/>
-              <w:keepNext/>
-              <w:keepLines/>
-              <w:spacing w:line="240" w:lineRule="auto"/>
-              <w:ind w:right="340"/>
-              <w:jc w:val="center"/>
-              <w:rPr>
-                <w:b/>
-                <w:bCs/>
-                <w:sz w:val="20"/>
-                <w:szCs w:val="20"/>
-                <w:lang w:val="en-ID"/>
-              </w:rPr>
-            </w:pPr>
-          </w:p>
-        </w:tc>
-      </w:tr>
-      <w:tr>
-        <w:trPr>
-          <w:trHeight w:val="56"/>
-          <w:jc w:val="center"/>
-        </w:trPr>
-        <w:tc>
-          <w:tcPr>
-            <w:tcW w:w="5792" w:type="dxa"/>
-            <w:tcMar>
-              <w:top w:w="100" w:type="dxa"/>
-              <w:left w:w="100" w:type="dxa"/>
-              <w:bottom w:w="100" w:type="dxa"/>
-              <w:right w:w="100" w:type="dxa"/>
-            </w:tcMar>
-            <w:vAlign w:val="center"/>
-          </w:tcPr>
-          <w:p>
-            <w:pPr>
-              <w:pStyle w:val="ListParagraph"/>
-              <w:keepNext/>
-              <w:keepLines/>
-              <w:numPr>
-                <w:ilvl w:val="0"/>
-                <w:numId w:val="9"/>
-              </w:numPr>
-              <w:spacing w:line="240" w:lineRule="auto"/>
-              <w:ind w:right="340"/>
-              <w:jc w:val="center"/>
-              <w:rPr>
-                <w:b/>
-                <w:bCs/>
-                <w:sz w:val="20"/>
-                <w:szCs w:val="20"/>
-                <w:lang w:val="en-ID"/>
-              </w:rPr>
-            </w:pPr>
-            <w:r>
-              <w:rPr>
-                <w:b/>
-                <w:bCs/>
-                <w:sz w:val="20"/>
-                <w:szCs w:val="20"/>
-                <w:lang w:val="en-ID"/>
-              </w:rPr>
-              <w:t>SWITCH MANAGEMEN</w:t>
-            </w:r>
-            <w:r>
-              <w:rPr>
-                <w:b/>
-                <w:bCs/>
-                <w:sz w:val="20"/>
-                <w:szCs w:val="20"/>
-                <w:lang w:val="en-ID"/>
-              </w:rPr>
-              <w:t xml:space="preserve"> DEVICE</w:t>
-            </w:r>
-          </w:p>
-          <w:p>
-            <w:pPr>
-              <w:pStyle w:val="ListParagraph"/>
-              <w:keepNext/>
-              <w:keepLines/>
-              <w:spacing w:line="240" w:lineRule="auto"/>
-              <w:ind w:right="340"/>
-              <w:jc w:val="center"/>
-              <w:rPr>
-                <w:b/>
-                <w:bCs/>
-                <w:sz w:val="20"/>
-                <w:szCs w:val="20"/>
-                <w:lang w:val="en-ID"/>
-              </w:rPr>
-            </w:pPr>
-            <w:r>
-              <w:rPr>
-                <w:lang w:val="en-ID"/>
-              </w:rPr>
-              <w:t xml:space="preserve">Pengecekan tegangan </w:t>
-            </w:r>
-            <w:r>
-              <w:rPr>
-                <w:lang w:val="en-ID"/>
-              </w:rPr>
-              <w:t>DC Powersupply</w:t>
-            </w:r>
-          </w:p>
-        </w:tc>
-        <w:tc>
-          <w:tcPr>
-            <w:tcW w:w="5538" w:type="dxa"/>
-            <w:tcMar>
-              <w:top w:w="56" w:type="dxa"/>
-              <w:left w:w="56" w:type="dxa"/>
-              <w:bottom w:w="56" w:type="dxa"/>
-              <w:right w:w="56" w:type="dxa"/>
-            </w:tcMar>
-            <w:vAlign w:val="center"/>
-          </w:tcPr>
-          <w:p>
-            <w:pPr>
-              <w:pStyle w:val="ListParagraph"/>
-              <w:keepNext/>
-              <w:keepLines/>
-              <w:numPr>
-                <w:ilvl w:val="0"/>
-                <w:numId w:val="9"/>
-              </w:numPr>
-              <w:spacing w:line="240" w:lineRule="auto"/>
-              <w:ind w:right="340"/>
-              <w:jc w:val="center"/>
-              <w:rPr>
-                <w:b/>
-                <w:bCs/>
-                <w:sz w:val="20"/>
-                <w:szCs w:val="20"/>
-                <w:lang w:val="en-ID"/>
-              </w:rPr>
-            </w:pPr>
-            <w:r>
-              <w:rPr>
-                <w:b/>
-                <w:bCs/>
-                <w:sz w:val="20"/>
-                <w:szCs w:val="20"/>
-                <w:lang w:val="en-ID"/>
-              </w:rPr>
-              <w:t>ROUTER MANAGE DEVICE</w:t>
-            </w:r>
-          </w:p>
-          <w:p>
-            <w:pPr>
-              <w:pStyle w:val="ListParagraph"/>
-              <w:keepNext/>
-              <w:keepLines/>
-              <w:spacing w:line="240" w:lineRule="auto"/>
-              <w:ind w:right="340"/>
-              <w:jc w:val="center"/>
-              <w:rPr>
-                <w:b/>
-                <w:bCs/>
-                <w:sz w:val="20"/>
-                <w:szCs w:val="20"/>
-                <w:lang w:val="en-ID"/>
-              </w:rPr>
-            </w:pPr>
-            <w:r>
-              <w:rPr>
-                <w:lang w:val="en-ID"/>
-              </w:rPr>
-              <w:t>Update Configuration dan Firmware</w:t>
-            </w:r>
-          </w:p>
-        </w:tc>
-      </w:tr>
-      <w:tr>
-        <w:trPr>
-          <w:trHeight w:val="56"/>
-          <w:jc w:val="center"/>
-        </w:trPr>
-        <w:tc>
-          <w:tcPr>
-            <w:tcW w:w="5792" w:type="dxa"/>
-            <w:tcMar>
-              <w:top w:w="100" w:type="dxa"/>
-              <w:left w:w="100" w:type="dxa"/>
-              <w:bottom w:w="100" w:type="dxa"/>
-              <w:right w:w="100" w:type="dxa"/>
-            </w:tcMar>
-            <w:vAlign w:val="center"/>
-          </w:tcPr>
-          <w:p>
-            <w:pPr>
-              <w:pStyle w:val="ListParagraph"/>
-              <w:keepNext/>
-              <w:keepLines/>
-              <w:spacing w:line="240" w:lineRule="auto"/>
-              <w:ind w:right="340"/>
-              <w:jc w:val="center"/>
-              <w:rPr>
-                <w:b/>
-                <w:bCs/>
-                <w:sz w:val="20"/>
-                <w:szCs w:val="20"/>
-                <w:lang w:val="en-ID"/>
-              </w:rPr>
-            </w:pPr>
-          </w:p>
-        </w:tc>
-        <w:tc>
-          <w:tcPr>
-            <w:tcW w:w="5538" w:type="dxa"/>
-            <w:tcMar>
-              <w:top w:w="56" w:type="dxa"/>
-              <w:left w:w="56" w:type="dxa"/>
-              <w:bottom w:w="56" w:type="dxa"/>
-              <w:right w:w="56" w:type="dxa"/>
-            </w:tcMar>
-            <w:vAlign w:val="center"/>
-          </w:tcPr>
-          <w:p>
-            <w:pPr>
-              <w:pStyle w:val="ListParagraph"/>
-              <w:keepNext/>
-              <w:keepLines/>
-              <w:spacing w:line="240" w:lineRule="auto"/>
-              <w:ind w:right="340"/>
-              <w:jc w:val="center"/>
-              <w:rPr>
-                <w:b/>
-                <w:bCs/>
-                <w:sz w:val="20"/>
-                <w:szCs w:val="20"/>
-                <w:lang w:val="en-ID"/>
-              </w:rPr>
-            </w:pPr>
-          </w:p>
-        </w:tc>
-      </w:tr>
-      <w:tr>
-        <w:trPr>
-          <w:trHeight w:val="56"/>
-          <w:jc w:val="center"/>
-        </w:trPr>
-        <w:tc>
-          <w:tcPr>
-            <w:tcW w:w="5792" w:type="dxa"/>
-            <w:tcMar>
-              <w:top w:w="100" w:type="dxa"/>
-              <w:left w:w="100" w:type="dxa"/>
-              <w:bottom w:w="100" w:type="dxa"/>
-              <w:right w:w="100" w:type="dxa"/>
-            </w:tcMar>
-            <w:vAlign w:val="center"/>
-          </w:tcPr>
-          <w:p>
-            <w:pPr>
-              <w:pStyle w:val="ListParagraph"/>
-              <w:keepNext/>
-              <w:keepLines/>
-              <w:numPr>
-                <w:ilvl w:val="0"/>
-                <w:numId w:val="8"/>
-              </w:numPr>
-              <w:spacing w:line="240" w:lineRule="auto"/>
-              <w:ind w:right="340"/>
-              <w:jc w:val="center"/>
-              <w:rPr>
-                <w:b/>
-                <w:bCs/>
-                <w:sz w:val="20"/>
-                <w:szCs w:val="20"/>
-                <w:lang w:val="en-ID"/>
-              </w:rPr>
-            </w:pPr>
-            <w:r>
-              <w:rPr>
-                <w:b/>
-                <w:bCs/>
-                <w:sz w:val="20"/>
-                <w:szCs w:val="20"/>
-                <w:lang w:val="en-ID"/>
-              </w:rPr>
-              <w:t>ROUTER MANAGE DEVICE</w:t>
-            </w:r>
-          </w:p>
-          <w:p>
-            <w:pPr>
-              <w:pStyle w:val="ListParagraph"/>
-              <w:keepNext/>
-              <w:keepLines/>
-              <w:spacing w:line="240" w:lineRule="auto"/>
-              <w:ind w:right="340"/>
-              <w:jc w:val="center"/>
-              <w:rPr>
-                <w:b/>
-                <w:bCs/>
-                <w:sz w:val="20"/>
-                <w:szCs w:val="20"/>
-                <w:lang w:val="en-ID"/>
-              </w:rPr>
-            </w:pPr>
-            <w:r>
-              <w:rPr>
-                <w:lang w:val="en-ID"/>
-              </w:rPr>
-              <w:t>Failover Update</w:t>
-            </w:r>
-          </w:p>
-        </w:tc>
-        <w:tc>
-          <w:tcPr>
-            <w:tcW w:w="5538" w:type="dxa"/>
-            <w:tcMar>
-              <w:top w:w="56" w:type="dxa"/>
-              <w:left w:w="56" w:type="dxa"/>
-              <w:bottom w:w="56" w:type="dxa"/>
-              <w:right w:w="56" w:type="dxa"/>
-            </w:tcMar>
-            <w:vAlign w:val="center"/>
-          </w:tcPr>
-          <w:p>
-            <w:pPr>
-              <w:keepNext/>
-              <w:keepLines/>
-              <w:spacing w:line="240" w:lineRule="auto"/>
-              <w:ind w:left="360" w:right="340"/>
-              <w:jc w:val="center"/>
-              <w:rPr>
-                <w:b/>
-                <w:bCs/>
-                <w:sz w:val="20"/>
-                <w:szCs w:val="20"/>
-                <w:lang w:val="en-ID"/>
-              </w:rPr>
-            </w:pPr>
-            <w:r>
-              <w:rPr>
-                <w:b/>
-                <w:bCs/>
-                <w:sz w:val="20"/>
-                <w:szCs w:val="20"/>
-                <w:lang w:val="en-ID"/>
-              </w:rPr>
-              <w:t>2.</w:t>
-            </w:r>
-            <w:r>
-              <w:rPr>
-                <w:b/>
-                <w:bCs/>
-                <w:sz w:val="20"/>
-                <w:szCs w:val="20"/>
-                <w:lang w:val="en-ID"/>
-              </w:rPr>
-              <w:t>ROUTER MANAGE DEVICE</w:t>
-            </w:r>
-          </w:p>
-          <w:p>
-            <w:pPr>
-              <w:pStyle w:val="ListParagraph"/>
-              <w:keepNext/>
-              <w:keepLines/>
-              <w:spacing w:line="240" w:lineRule="auto"/>
-              <w:ind w:right="340"/>
-              <w:jc w:val="center"/>
-              <w:rPr>
-                <w:b/>
-                <w:bCs/>
-                <w:sz w:val="20"/>
-                <w:szCs w:val="20"/>
-                <w:lang w:val="en-ID"/>
-              </w:rPr>
-            </w:pPr>
-            <w:r>
-              <w:rPr>
-                <w:lang w:val="en-ID"/>
-              </w:rPr>
-              <w:t xml:space="preserve">Commisioning </w:t>
-            </w:r>
-            <w:r>
-              <w:rPr>
-                <w:lang w:val="en-ID"/>
-              </w:rPr>
-              <w:t xml:space="preserve">dan pengecekan </w:t>
-            </w:r>
-            <w:r>
-              <w:rPr>
-                <w:lang w:val="en-ID"/>
-              </w:rPr>
-              <w:t>fungsi</w:t>
-            </w:r>
-          </w:p>
-        </w:tc>
-      </w:tr>
-      <w:tr>
-        <w:trPr>
-          <w:trHeight w:val="56"/>
-          <w:jc w:val="center"/>
-        </w:trPr>
-        <w:tc>
-          <w:tcPr>
-            <w:tcW w:w="5792" w:type="dxa"/>
-            <w:tcMar>
-              <w:top w:w="100" w:type="dxa"/>
-              <w:left w:w="100" w:type="dxa"/>
-              <w:bottom w:w="100" w:type="dxa"/>
-              <w:right w:w="100" w:type="dxa"/>
-            </w:tcMar>
-            <w:vAlign w:val="center"/>
-          </w:tcPr>
-          <w:p>
-            <w:pPr>
-              <w:pStyle w:val="ListParagraph"/>
-              <w:keepNext/>
-              <w:keepLines/>
-              <w:spacing w:line="240" w:lineRule="auto"/>
-              <w:ind w:right="340"/>
-              <w:rPr>
-                <w:b/>
-                <w:bCs/>
-                <w:sz w:val="20"/>
-                <w:szCs w:val="20"/>
-                <w:lang w:val="en-ID"/>
-              </w:rPr>
-            </w:pPr>
-          </w:p>
-        </w:tc>
-        <w:tc>
-          <w:tcPr>
-            <w:tcW w:w="5538" w:type="dxa"/>
-            <w:tcMar>
-              <w:top w:w="56" w:type="dxa"/>
-              <w:left w:w="56" w:type="dxa"/>
-              <w:bottom w:w="56" w:type="dxa"/>
-              <w:right w:w="56" w:type="dxa"/>
-            </w:tcMar>
-            <w:vAlign w:val="center"/>
-          </w:tcPr>
-          <w:p>
-            <w:pPr>
-              <w:keepNext/>
-              <w:keepLines/>
-              <w:spacing w:line="240" w:lineRule="auto"/>
-              <w:ind w:left="360" w:right="340"/>
-              <w:jc w:val="center"/>
-              <w:rPr>
-                <w:b/>
-                <w:bCs/>
-                <w:sz w:val="20"/>
-                <w:szCs w:val="20"/>
-                <w:lang w:val="en-ID"/>
-              </w:rPr>
-            </w:pPr>
-          </w:p>
-        </w:tc>
-      </w:tr>
-      <w:tr>
-        <w:trPr>
-          <w:trHeight w:val="56"/>
-          <w:jc w:val="center"/>
-        </w:trPr>
-        <w:tc>
-          <w:tcPr>
-            <w:tcW w:w="5792" w:type="dxa"/>
-            <w:tcMar>
-              <w:top w:w="100" w:type="dxa"/>
-              <w:left w:w="100" w:type="dxa"/>
-              <w:bottom w:w="100" w:type="dxa"/>
-              <w:right w:w="100" w:type="dxa"/>
-            </w:tcMar>
-            <w:vAlign w:val="center"/>
-          </w:tcPr>
-          <w:p>
-            <w:pPr>
-              <w:pStyle w:val="ListParagraph"/>
-              <w:keepNext/>
-              <w:keepLines/>
-              <w:spacing w:line="240" w:lineRule="auto"/>
-              <w:ind w:right="340"/>
-              <w:jc w:val="center"/>
-              <w:rPr>
-                <w:b/>
-                <w:bCs/>
-                <w:sz w:val="20"/>
-                <w:szCs w:val="20"/>
-                <w:lang w:val="en-ID"/>
-              </w:rPr>
-            </w:pPr>
-            <w:r>
-              <w:rPr>
-                <w:b/>
-                <w:bCs/>
-                <w:sz w:val="20"/>
-                <w:szCs w:val="20"/>
-                <w:lang w:val="en-ID"/>
-              </w:rPr>
-              <w:t>Management Local Network Area</w:t>
-            </w:r>
-          </w:p>
-          <w:p>
-            <w:pPr>
-              <w:pStyle w:val="ListParagraph"/>
-              <w:keepNext/>
-              <w:keepLines/>
-              <w:spacing w:line="240" w:lineRule="auto"/>
-              <w:ind w:right="340"/>
-              <w:jc w:val="center"/>
-              <w:rPr>
-                <w:sz w:val="20"/>
-                <w:szCs w:val="20"/>
-                <w:lang w:val="en-ID"/>
-              </w:rPr>
-            </w:pPr>
-            <w:r>
-              <w:rPr>
-                <w:sz w:val="20"/>
-                <w:szCs w:val="20"/>
-                <w:lang w:val="en-ID"/>
-              </w:rPr>
-              <w:t>Monitoring dan perbaikan kendala</w:t>
-            </w:r>
-          </w:p>
-        </w:tc>
-        <w:tc>
-          <w:tcPr>
-            <w:tcW w:w="5538" w:type="dxa"/>
-            <w:tcMar>
-              <w:top w:w="56" w:type="dxa"/>
-              <w:left w:w="56" w:type="dxa"/>
-              <w:bottom w:w="56" w:type="dxa"/>
-              <w:right w:w="56" w:type="dxa"/>
-            </w:tcMar>
-            <w:vAlign w:val="center"/>
-          </w:tcPr>
-          <w:p>
-            <w:pPr>
-              <w:pStyle w:val="ListParagraph"/>
-              <w:keepNext/>
-              <w:keepLines/>
-              <w:spacing w:line="240" w:lineRule="auto"/>
-              <w:ind w:right="340"/>
-              <w:jc w:val="center"/>
-              <w:rPr>
-                <w:b/>
-                <w:bCs/>
-                <w:sz w:val="20"/>
-                <w:szCs w:val="20"/>
-                <w:lang w:val="en-ID"/>
-              </w:rPr>
-            </w:pPr>
-            <w:r>
-              <w:rPr>
-                <w:b/>
-                <w:bCs/>
-                <w:sz w:val="20"/>
-                <w:szCs w:val="20"/>
-                <w:lang w:val="en-ID"/>
-              </w:rPr>
-              <w:t>Management Local Network Area</w:t>
-            </w:r>
-          </w:p>
-          <w:p>
-            <w:pPr>
-              <w:pStyle w:val="ListParagraph"/>
-              <w:keepNext/>
-              <w:keepLines/>
-              <w:spacing w:line="240" w:lineRule="auto"/>
-              <w:ind w:right="340"/>
-              <w:jc w:val="center"/>
-              <w:rPr>
-                <w:b/>
-                <w:bCs/>
-                <w:sz w:val="20"/>
-                <w:szCs w:val="20"/>
-                <w:lang w:val="en-ID"/>
-              </w:rPr>
-            </w:pPr>
-            <w:r>
-              <w:rPr>
-                <w:sz w:val="20"/>
-                <w:szCs w:val="20"/>
-                <w:lang w:val="en-ID"/>
-              </w:rPr>
-              <w:t>Monitoring dan perbaikan kendala</w:t>
-            </w:r>
-          </w:p>
-        </w:tc>
-      </w:tr>
-    </w:tbl>
-    <w:p>
-      <w:pPr>
-        <w:keepNext/>
-        <w:keepLines/>
-        <w:spacing w:line="48" w:lineRule="auto"/>
-        <w:ind w:right="340"/>
-      </w:pPr>
-    </w:p>
-    <w:p>
-      <w:pPr>
-        <w:keepNext/>
-        <w:keepLines/>
-        <w:spacing w:line="48" w:lineRule="auto"/>
-        <w:ind w:right="340"/>
-      </w:pPr>
-    </w:p>
-    <w:p>
-      <w:pPr>
-        <w:keepNext/>
-        <w:keepLines/>
-        <w:spacing w:line="48" w:lineRule="auto"/>
-        <w:ind w:right="340"/>
-      </w:pPr>
-    </w:p>
-    <w:p>
-      <w:pPr>
-        <w:keepNext/>
-        <w:keepLines/>
-        <w:spacing w:line="48" w:lineRule="auto"/>
-        <w:ind w:right="340"/>
-      </w:pPr>
-    </w:p>
-    <w:p>
-      <w:pPr>
-        <w:keepNext/>
-        <w:keepLines/>
-        <w:spacing w:line="48" w:lineRule="auto"/>
-        <w:ind w:right="340"/>
-      </w:pPr>
-    </w:p>
-    <w:p>
-      <w:pPr>
-        <w:keepNext/>
-        <w:keepLines/>
-        <w:spacing w:line="48" w:lineRule="auto"/>
-        <w:ind w:right="340"/>
-      </w:pPr>
-    </w:p>
-    <w:p>
-      <w:pPr>
-        <w:keepNext/>
-        <w:keepLines/>
-        <w:spacing w:line="48" w:lineRule="auto"/>
-        <w:ind w:right="340"/>
-      </w:pPr>
-    </w:p>
-    <w:p>
-      <w:pPr>
-        <w:keepNext/>
-        <w:keepLines/>
-        <w:spacing w:line="48" w:lineRule="auto"/>
-        <w:ind w:right="340"/>
-      </w:pPr>
     </w:p>
     <w:p>
       <w:pPr>
@@ -5499,7 +4939,28 @@
           <w:sz w:val="20"/>
           <w:szCs w:val="20"/>
         </w:rPr>
-        <w:t>Denpasar,.................................................202</w:t>
+        <w:t>Denpasar,</w:t>
+      </w:r>
+      <w:r>
+        <w:rPr>
+          <w:sz w:val="20"/>
+          <w:szCs w:val="20"/>
+        </w:rPr>
+        <w:t xml:space="preserve">  </w:t>
+      </w:r>
+      <w:r>
+        <w:rPr>
+          <w:sz w:val="20"/>
+          <w:szCs w:val="20"/>
+        </w:rPr>
+        <w:t xml:space="preserve">{tanggal_buat} </w:t>
+      </w:r>
+      <w:r>
+        <w:rPr>
+          <w:sz w:val="20"/>
+          <w:szCs w:val="20"/>
+        </w:rPr>
+        <w:t>202</w:t>
       </w:r>
       <w:r>
         <w:rPr>
@@ -5535,264 +4996,348 @@
         </w:rPr>
       </w:pPr>
     </w:p>
-    <w:p>
-      <w:pPr>
-        <w:keepNext/>
-        <w:keepLines/>
-        <w:spacing w:line="240" w:lineRule="auto"/>
-        <w:ind w:left="-425" w:hanging="141"/>
+    <w:tbl>
+      <w:tblPr>
+        <w:tblStyle w:val="TableGrid"/>
+        <w:tblW w:w="0" w:type="auto"/>
         <w:jc w:val="center"/>
-        <w:rPr>
-          <w:sz w:val="20"/>
-          <w:szCs w:val="20"/>
-        </w:rPr>
-      </w:pPr>
-    </w:p>
-    <w:p>
-      <w:pPr>
-        <w:keepNext/>
-        <w:keepLines/>
-        <w:spacing w:line="240" w:lineRule="auto"/>
-        <w:ind w:left="-425" w:hanging="141"/>
-        <w:jc w:val="center"/>
-        <w:rPr>
-          <w:sz w:val="20"/>
-          <w:szCs w:val="20"/>
-        </w:rPr>
-      </w:pPr>
-    </w:p>
-    <w:p>
-      <w:pPr>
-        <w:keepNext/>
-        <w:keepLines/>
-        <w:spacing w:line="192" w:lineRule="auto"/>
-        <w:ind w:left="142" w:right="168" w:firstLine="1"/>
-        <w:rPr>
-          <w:sz w:val="20"/>
-          <w:szCs w:val="20"/>
-        </w:rPr>
-      </w:pPr>
-      <w:r>
-        <w:rPr>
-          <w:sz w:val="20"/>
-          <w:szCs w:val="20"/>
-        </w:rPr>
-        <w:t>Reported by :</w:t>
-      </w:r>
-      <w:r>
-        <w:rPr>
-          <w:sz w:val="20"/>
-          <w:szCs w:val="20"/>
-        </w:rPr>
-        <w:tab/>
-      </w:r>
-      <w:r>
-        <w:rPr>
-          <w:sz w:val="20"/>
-          <w:szCs w:val="20"/>
-        </w:rPr>
-        <w:tab/>
-      </w:r>
-      <w:r>
-        <w:rPr>
-          <w:sz w:val="20"/>
-          <w:szCs w:val="20"/>
-        </w:rPr>
-        <w:tab/>
-      </w:r>
-      <w:r>
-        <w:rPr>
-          <w:sz w:val="20"/>
-          <w:szCs w:val="20"/>
-        </w:rPr>
-        <w:tab/>
-      </w:r>
-      <w:r>
-        <w:rPr>
-          <w:sz w:val="20"/>
-          <w:szCs w:val="20"/>
-        </w:rPr>
-        <w:tab/>
-      </w:r>
-      <w:r>
-        <w:rPr>
-          <w:sz w:val="20"/>
-          <w:szCs w:val="20"/>
-        </w:rPr>
-        <w:tab/>
-      </w:r>
-      <w:r>
-        <w:rPr>
-          <w:sz w:val="20"/>
-          <w:szCs w:val="20"/>
-        </w:rPr>
-        <w:tab/>
-      </w:r>
-      <w:r>
-        <w:rPr>
-          <w:sz w:val="20"/>
-          <w:szCs w:val="20"/>
-        </w:rPr>
-        <w:tab/>
-        <w:t xml:space="preserve"> </w:t>
-      </w:r>
-      <w:r>
-        <w:rPr>
-          <w:sz w:val="20"/>
-          <w:szCs w:val="20"/>
-        </w:rPr>
-        <w:tab/>
-        <w:t xml:space="preserve">           </w:t>
-      </w:r>
-      <w:r>
-        <w:rPr>
-          <w:sz w:val="20"/>
-          <w:szCs w:val="20"/>
-        </w:rPr>
-        <w:t xml:space="preserve">   </w:t>
-      </w:r>
-      <w:r>
-        <w:rPr>
-          <w:sz w:val="20"/>
-          <w:szCs w:val="20"/>
-        </w:rPr>
-        <w:t>Checked by :</w:t>
-      </w:r>
-    </w:p>
-    <w:p>
-      <w:pPr>
-        <w:keepNext/>
-        <w:keepLines/>
-        <w:spacing w:line="192" w:lineRule="auto"/>
-        <w:ind w:left="142" w:right="168"/>
-        <w:rPr>
-          <w:b/>
-          <w:bCs/>
-          <w:sz w:val="20"/>
-          <w:szCs w:val="20"/>
-        </w:rPr>
-      </w:pPr>
-      <w:r>
-        <w:rPr>
-          <w:b/>
-          <w:bCs/>
-          <w:sz w:val="20"/>
-          <w:szCs w:val="20"/>
-        </w:rPr>
-        <w:t xml:space="preserve">PT. WISTEL TEKNOLOGI SOLUTION                                                                               TIM TEKNIS POLDA BALI                                                                                                                                                    </w:t>
-      </w:r>
-    </w:p>
-    <w:p>
-      <w:pPr>
-        <w:keepNext/>
-        <w:keepLines/>
-        <w:spacing w:line="192" w:lineRule="auto"/>
-        <w:ind w:left="142" w:right="168"/>
-        <w:rPr>
-          <w:b/>
-          <w:bCs/>
-          <w:sz w:val="20"/>
-          <w:szCs w:val="20"/>
-        </w:rPr>
-      </w:pPr>
-    </w:p>
-    <w:p>
-      <w:pPr>
-        <w:keepNext/>
-        <w:keepLines/>
-        <w:spacing w:line="192" w:lineRule="auto"/>
-        <w:ind w:left="142" w:right="168"/>
-        <w:rPr>
-          <w:b/>
-          <w:bCs/>
-          <w:sz w:val="20"/>
-          <w:szCs w:val="20"/>
-        </w:rPr>
-      </w:pPr>
-    </w:p>
-    <w:p>
-      <w:pPr>
-        <w:keepNext/>
-        <w:keepLines/>
-        <w:spacing w:line="192" w:lineRule="auto"/>
-        <w:ind w:left="142" w:right="168"/>
-        <w:rPr>
-          <w:b/>
-          <w:bCs/>
-          <w:sz w:val="20"/>
-          <w:szCs w:val="20"/>
-        </w:rPr>
-      </w:pPr>
-    </w:p>
-    <w:p>
-      <w:pPr>
-        <w:keepNext/>
-        <w:keepLines/>
-        <w:spacing w:line="192" w:lineRule="auto"/>
-        <w:ind w:left="142" w:right="168"/>
-        <w:rPr>
-          <w:b/>
-          <w:bCs/>
-          <w:sz w:val="20"/>
-          <w:szCs w:val="20"/>
-        </w:rPr>
-      </w:pPr>
-    </w:p>
-    <w:p>
-      <w:pPr>
-        <w:keepNext/>
-        <w:keepLines/>
-        <w:spacing w:line="192" w:lineRule="auto"/>
-        <w:ind w:left="142" w:right="168"/>
-        <w:rPr>
-          <w:b/>
-          <w:bCs/>
-          <w:sz w:val="20"/>
-          <w:szCs w:val="20"/>
-        </w:rPr>
-      </w:pPr>
-    </w:p>
-    <w:p>
-      <w:pPr>
-        <w:keepNext/>
-        <w:keepLines/>
-        <w:spacing w:line="192" w:lineRule="auto"/>
-        <w:ind w:left="142" w:right="168"/>
-        <w:rPr>
-          <w:b/>
-          <w:bCs/>
-          <w:sz w:val="20"/>
-          <w:szCs w:val="20"/>
-        </w:rPr>
-      </w:pPr>
-      <w:r>
-        <w:rPr>
-          <w:b/>
-          <w:bCs/>
-          <w:sz w:val="20"/>
-          <w:szCs w:val="20"/>
-        </w:rPr>
-        <w:t xml:space="preserve">_______________________   </w:t>
-      </w:r>
-      <w:r>
-        <w:rPr>
-          <w:b/>
-          <w:bCs/>
-          <w:sz w:val="20"/>
-          <w:szCs w:val="20"/>
-        </w:rPr>
-        <w:t xml:space="preserve">                                                                                    </w:t>
-      </w:r>
-      <w:r>
-        <w:rPr>
-          <w:b/>
-          <w:bCs/>
-          <w:sz w:val="20"/>
-          <w:szCs w:val="20"/>
-        </w:rPr>
-        <w:t>___________________________</w:t>
-      </w:r>
-    </w:p>
+        <w:tblBorders>
+          <w:top w:val="none" w:sz="0" w:space="0" w:color="auto"/>
+          <w:left w:val="none" w:sz="0" w:space="0" w:color="auto"/>
+          <w:bottom w:val="none" w:sz="0" w:space="0" w:color="auto"/>
+          <w:right w:val="none" w:sz="0" w:space="0" w:color="auto"/>
+          <w:insideH w:val="none" w:sz="0" w:space="0" w:color="auto"/>
+          <w:insideV w:val="none" w:sz="0" w:space="0" w:color="auto"/>
+        </w:tblBorders>
+        <w:tblLook w:val="04A0" w:firstRow="1" w:lastRow="0" w:firstColumn="1" w:lastColumn="0" w:noHBand="0" w:noVBand="1"/>
+      </w:tblPr>
+      <w:tblGrid>
+        <w:gridCol w:w="5106"/>
+        <w:gridCol w:w="5118"/>
+      </w:tblGrid>
+      <w:tr>
+        <w:trPr>
+          <w:trHeight w:val="449"/>
+          <w:jc w:val="center"/>
+        </w:trPr>
+        <w:tc>
+          <w:tcPr>
+            <w:tcW w:w="5106" w:type="dxa"/>
+            <w:vAlign w:val="center"/>
+          </w:tcPr>
+          <w:p>
+            <w:pPr>
+              <w:keepNext/>
+              <w:keepLines/>
+              <w:spacing w:line="192" w:lineRule="auto"/>
+              <w:ind w:right="27"/>
+              <w:jc w:val="center"/>
+              <w:rPr>
+                <w:sz w:val="20"/>
+                <w:szCs w:val="20"/>
+              </w:rPr>
+            </w:pPr>
+            <w:r>
+              <w:rPr>
+                <w:sz w:val="20"/>
+                <w:szCs w:val="20"/>
+              </w:rPr>
+              <w:t>PIHAK KEDUA</w:t>
+            </w:r>
+          </w:p>
+          <w:p>
+            <w:pPr>
+              <w:keepNext/>
+              <w:keepLines/>
+              <w:spacing w:line="192" w:lineRule="auto"/>
+              <w:ind w:right="27"/>
+              <w:jc w:val="center"/>
+              <w:rPr>
+                <w:sz w:val="20"/>
+                <w:szCs w:val="20"/>
+              </w:rPr>
+            </w:pPr>
+            <w:r>
+              <w:rPr>
+                <w:sz w:val="20"/>
+                <w:szCs w:val="20"/>
+              </w:rPr>
+              <w:t>PT. WISTEL TEKNOLOGI SOLUTION</w:t>
+            </w:r>
+          </w:p>
+        </w:tc>
+        <w:tc>
+          <w:tcPr>
+            <w:tcW w:w="5118" w:type="dxa"/>
+            <w:vAlign w:val="center"/>
+          </w:tcPr>
+          <w:p>
+            <w:pPr>
+              <w:keepNext/>
+              <w:keepLines/>
+              <w:spacing w:line="192" w:lineRule="auto"/>
+              <w:ind w:right="27"/>
+              <w:jc w:val="center"/>
+              <w:rPr>
+                <w:sz w:val="20"/>
+                <w:szCs w:val="20"/>
+              </w:rPr>
+            </w:pPr>
+            <w:r>
+              <w:rPr>
+                <w:sz w:val="20"/>
+                <w:szCs w:val="20"/>
+              </w:rPr>
+              <w:t>MENGETAHUI</w:t>
+            </w:r>
+          </w:p>
+          <w:p>
+            <w:pPr>
+              <w:keepNext/>
+              <w:keepLines/>
+              <w:spacing w:line="192" w:lineRule="auto"/>
+              <w:ind w:right="27"/>
+              <w:jc w:val="center"/>
+              <w:rPr>
+                <w:sz w:val="20"/>
+                <w:szCs w:val="20"/>
+              </w:rPr>
+            </w:pPr>
+            <w:r>
+              <w:rPr>
+                <w:sz w:val="20"/>
+                <w:szCs w:val="20"/>
+              </w:rPr>
+              <w:t>TIM TEKNIS</w:t>
+            </w:r>
+          </w:p>
+        </w:tc>
+      </w:tr>
+      <w:tr>
+        <w:trPr>
+          <w:jc w:val="center"/>
+        </w:trPr>
+        <w:tc>
+          <w:tcPr>
+            <w:tcW w:w="5106" w:type="dxa"/>
+            <w:vAlign w:val="center"/>
+          </w:tcPr>
+          <w:p>
+            <w:pPr>
+              <w:keepNext/>
+              <w:keepLines/>
+              <w:spacing w:line="192" w:lineRule="auto"/>
+              <w:ind w:right="27"/>
+              <w:jc w:val="center"/>
+              <w:rPr>
+                <w:sz w:val="20"/>
+                <w:szCs w:val="20"/>
+              </w:rPr>
+            </w:pPr>
+          </w:p>
+          <w:p>
+            <w:pPr>
+              <w:keepNext/>
+              <w:keepLines/>
+              <w:spacing w:line="192" w:lineRule="auto"/>
+              <w:ind w:right="27"/>
+              <w:jc w:val="center"/>
+              <w:rPr>
+                <w:sz w:val="20"/>
+                <w:szCs w:val="20"/>
+              </w:rPr>
+            </w:pPr>
+          </w:p>
+          <w:p>
+            <w:pPr>
+              <w:keepNext/>
+              <w:keepLines/>
+              <w:spacing w:line="192" w:lineRule="auto"/>
+              <w:ind w:right="27"/>
+              <w:jc w:val="center"/>
+              <w:rPr>
+                <w:sz w:val="20"/>
+                <w:szCs w:val="20"/>
+              </w:rPr>
+            </w:pPr>
+          </w:p>
+          <w:p>
+            <w:pPr>
+              <w:keepNext/>
+              <w:keepLines/>
+              <w:spacing w:line="192" w:lineRule="auto"/>
+              <w:ind w:right="27"/>
+              <w:jc w:val="center"/>
+              <w:rPr>
+                <w:sz w:val="20"/>
+                <w:szCs w:val="20"/>
+              </w:rPr>
+            </w:pPr>
+          </w:p>
+          <w:p>
+            <w:pPr>
+              <w:keepNext/>
+              <w:keepLines/>
+              <w:spacing w:line="192" w:lineRule="auto"/>
+              <w:ind w:right="27"/>
+              <w:jc w:val="center"/>
+              <w:rPr>
+                <w:sz w:val="20"/>
+                <w:szCs w:val="20"/>
+              </w:rPr>
+            </w:pPr>
+          </w:p>
+          <w:p>
+            <w:pPr>
+              <w:keepNext/>
+              <w:keepLines/>
+              <w:spacing w:line="192" w:lineRule="auto"/>
+              <w:ind w:right="27"/>
+              <w:jc w:val="center"/>
+              <w:rPr>
+                <w:sz w:val="20"/>
+                <w:szCs w:val="20"/>
+              </w:rPr>
+            </w:pPr>
+          </w:p>
+        </w:tc>
+        <w:tc>
+          <w:tcPr>
+            <w:tcW w:w="5118" w:type="dxa"/>
+            <w:vAlign w:val="center"/>
+          </w:tcPr>
+          <w:p>
+            <w:pPr>
+              <w:keepNext/>
+              <w:keepLines/>
+              <w:spacing w:line="192" w:lineRule="auto"/>
+              <w:ind w:right="27"/>
+              <w:jc w:val="center"/>
+              <w:rPr>
+                <w:sz w:val="20"/>
+                <w:szCs w:val="20"/>
+              </w:rPr>
+            </w:pPr>
+          </w:p>
+        </w:tc>
+      </w:tr>
+      <w:tr>
+        <w:trPr>
+          <w:trHeight w:val="261"/>
+          <w:jc w:val="center"/>
+        </w:trPr>
+        <w:tc>
+          <w:tcPr>
+            <w:tcW w:w="5106" w:type="dxa"/>
+            <w:vAlign w:val="center"/>
+          </w:tcPr>
+          <w:p>
+            <w:pPr>
+              <w:keepNext/>
+              <w:keepLines/>
+              <w:spacing w:line="192" w:lineRule="auto"/>
+              <w:ind w:right="27"/>
+              <w:jc w:val="center"/>
+              <w:rPr>
+                <w:sz w:val="20"/>
+                <w:szCs w:val="20"/>
+              </w:rPr>
+            </w:pPr>
+            <w:r>
+              <w:rPr>
+                <w:sz w:val="20"/>
+                <w:szCs w:val="20"/>
+              </w:rPr>
+              <w:t>WAYAN SUDARMA</w:t>
+            </w:r>
+          </w:p>
+        </w:tc>
+        <w:tc>
+          <w:tcPr>
+            <w:tcW w:w="5118" w:type="dxa"/>
+            <w:vAlign w:val="center"/>
+          </w:tcPr>
+          <w:p>
+            <w:pPr>
+              <w:keepNext/>
+              <w:keepLines/>
+              <w:spacing w:line="192" w:lineRule="auto"/>
+              <w:ind w:right="27"/>
+              <w:jc w:val="center"/>
+              <w:rPr>
+                <w:sz w:val="20"/>
+                <w:szCs w:val="20"/>
+              </w:rPr>
+            </w:pPr>
+            <w:r>
+              <w:rPr>
+                <w:sz w:val="20"/>
+                <w:szCs w:val="20"/>
+              </w:rPr>
+              <w:t>SUTRIAJI CAHYONO S., S.H.</w:t>
+            </w:r>
+          </w:p>
+        </w:tc>
+      </w:tr>
+      <w:tr>
+        <w:trPr>
+          <w:trHeight w:val="270"/>
+          <w:jc w:val="center"/>
+        </w:trPr>
+        <w:tc>
+          <w:tcPr>
+            <w:tcW w:w="5106" w:type="dxa"/>
+            <w:vAlign w:val="center"/>
+          </w:tcPr>
+          <w:p>
+            <w:pPr>
+              <w:keepNext/>
+              <w:keepLines/>
+              <w:spacing w:line="192" w:lineRule="auto"/>
+              <w:ind w:right="27"/>
+              <w:jc w:val="center"/>
+              <w:rPr>
+                <w:sz w:val="20"/>
+                <w:szCs w:val="20"/>
+              </w:rPr>
+            </w:pPr>
+            <w:r>
+              <w:rPr>
+                <w:sz w:val="20"/>
+                <w:szCs w:val="20"/>
+              </w:rPr>
+              <w:t>PIC</w:t>
+            </w:r>
+          </w:p>
+        </w:tc>
+        <w:tc>
+          <w:tcPr>
+            <w:tcW w:w="5118" w:type="dxa"/>
+            <w:vAlign w:val="center"/>
+          </w:tcPr>
+          <w:p>
+            <w:pPr>
+              <w:keepNext/>
+              <w:keepLines/>
+              <w:spacing w:line="192" w:lineRule="auto"/>
+              <w:ind w:right="27"/>
+              <w:jc w:val="center"/>
+              <w:rPr>
+                <w:sz w:val="20"/>
+                <w:szCs w:val="20"/>
+              </w:rPr>
+            </w:pPr>
+            <w:r>
+              <w:rPr>
+                <w:sz w:val="20"/>
+                <w:szCs w:val="20"/>
+              </w:rPr>
+              <w:t>AKP NRP 80070260</w:t>
+            </w:r>
+          </w:p>
+        </w:tc>
+      </w:tr>
+    </w:tbl>
     <w:p>
       <w:pPr>
         <w:keepNext/>
@@ -5804,17 +5349,10 @@
           <w:szCs w:val="20"/>
         </w:rPr>
       </w:pPr>
-      <w:r>
-        <w:rPr>
-          <w:sz w:val="20"/>
-          <w:szCs w:val="20"/>
-        </w:rPr>
-        <w:t>Teknisi</w:t>
-      </w:r>
     </w:p>
     <w:sectPr>
-      <w:headerReference w:type="default" r:id="rId7"/>
-      <w:footerReference w:type="default" r:id="rId8"/>
+      <w:headerReference w:type="default" r:id="rId8"/>
+      <w:footerReference w:type="default" r:id="rId9"/>
       <w:pgSz w:w="12240" w:h="18652" w:code="10000"/>
       <w:pgMar w:top="720" w:right="720" w:bottom="720" w:left="720" w:header="56" w:footer="1484" w:gutter="0"/>
       <w:pgNumType w:start="1"/>
@@ -6088,6 +5626,15 @@
         <w:szCs w:val="24"/>
       </w:rPr>
       <w:t>LAPORAN MONITORING LAYANAN JARINGAN DATA CENTER</w:t>
+    </w:r>
+    <w:r>
+      <w:rPr>
+        <w:b/>
+        <w:bCs/>
+        <w:sz w:val="24"/>
+        <w:szCs w:val="24"/>
+      </w:rPr>
+      <w:t xml:space="preserve"> BULAN {BULAN}</w:t>
     </w:r>
   </w:p>
   <w:p>
@@ -8218,6 +7765,25 @@
       </w:numPr>
     </w:pPr>
   </w:style>
+  <w:style w:type="table" w:styleId="TableGrid">
+    <w:name w:val="Table Grid"/>
+    <w:basedOn w:val="TableNormal"/>
+    <w:uiPriority w:val="39"/>
+    <w:rsid w:val="00EE7572"/>
+    <w:pPr>
+      <w:spacing w:line="240" w:lineRule="auto"/>
+    </w:pPr>
+    <w:tblPr>
+      <w:tblBorders>
+        <w:top w:val="single" w:sz="4" w:space="0" w:color="auto"/>
+        <w:left w:val="single" w:sz="4" w:space="0" w:color="auto"/>
+        <w:bottom w:val="single" w:sz="4" w:space="0" w:color="auto"/>
+        <w:right w:val="single" w:sz="4" w:space="0" w:color="auto"/>
+        <w:insideH w:val="single" w:sz="4" w:space="0" w:color="auto"/>
+        <w:insideV w:val="single" w:sz="4" w:space="0" w:color="auto"/>
+      </w:tblBorders>
+    </w:tblPr>
+  </w:style>
 </w:styles>
 </file>
 
